--- a/sunGames_sa_de_cv/Manuales/Manual_de_Organizacion_y_Funciones_SunGames_SA_de_CV_APA7.docx
+++ b/sunGames_sa_de_cv/Manuales/Manual_de_Organizacion_y_Funciones_SunGames_SA_de_CV_APA7.docx
@@ -8459,7 +8459,7 @@
           <w:sz w:val="22"/>
           <w:lang w:val="es-SV"/>
         </w:rPr>
-        <w:t>Elaboración propia, 2026. Representa los órganos sociales y las unidades funcionales de la sociedad.</w:t>
+        <w:t>Elaboración propia, 2026. Representa los órganos sociales y las unidades funcionales de la sociedad hasta el nivel departamental; la planta de la sociedad se integra por ocho puestos (P-001 a P-008), descritos en el Manual de Descripción de Puestos (SG-MDP-001).</w:t>
       </w:r>
     </w:p>
     <w:p>
@@ -11810,7 +11810,7 @@
         <w:rPr>
           <w:lang w:val="es-SV"/>
         </w:rPr>
-        <w:t>El siguiente cuadro resume los principales puestos de la estructura, con su misión, funciones, formación y competencias requeridas. El detalle completo de cada puesto se desarrolla en el Manual de Descripción de Puestos (SG-MDP-001).</w:t>
+        <w:t>El siguiente cuadro resume los ocho puestos de la estructura (P-001 a P-008), con su misión, funciones, formación y competencias requeridas. El detalle completo de cada puesto se desarrolla en el Manual de Descripción de Puestos (SG-MDP-001).</w:t>
       </w:r>
     </w:p>
     <w:p>
@@ -12047,7 +12047,7 @@
               <w:rPr>
                 <w:sz w:val="18"/>
               </w:rPr>
-              <w:t>Gerente General</w:t>
+              <w:t>Gerente General (Gerencia General)</w:t>
             </w:r>
           </w:p>
         </w:tc>
@@ -12180,7 +12180,7 @@
               <w:rPr>
                 <w:sz w:val="18"/>
               </w:rPr>
-              <w:t>Contador General / Gerente Financiero</w:t>
+              <w:t>Contador General (Finanzas y Contabilidad)</w:t>
             </w:r>
           </w:p>
         </w:tc>
@@ -12317,7 +12317,7 @@
                 <w:sz w:val="18"/>
                 <w:lang w:val="es-SV"/>
               </w:rPr>
-              <w:t>Desarrollador de Videojuegos / Líder de Desarrollo</w:t>
+              <w:t>Auxiliar Contable / Tesorero (Finanzas y Contabilidad)</w:t>
             </w:r>
           </w:p>
         </w:tc>
@@ -12334,14 +12334,28 @@
               <w:rPr>
                 <w:sz w:val="18"/>
               </w:rPr>
-              <w:t>Gerente</w:t>
+              <w:t>Contador General</w:t>
             </w:r>
             <w:proofErr w:type="spellEnd"/>
+          </w:p>
+        </w:tc>
+        <w:tc>
+          <w:tcPr>
+            <w:tcW w:w="1656" w:type="dxa"/>
+          </w:tcPr>
+          <w:p>
+            <w:pPr>
+              <w:spacing w:line="240" w:lineRule="auto"/>
+              <w:rPr>
+                <w:lang w:val="es-SV"/>
+              </w:rPr>
+            </w:pPr>
             <w:r>
               <w:rPr>
                 <w:sz w:val="18"/>
-              </w:rPr>
-              <w:t xml:space="preserve"> General</w:t>
+                <w:lang w:val="es-SV"/>
+              </w:rPr>
+              <w:t>Ejecutar el registro de operaciones y la custodia de caja y bancos.</w:t>
             </w:r>
           </w:p>
         </w:tc>
@@ -12361,27 +12375,7 @@
                 <w:sz w:val="18"/>
                 <w:lang w:val="es-SV"/>
               </w:rPr>
-              <w:t>Desarrollar y mantener los videojuegos y contenidos digitales.</w:t>
-            </w:r>
-          </w:p>
-        </w:tc>
-        <w:tc>
-          <w:tcPr>
-            <w:tcW w:w="1656" w:type="dxa"/>
-          </w:tcPr>
-          <w:p>
-            <w:pPr>
-              <w:spacing w:line="240" w:lineRule="auto"/>
-              <w:rPr>
-                <w:lang w:val="es-SV"/>
-              </w:rPr>
-            </w:pPr>
-            <w:r>
-              <w:rPr>
-                <w:sz w:val="18"/>
-                <w:lang w:val="es-SV"/>
-              </w:rPr>
-              <w:t>Diseñar, programar, probar y publicar títulos; administrar el catálogo.</w:t>
+              <w:t>Emitir comprobantes; registrar ingresos y egresos; preparar depósitos y conciliaciones; archivar soportes.</w:t>
             </w:r>
           </w:p>
         </w:tc>
@@ -12401,7 +12395,7 @@
                 <w:sz w:val="18"/>
                 <w:lang w:val="es-SV"/>
               </w:rPr>
-              <w:t>Ingeniería en Sistemas o afines; experiencia en desarrollo de videojuegos.</w:t>
+              <w:t>Técnico o estudiante de Contaduría; conocimientos de NIF y de legislación tributaria.</w:t>
             </w:r>
           </w:p>
         </w:tc>
@@ -12421,15 +12415,7 @@
                 <w:sz w:val="18"/>
                 <w:lang w:val="es-SV"/>
               </w:rPr>
-              <w:t>Programación, creatividad, trabajo en equipo, gestión de proyect</w:t>
-            </w:r>
-            <w:r>
-              <w:rPr>
-                <w:sz w:val="18"/>
-                <w:lang w:val="es-SV"/>
-              </w:rPr>
-              <w:lastRenderedPageBreak/>
-              <w:t>os.</w:t>
+              <w:t>Orden, precisión, honestidad, manejo de sistemas contables.</w:t>
             </w:r>
           </w:p>
         </w:tc>
@@ -12450,7 +12436,6 @@
               <w:rPr>
                 <w:sz w:val="18"/>
               </w:rPr>
-              <w:lastRenderedPageBreak/>
               <w:t>P-004</w:t>
             </w:r>
           </w:p>
@@ -12467,7 +12452,7 @@
               <w:rPr>
                 <w:sz w:val="18"/>
               </w:rPr>
-              <w:t>Ejecutivo Comercial</w:t>
+              <w:t>Líder de Desarrollo de Videojuegos (Tecnología y Desarrollo)</w:t>
             </w:r>
           </w:p>
         </w:tc>
@@ -12483,7 +12468,7 @@
               <w:rPr>
                 <w:sz w:val="18"/>
               </w:rPr>
-              <w:t>Comercial y Marketing</w:t>
+              <w:t>Gerente General</w:t>
             </w:r>
           </w:p>
         </w:tc>
@@ -12503,7 +12488,7 @@
                 <w:sz w:val="18"/>
                 <w:lang w:val="es-SV"/>
               </w:rPr>
-              <w:t>Gestionar ventas y relaciones con clientes.</w:t>
+              <w:t>Dirigir el desarrollo de los títulos y el catálogo de videojuegos de la sociedad.</w:t>
             </w:r>
           </w:p>
         </w:tc>
@@ -12523,7 +12508,7 @@
                 <w:sz w:val="18"/>
                 <w:lang w:val="es-SV"/>
               </w:rPr>
-              <w:t>Vender y promocionar productos; administrar cuentas; facturación y cobros.</w:t>
+              <w:t>Definir el plan de proyectos (roadmap); coordinar al equipo; controlar avance y calidad; proveer los costos a contabilidad.</w:t>
             </w:r>
           </w:p>
         </w:tc>
@@ -12543,7 +12528,7 @@
                 <w:sz w:val="18"/>
                 <w:lang w:val="es-SV"/>
               </w:rPr>
-              <w:t>Técnico o licenciatura en Mercadeo o afines; experiencia en ventas.</w:t>
+              <w:t>Ingeniería en Sistemas o afines; experiencia en gestión de proyectos de software.</w:t>
             </w:r>
           </w:p>
         </w:tc>
@@ -12563,7 +12548,7 @@
                 <w:sz w:val="18"/>
                 <w:lang w:val="es-SV"/>
               </w:rPr>
-              <w:t>Negociación, comunicación, orientación al cliente.</w:t>
+              <w:t>Gestión de proyectos, liderazgo técnico, trabajo en equipo.</w:t>
             </w:r>
           </w:p>
         </w:tc>
@@ -12604,7 +12589,7 @@
                 <w:sz w:val="18"/>
                 <w:lang w:val="es-SV"/>
               </w:rPr>
-              <w:t>Encargado de Talento Humano / Planillas</w:t>
+              <w:t>Desarrollador de Videojuegos y Control de Calidad (Tecnología y Desarrollo)</w:t>
             </w:r>
           </w:p>
         </w:tc>
@@ -12621,14 +12606,28 @@
               <w:rPr>
                 <w:sz w:val="18"/>
               </w:rPr>
-              <w:t>Gerente</w:t>
+              <w:t>Líder de Desarrollo de Videojuegos</w:t>
             </w:r>
             <w:proofErr w:type="spellEnd"/>
+          </w:p>
+        </w:tc>
+        <w:tc>
+          <w:tcPr>
+            <w:tcW w:w="1656" w:type="dxa"/>
+          </w:tcPr>
+          <w:p>
+            <w:pPr>
+              <w:spacing w:line="240" w:lineRule="auto"/>
+              <w:rPr>
+                <w:lang w:val="es-SV"/>
+              </w:rPr>
+            </w:pPr>
             <w:r>
               <w:rPr>
                 <w:sz w:val="18"/>
-              </w:rPr>
-              <w:t xml:space="preserve"> General</w:t>
+                <w:lang w:val="es-SV"/>
+              </w:rPr>
+              <w:t>Programar y verificar la calidad de los títulos antes de su lanzamiento.</w:t>
             </w:r>
           </w:p>
         </w:tc>
@@ -12648,7 +12647,68 @@
                 <w:sz w:val="18"/>
                 <w:lang w:val="es-SV"/>
               </w:rPr>
-              <w:t>Administrar planillas y la gestión del personal.</w:t>
+              <w:t>Programar mecánicas e interfaces; integrar recursos; ejecutar pruebas; documentar y corregir defectos.</w:t>
+            </w:r>
+          </w:p>
+        </w:tc>
+        <w:tc>
+          <w:tcPr>
+            <w:tcW w:w="1440" w:type="dxa"/>
+          </w:tcPr>
+          <w:p>
+            <w:pPr>
+              <w:spacing w:line="240" w:lineRule="auto"/>
+              <w:rPr>
+                <w:lang w:val="es-SV"/>
+              </w:rPr>
+            </w:pPr>
+            <w:r>
+              <w:rPr>
+                <w:sz w:val="18"/>
+                <w:lang w:val="es-SV"/>
+              </w:rPr>
+              <w:t>Ingeniería en Sistemas o técnico en programación / pruebas de software; experiencia en desarrollo o QA.</w:t>
+            </w:r>
+          </w:p>
+        </w:tc>
+        <w:tc>
+          <w:tcPr>
+            <w:tcW w:w="792" w:type="dxa"/>
+          </w:tcPr>
+          <w:p>
+            <w:pPr>
+              <w:spacing w:line="240" w:lineRule="auto"/>
+              <w:rPr>
+                <w:lang w:val="es-SV"/>
+              </w:rPr>
+            </w:pPr>
+            <w:r>
+              <w:rPr>
+                <w:sz w:val="18"/>
+                <w:lang w:val="es-SV"/>
+              </w:rPr>
+              <w:t>Atención al detalle, resolución de problemas, adaptabilidad tecnológica.</w:t>
+            </w:r>
+          </w:p>
+        </w:tc>
+      </w:tr>
+      <w:tr>
+        <w:trPr>
+          <w:jc w:val="center"/>
+        </w:trPr>
+        <w:tc>
+          <w:tcPr>
+            <w:tcW w:w="792" w:type="dxa"/>
+          </w:tcPr>
+          <w:p>
+            <w:pPr>
+              <w:spacing w:line="240" w:lineRule="auto"/>
+            </w:pPr>
+            <w:r>
+              <w:rPr>
+                <w:sz w:val="18"/>
+              </w:rPr>
+              <w:t>P-006</w:t>
             </w:r>
           </w:p>
         </w:tc>
@@ -12659,16 +12719,68 @@
           <w:p>
             <w:pPr>
               <w:spacing w:line="240" w:lineRule="auto"/>
-              <w:rPr>
-                <w:lang w:val="es-SV"/>
-              </w:rPr>
             </w:pPr>
             <w:r>
               <w:rPr>
                 <w:sz w:val="18"/>
+              </w:rPr>
+              <w:t>Ejecutivo Comercial y Marketing (Comercial y Marketing)</w:t>
+            </w:r>
+          </w:p>
+        </w:tc>
+        <w:tc>
+          <w:tcPr>
+            <w:tcW w:w="1368" w:type="dxa"/>
+          </w:tcPr>
+          <w:p>
+            <w:pPr>
+              <w:spacing w:line="240" w:lineRule="auto"/>
+            </w:pPr>
+            <w:r>
+              <w:rPr>
+                <w:sz w:val="18"/>
+              </w:rPr>
+              <w:t>Gerente General</w:t>
+            </w:r>
+          </w:p>
+        </w:tc>
+        <w:tc>
+          <w:tcPr>
+            <w:tcW w:w="1656" w:type="dxa"/>
+          </w:tcPr>
+          <w:p>
+            <w:pPr>
+              <w:spacing w:line="240" w:lineRule="auto"/>
+              <w:rPr>
                 <w:lang w:val="es-SV"/>
               </w:rPr>
-              <w:t>Contratos; planillas ISSS/AFP; control de asistencia; capacitación.</w:t>
+            </w:pPr>
+            <w:r>
+              <w:rPr>
+                <w:sz w:val="18"/>
+                <w:lang w:val="es-SV"/>
+              </w:rPr>
+              <w:t>Comercializar los productos y servicios de la sociedad y atender la recepción.</w:t>
+            </w:r>
+          </w:p>
+        </w:tc>
+        <w:tc>
+          <w:tcPr>
+            <w:tcW w:w="1656" w:type="dxa"/>
+          </w:tcPr>
+          <w:p>
+            <w:pPr>
+              <w:spacing w:line="240" w:lineRule="auto"/>
+              <w:rPr>
+                <w:lang w:val="es-SV"/>
+              </w:rPr>
+            </w:pPr>
+            <w:r>
+              <w:rPr>
+                <w:sz w:val="18"/>
+                <w:lang w:val="es-SV"/>
+              </w:rPr>
+              <w:t>Ejecutar el plan de ventas; gestionar tiendas digitales; negociar contratos; atender visitas y llamadas.</w:t>
             </w:r>
           </w:p>
         </w:tc>
@@ -12688,7 +12800,140 @@
                 <w:sz w:val="18"/>
                 <w:lang w:val="es-SV"/>
               </w:rPr>
-              <w:t>Licenciatura en Administración de Empresas o Trabajo Social; experiencia en RRHH.</w:t>
+              <w:t>Licenciatura o técnica en Mercadeo o afines; experiencia en ventas.</w:t>
+            </w:r>
+          </w:p>
+        </w:tc>
+        <w:tc>
+          <w:tcPr>
+            <w:tcW w:w="792" w:type="dxa"/>
+          </w:tcPr>
+          <w:p>
+            <w:pPr>
+              <w:spacing w:line="240" w:lineRule="auto"/>
+              <w:rPr>
+                <w:lang w:val="es-SV"/>
+              </w:rPr>
+            </w:pPr>
+            <w:r>
+              <w:rPr>
+                <w:sz w:val="18"/>
+                <w:lang w:val="es-SV"/>
+              </w:rPr>
+              <w:t>Negociación, comunicación, orientación al cliente, creatividad.</w:t>
+            </w:r>
+          </w:p>
+        </w:tc>
+      </w:tr>
+      <w:tr>
+        <w:trPr>
+          <w:jc w:val="center"/>
+        </w:trPr>
+        <w:tc>
+          <w:tcPr>
+            <w:tcW w:w="792" w:type="dxa"/>
+          </w:tcPr>
+          <w:p>
+            <w:pPr>
+              <w:spacing w:line="240" w:lineRule="auto"/>
+            </w:pPr>
+            <w:r>
+              <w:rPr>
+                <w:sz w:val="18"/>
+              </w:rPr>
+              <w:t>P-007</w:t>
+            </w:r>
+          </w:p>
+        </w:tc>
+        <w:tc>
+          <w:tcPr>
+            <w:tcW w:w="1656" w:type="dxa"/>
+          </w:tcPr>
+          <w:p>
+            <w:pPr>
+              <w:spacing w:line="240" w:lineRule="auto"/>
+            </w:pPr>
+            <w:r>
+              <w:rPr>
+                <w:sz w:val="18"/>
+              </w:rPr>
+              <w:t>Encargado de Talento Humano y Planillas (Talento Humano)</w:t>
+            </w:r>
+          </w:p>
+        </w:tc>
+        <w:tc>
+          <w:tcPr>
+            <w:tcW w:w="1368" w:type="dxa"/>
+          </w:tcPr>
+          <w:p>
+            <w:pPr>
+              <w:spacing w:line="240" w:lineRule="auto"/>
+            </w:pPr>
+            <w:r>
+              <w:rPr>
+                <w:sz w:val="18"/>
+              </w:rPr>
+              <w:t>Gerente General</w:t>
+            </w:r>
+          </w:p>
+        </w:tc>
+        <w:tc>
+          <w:tcPr>
+            <w:tcW w:w="1656" w:type="dxa"/>
+          </w:tcPr>
+          <w:p>
+            <w:pPr>
+              <w:spacing w:line="240" w:lineRule="auto"/>
+              <w:rPr>
+                <w:lang w:val="es-SV"/>
+              </w:rPr>
+            </w:pPr>
+            <w:r>
+              <w:rPr>
+                <w:sz w:val="18"/>
+                <w:lang w:val="es-SV"/>
+              </w:rPr>
+              <w:t>Administración del personal, las planillas y el apoyo administrativo de la Gerencia General.</w:t>
+            </w:r>
+          </w:p>
+        </w:tc>
+        <w:tc>
+          <w:tcPr>
+            <w:tcW w:w="1656" w:type="dxa"/>
+          </w:tcPr>
+          <w:p>
+            <w:pPr>
+              <w:spacing w:line="240" w:lineRule="auto"/>
+              <w:rPr>
+                <w:lang w:val="es-SV"/>
+              </w:rPr>
+            </w:pPr>
+            <w:r>
+              <w:rPr>
+                <w:sz w:val="18"/>
+                <w:lang w:val="es-SV"/>
+              </w:rPr>
+              <w:t>Contratos; planillas ISSS / AFP; control de asistencia; archivo, agenda, correspondencia y suministros.</w:t>
+            </w:r>
+          </w:p>
+        </w:tc>
+        <w:tc>
+          <w:tcPr>
+            <w:tcW w:w="1440" w:type="dxa"/>
+          </w:tcPr>
+          <w:p>
+            <w:pPr>
+              <w:spacing w:line="240" w:lineRule="auto"/>
+              <w:rPr>
+                <w:lang w:val="es-SV"/>
+              </w:rPr>
+            </w:pPr>
+            <w:r>
+              <w:rPr>
+                <w:sz w:val="18"/>
+                <w:lang w:val="es-SV"/>
+              </w:rPr>
+              <w:t>Licenciatura en Administración de Empresas o Trabajo Social; experiencia en recursos humanos.</w:t>
             </w:r>
           </w:p>
         </w:tc>
@@ -12729,7 +12974,7 @@
               <w:rPr>
                 <w:sz w:val="18"/>
               </w:rPr>
-              <w:t>P-006</w:t>
+              <w:t>P-008</w:t>
             </w:r>
           </w:p>
         </w:tc>
@@ -12745,7 +12990,7 @@
               <w:rPr>
                 <w:sz w:val="18"/>
               </w:rPr>
-              <w:t>Soporte / Servicio al Cliente</w:t>
+              <w:t>Encargado de Operaciones, Logística y Servicio al Cliente (Operaciones y Servicio al Cliente)</w:t>
             </w:r>
           </w:p>
         </w:tc>
@@ -12761,7 +13006,7 @@
               <w:rPr>
                 <w:sz w:val="18"/>
               </w:rPr>
-              <w:t>Unidad de Operaciones</w:t>
+              <w:t>Gerente General</w:t>
             </w:r>
           </w:p>
         </w:tc>
@@ -12781,7 +13026,7 @@
                 <w:sz w:val="18"/>
                 <w:lang w:val="es-SV"/>
               </w:rPr>
-              <w:t>Brindar atención y soporte a los usuarios.</w:t>
+              <w:t>Ejecutar las operaciones de compras, inventario y despacho y atender a los usuarios.</w:t>
             </w:r>
           </w:p>
         </w:tc>
@@ -12801,7 +13046,7 @@
                 <w:sz w:val="18"/>
                 <w:lang w:val="es-SV"/>
               </w:rPr>
-              <w:t>Resolver consultas e incidencias; canalizar reclamos; registrar SLA.</w:t>
+              <w:t>Compras y proveedores; inventarios; despachos; soporte de primer nivel; registro de SLA y base de conocimiento.</w:t>
             </w:r>
           </w:p>
         </w:tc>
@@ -12821,7 +13066,7 @@
                 <w:sz w:val="18"/>
                 <w:lang w:val="es-SV"/>
               </w:rPr>
-              <w:t>Bachillerato o técnico; experiencia en soporte y atención.</w:t>
+              <w:t>Técnico en logística, Administración o afines; experiencia en operaciones o atención al cliente.</w:t>
             </w:r>
           </w:p>
         </w:tc>
@@ -12841,7 +13086,7 @@
                 <w:sz w:val="18"/>
                 <w:lang w:val="es-SV"/>
               </w:rPr>
-              <w:t>Servicio al cliente, paciencia, comunicación efectiva.</w:t>
+              <w:t>Servicio al cliente, organización, negociación con proveedores.</w:t>
             </w:r>
           </w:p>
         </w:tc>
@@ -13686,7 +13931,7 @@
               <w:rPr>
                 <w:sz w:val="20"/>
               </w:rPr>
-              <w:t>14/09/2026</w:t>
+              <w:t>23/09/2026</w:t>
             </w:r>
           </w:p>
         </w:tc>
@@ -13703,6 +13948,107 @@
                 <w:sz w:val="20"/>
               </w:rPr>
               <w:t>Emisión inicial del manual.</w:t>
+            </w:r>
+          </w:p>
+        </w:tc>
+        <w:tc>
+          <w:tcPr>
+            <w:tcW w:w="1728" w:type="dxa"/>
+          </w:tcPr>
+          <w:p>
+            <w:pPr>
+              <w:spacing w:line="240" w:lineRule="auto"/>
+            </w:pPr>
+            <w:r>
+              <w:rPr>
+                <w:sz w:val="20"/>
+              </w:rPr>
+              <w:t>Departamento de talento humano</w:t>
+            </w:r>
+          </w:p>
+        </w:tc>
+        <w:tc>
+          <w:tcPr>
+            <w:tcW w:w="1584" w:type="dxa"/>
+          </w:tcPr>
+          <w:p>
+            <w:pPr>
+              <w:spacing w:line="240" w:lineRule="auto"/>
+            </w:pPr>
+            <w:r>
+              <w:rPr>
+                <w:sz w:val="20"/>
+              </w:rPr>
+              <w:t>Gerencia general</w:t>
+            </w:r>
+          </w:p>
+        </w:tc>
+        <w:tc>
+          <w:tcPr>
+            <w:tcW w:w="1872" w:type="dxa"/>
+          </w:tcPr>
+          <w:p>
+            <w:pPr>
+              <w:spacing w:line="240" w:lineRule="auto"/>
+            </w:pPr>
+            <w:r>
+              <w:rPr>
+                <w:sz w:val="20"/>
+              </w:rPr>
+              <w:t>Junta directiva</w:t>
+            </w:r>
+          </w:p>
+        </w:tc>
+      </w:tr>
+      <w:tr>
+        <w:trPr>
+          <w:jc w:val="center"/>
+        </w:trPr>
+        <w:tc>
+          <w:tcPr>
+            <w:tcW w:w="864" w:type="dxa"/>
+          </w:tcPr>
+          <w:p>
+            <w:pPr>
+              <w:spacing w:line="240" w:lineRule="auto"/>
+            </w:pPr>
+            <w:r>
+              <w:rPr>
+                <w:sz w:val="20"/>
+              </w:rPr>
+              <w:t>1.1</w:t>
+            </w:r>
+          </w:p>
+        </w:tc>
+        <w:tc>
+          <w:tcPr>
+            <w:tcW w:w="1296" w:type="dxa"/>
+          </w:tcPr>
+          <w:p>
+            <w:pPr>
+              <w:spacing w:line="240" w:lineRule="auto"/>
+            </w:pPr>
+            <w:r>
+              <w:rPr>
+                <w:sz w:val="20"/>
+              </w:rPr>
+              <w:t>06/10/2026</w:t>
+            </w:r>
+          </w:p>
+        </w:tc>
+        <w:tc>
+          <w:tcPr>
+            <w:tcW w:w="2160" w:type="dxa"/>
+          </w:tcPr>
+          <w:p>
+            <w:pPr>
+              <w:spacing w:line="240" w:lineRule="auto"/>
+            </w:pPr>
+            <w:r>
+              <w:rPr>
+                <w:sz w:val="20"/>
+              </w:rPr>
+              <w:t>Apéndice A actualizado a los ocho puestos de la estructura (P-001 a P-008) y nota del organigrama (estructura hasta el nivel departamental; plantilla de ocho colaboradores).</w:t>
             </w:r>
           </w:p>
         </w:tc>

--- a/sunGames_sa_de_cv/Manuales/Manual_de_Organizacion_y_Funciones_SunGames_SA_de_CV_APA7.docx
+++ b/sunGames_sa_de_cv/Manuales/Manual_de_Organizacion_y_Funciones_SunGames_SA_de_CV_APA7.docx
@@ -1,98 +1,28 @@
 
 <file path=word/document.xml><?xml version="1.0" encoding="utf-8"?>
-<w:document xmlns:wpc="http://schemas.microsoft.com/office/word/2010/wordprocessingCanvas" xmlns:cx="http://schemas.microsoft.com/office/drawing/2014/chartex" xmlns:cx1="http://schemas.microsoft.com/office/drawing/2015/9/8/chartex" xmlns:cx2="http://schemas.microsoft.com/office/drawing/2015/10/21/chartex" xmlns:cx3="http://schemas.microsoft.com/office/drawing/2016/5/9/chartex" xmlns:cx4="http://schemas.microsoft.com/office/drawing/2016/5/10/chartex" xmlns:cx5="http://schemas.microsoft.com/office/drawing/2016/5/11/chartex" xmlns:cx6="http://schemas.microsoft.com/office/drawing/2016/5/12/chartex" xmlns:cx7="http://schemas.microsoft.com/office/drawing/2016/5/13/chartex" xmlns:cx8="http://schemas.microsoft.com/office/drawing/2016/5/14/chartex" xmlns:mc="http://schemas.openxmlformats.org/markup-compatibility/2006" xmlns:aink="http://schemas.microsoft.com/office/drawing/2016/ink" xmlns:am3d="http://schemas.microsoft.com/office/drawing/2017/model3d" xmlns:o="urn:schemas-microsoft-com:office:office" xmlns:oel="http://schemas.microsoft.com/office/2019/extlst" xmlns:r="http://schemas.openxmlformats.org/officeDocument/2006/relationships" xmlns:m="http://schemas.openxmlformats.org/officeDocument/2006/math" xmlns:v="urn:schemas-microsoft-com:vml" xmlns:wp14="http://schemas.microsoft.com/office/word/2010/wordprocessingDrawing" xmlns:wp="http://schemas.openxmlformats.org/drawingml/2006/wordprocessingDrawing" xmlns:w10="urn:schemas-microsoft-com:office:word" xmlns:w="http://schemas.openxmlformats.org/wordprocessingml/2006/main" xmlns:w14="http://schemas.microsoft.com/office/word/2010/wordml" xmlns:w15="http://schemas.microsoft.com/office/word/2012/wordml" xmlns:w16cex="http://schemas.microsoft.com/office/word/2018/wordml/cex" xmlns:w16cid="http://schemas.microsoft.com/office/word/2016/wordml/cid" xmlns:w16="http://schemas.microsoft.com/office/word/2018/wordml" xmlns:w16du="http://schemas.microsoft.com/office/word/2023/wordml/word16du" xmlns:w16sdtdh="http://schemas.microsoft.com/office/word/2020/wordml/sdtdatahash" xmlns:w16sdtfl="http://schemas.microsoft.com/office/word/2024/wordml/sdtformatlock" xmlns:w16se="http://schemas.microsoft.com/office/word/2015/wordml/symex" xmlns:wpg="http://schemas.microsoft.com/office/word/2010/wordprocessingGroup" xmlns:wpi="http://schemas.microsoft.com/office/word/2010/wordprocessingInk" xmlns:wne="http://schemas.microsoft.com/office/word/2006/wordml" xmlns:wps="http://schemas.microsoft.com/office/word/2010/wordprocessingShape" mc:Ignorable="w14 w15 w16se w16cid w16 w16cex w16sdtdh w16sdtfl w16du wp14">
+<w:document xmlns:wpc="http://schemas.microsoft.com/office/word/2010/wordprocessingCanvas" xmlns:cx="http://schemas.microsoft.com/office/drawing/2014/chartex" xmlns:cx1="http://schemas.microsoft.com/office/drawing/2015/9/8/chartex" xmlns:cx2="http://schemas.microsoft.com/office/drawing/2015/10/21/chartex" xmlns:cx3="http://schemas.microsoft.com/office/drawing/2016/5/9/chartex" xmlns:cx4="http://schemas.microsoft.com/office/drawing/2016/5/10/chartex" xmlns:cx5="http://schemas.microsoft.com/office/drawing/2016/5/11/chartex" xmlns:cx6="http://schemas.microsoft.com/office/drawing/2016/5/12/chartex" xmlns:cx7="http://schemas.microsoft.com/office/drawing/2016/5/13/chartex" xmlns:cx8="http://schemas.microsoft.com/office/drawing/2016/5/14/chartex" xmlns:mc="http://schemas.openxmlformats.org/markup-compatibility/2006" xmlns:aink="http://schemas.microsoft.com/office/drawing/2016/ink" xmlns:am3d="http://schemas.microsoft.com/office/drawing/2017/model3d" xmlns:o="urn:schemas-microsoft-com:office:office" xmlns:r="http://schemas.openxmlformats.org/officeDocument/2006/relationships" xmlns:m="http://schemas.openxmlformats.org/officeDocument/2006/math" xmlns:v="urn:schemas-microsoft-com:vml" xmlns:wp14="http://schemas.microsoft.com/office/word/2010/wordprocessingDrawing" xmlns:wp="http://schemas.openxmlformats.org/drawingml/2006/wordprocessingDrawing" xmlns:w10="urn:schemas-microsoft-com:office:word" xmlns:w="http://schemas.openxmlformats.org/wordprocessingml/2006/main" xmlns:w14="http://schemas.microsoft.com/office/word/2010/wordml" xmlns:w15="http://schemas.microsoft.com/office/word/2012/wordml" xmlns:w16cex="http://schemas.microsoft.com/office/word/2018/wordml/cex" xmlns:w16cid="http://schemas.microsoft.com/office/word/2016/wordml/cid" xmlns:w16="http://schemas.microsoft.com/office/word/2018/wordml" xmlns:w16sdtdh="http://schemas.microsoft.com/office/word/2020/wordml/sdtdatahash" xmlns:w16se="http://schemas.microsoft.com/office/word/2015/wordml/symex" xmlns:wpg="http://schemas.microsoft.com/office/word/2010/wordprocessingGroup" xmlns:wpi="http://schemas.microsoft.com/office/word/2010/wordprocessingInk" xmlns:wne="http://schemas.microsoft.com/office/word/2006/wordml" xmlns:wps="http://schemas.microsoft.com/office/word/2010/wordprocessingShape" mc:Ignorable="w14 w15 w16se w16cid w16 w16cex w16sdtdh wp14">
   <w:body>
     <w:p>
       <w:pPr>
-        <w:jc w:val="center"/>
-        <w:rPr>
-          <w:lang w:val="es-ES"/>
-        </w:rPr>
-      </w:pPr>
-      <w:r>
-        <w:rPr>
-          <w:lang w:val="es-ES"/>
-        </w:rPr>
-        <w:t>UNIVERSIDAD DE EL SALVADOR</w:t>
-      </w:r>
-    </w:p>
-    <w:p>
-      <w:pPr>
-        <w:jc w:val="center"/>
-        <w:rPr>
-          <w:lang w:val="es-ES"/>
-        </w:rPr>
-      </w:pPr>
-      <w:r>
-        <w:rPr>
-          <w:lang w:val="es-ES"/>
-        </w:rPr>
-        <w:t>FACULTAD DE INGENIERÍA Y ARQUITECTURA</w:t>
-      </w:r>
-    </w:p>
-    <w:p>
-      <w:pPr>
-        <w:jc w:val="center"/>
-        <w:rPr>
-          <w:lang w:val="es-ES"/>
-        </w:rPr>
-      </w:pPr>
-      <w:r>
-        <w:rPr>
-          <w:lang w:val="es-ES"/>
-        </w:rPr>
-        <w:t>ESCUELA DE INGENIERIA DE SISTEMAS INFORMÁTICOS</w:t>
-      </w:r>
-    </w:p>
-    <w:p>
-      <w:pPr>
-        <w:jc w:val="center"/>
-        <w:rPr>
-          <w:lang w:val="es-ES"/>
-        </w:rPr>
-      </w:pPr>
-      <w:r>
-        <w:rPr>
-          <w:lang w:val="es-ES"/>
-        </w:rPr>
-        <w:t>SISTEMAS CONTABLES SIC115</w:t>
-      </w:r>
-    </w:p>
-    <w:p>
-      <w:pPr>
-        <w:jc w:val="center"/>
-        <w:rPr>
-          <w:lang w:val="es-ES"/>
-        </w:rPr>
-      </w:pPr>
-      <w:r>
-        <w:rPr>
-          <w:lang w:val="es-ES"/>
-        </w:rPr>
-        <w:t>CICLO II-2026</w:t>
-      </w:r>
-    </w:p>
-    <w:p>
-      <w:pPr>
-        <w:jc w:val="center"/>
-        <w:rPr>
-          <w:lang w:val="es-ES"/>
-        </w:rPr>
-      </w:pPr>
-      <w:r>
+        <w:spacing w:line="240" w:lineRule="auto"/>
+      </w:pPr>
+      <w:r>
+        <w:rPr>
+          <w:noProof/>
+        </w:rPr>
         <w:drawing>
-          <wp:anchor distT="0" distB="0" distL="114300" distR="114300" simplePos="0" relativeHeight="251659264" behindDoc="0" locked="0" layoutInCell="1" allowOverlap="1" wp14:anchorId="6279AA0A" wp14:editId="54085352">
+          <wp:anchor distT="0" distB="0" distL="114300" distR="114300" simplePos="0" relativeHeight="251657216" behindDoc="0" locked="0" layoutInCell="1" allowOverlap="1" wp14:anchorId="1C5AF3D1" wp14:editId="15DB9A0E">
             <wp:simplePos x="0" y="0"/>
             <wp:positionH relativeFrom="column">
-              <wp:posOffset>996950</wp:posOffset>
+              <wp:posOffset>3649862</wp:posOffset>
             </wp:positionH>
             <wp:positionV relativeFrom="paragraph">
-              <wp:posOffset>73660</wp:posOffset>
+              <wp:posOffset>-799540</wp:posOffset>
             </wp:positionV>
-            <wp:extent cx="1543050" cy="1923415"/>
-            <wp:effectExtent l="0" t="0" r="0" b="635"/>
+            <wp:extent cx="3672968" cy="1224323"/>
+            <wp:effectExtent l="0" t="0" r="0" b="0"/>
             <wp:wrapNone/>
-            <wp:docPr id="739355002" name="Imagen 4"/>
+            <wp:docPr id="2" name="Imagen 2"/>
             <wp:cNvGraphicFramePr>
               <a:graphicFrameLocks xmlns:a="http://schemas.openxmlformats.org/drawingml/2006/main" noChangeAspect="1"/>
             </wp:cNvGraphicFramePr>
@@ -100,608 +30,196 @@
               <a:graphicData uri="http://schemas.openxmlformats.org/drawingml/2006/picture">
                 <pic:pic xmlns:pic="http://schemas.openxmlformats.org/drawingml/2006/picture">
                   <pic:nvPicPr>
-                    <pic:cNvPr id="0" name="Imagen 727176803"/>
-                    <pic:cNvPicPr>
-                      <a:picLocks noChangeAspect="1" noChangeArrowheads="1"/>
-                    </pic:cNvPicPr>
+                    <pic:cNvPr id="2" name="Imagen 2"/>
+                    <pic:cNvPicPr/>
                   </pic:nvPicPr>
                   <pic:blipFill>
-                    <a:blip r:embed="rId8">
-                      <a:extLst>
-                        <a:ext uri="{28A0092B-C50C-407E-A947-70E740481C1C}">
-                          <a14:useLocalDpi xmlns:a14="http://schemas.microsoft.com/office/drawing/2010/main" val="0"/>
-                        </a:ext>
-                      </a:extLst>
-                    </a:blip>
-                    <a:srcRect/>
+                    <a:blip r:embed="rId8"/>
                     <a:stretch>
                       <a:fillRect/>
                     </a:stretch>
                   </pic:blipFill>
-                  <pic:spPr bwMode="auto">
+                  <pic:spPr>
                     <a:xfrm>
                       <a:off x="0" y="0"/>
-                      <a:ext cx="1543050" cy="1923415"/>
+                      <a:ext cx="3672968" cy="1224323"/>
                     </a:xfrm>
                     <a:prstGeom prst="rect">
                       <a:avLst/>
                     </a:prstGeom>
-                    <a:noFill/>
                   </pic:spPr>
                 </pic:pic>
               </a:graphicData>
             </a:graphic>
-            <wp14:sizeRelH relativeFrom="margin">
-              <wp14:pctWidth>0</wp14:pctWidth>
-            </wp14:sizeRelH>
-            <wp14:sizeRelV relativeFrom="margin">
-              <wp14:pctHeight>0</wp14:pctHeight>
-            </wp14:sizeRelV>
           </wp:anchor>
         </w:drawing>
       </w:r>
       <w:r>
-        <w:drawing>
-          <wp:anchor distT="0" distB="0" distL="114300" distR="114300" simplePos="0" relativeHeight="251660288" behindDoc="0" locked="0" layoutInCell="1" allowOverlap="1" wp14:anchorId="707D29C8" wp14:editId="00C433CF">
-            <wp:simplePos x="0" y="0"/>
-            <wp:positionH relativeFrom="column">
-              <wp:posOffset>3176270</wp:posOffset>
-            </wp:positionH>
-            <wp:positionV relativeFrom="paragraph">
-              <wp:posOffset>385445</wp:posOffset>
-            </wp:positionV>
-            <wp:extent cx="3299460" cy="1281430"/>
-            <wp:effectExtent l="0" t="0" r="0" b="0"/>
-            <wp:wrapNone/>
-            <wp:docPr id="915594244" name="Imagen 3"/>
-            <wp:cNvGraphicFramePr>
-              <a:graphicFrameLocks xmlns:a="http://schemas.openxmlformats.org/drawingml/2006/main" noChangeAspect="1"/>
-            </wp:cNvGraphicFramePr>
-            <a:graphic xmlns:a="http://schemas.openxmlformats.org/drawingml/2006/main">
-              <a:graphicData uri="http://schemas.openxmlformats.org/drawingml/2006/picture">
-                <pic:pic xmlns:pic="http://schemas.openxmlformats.org/drawingml/2006/picture">
-                  <pic:nvPicPr>
-                    <pic:cNvPr id="0" name="Imagen 2"/>
-                    <pic:cNvPicPr>
-                      <a:picLocks noChangeAspect="1" noChangeArrowheads="1"/>
-                    </pic:cNvPicPr>
-                  </pic:nvPicPr>
-                  <pic:blipFill>
-                    <a:blip r:embed="rId9">
-                      <a:extLst>
-                        <a:ext uri="{28A0092B-C50C-407E-A947-70E740481C1C}">
-                          <a14:useLocalDpi xmlns:a14="http://schemas.microsoft.com/office/drawing/2010/main" val="0"/>
-                        </a:ext>
-                      </a:extLst>
-                    </a:blip>
-                    <a:srcRect/>
-                    <a:stretch>
-                      <a:fillRect/>
-                    </a:stretch>
-                  </pic:blipFill>
-                  <pic:spPr bwMode="auto">
-                    <a:xfrm>
-                      <a:off x="0" y="0"/>
-                      <a:ext cx="3299460" cy="1281430"/>
-                    </a:xfrm>
-                    <a:prstGeom prst="rect">
-                      <a:avLst/>
-                    </a:prstGeom>
-                    <a:noFill/>
-                  </pic:spPr>
-                </pic:pic>
-              </a:graphicData>
-            </a:graphic>
-            <wp14:sizeRelH relativeFrom="margin">
-              <wp14:pctWidth>0</wp14:pctWidth>
-            </wp14:sizeRelH>
-            <wp14:sizeRelV relativeFrom="margin">
-              <wp14:pctHeight>0</wp14:pctHeight>
-            </wp14:sizeRelV>
-          </wp:anchor>
-        </w:drawing>
-      </w:r>
+        <w:t>SUNGAMES S.A. DE C.V.</w:t>
+      </w:r>
+    </w:p>
+    <w:p>
+      <w:pPr>
+        <w:pBdr>
+          <w:bottom w:val="single" w:sz="6" w:space="1" w:color="auto"/>
+        </w:pBdr>
+        <w:spacing w:line="240" w:lineRule="auto"/>
+      </w:pPr>
+      <w:r>
+        <w:t xml:space="preserve">GERENCIA GENERAL </w:t>
+      </w:r>
+    </w:p>
+    <w:p>
+      <w:pPr>
+        <w:spacing w:line="240" w:lineRule="auto"/>
+      </w:pPr>
     </w:p>
     <w:p>
       <w:pPr>
         <w:jc w:val="center"/>
-        <w:rPr>
-          <w:lang w:val="es-ES"/>
-        </w:rPr>
       </w:pPr>
     </w:p>
     <w:p>
       <w:pPr>
         <w:jc w:val="center"/>
-        <w:rPr>
-          <w:lang w:val="es-ES"/>
-        </w:rPr>
       </w:pPr>
     </w:p>
     <w:p>
       <w:pPr>
         <w:jc w:val="center"/>
-        <w:rPr>
-          <w:lang w:val="es-ES"/>
-        </w:rPr>
       </w:pPr>
     </w:p>
     <w:p>
       <w:pPr>
         <w:jc w:val="center"/>
-        <w:rPr>
-          <w:lang w:val="es-ES"/>
-        </w:rPr>
       </w:pPr>
     </w:p>
     <w:p>
       <w:pPr>
         <w:jc w:val="center"/>
         <w:rPr>
-          <w:lang w:val="es-ES"/>
-        </w:rPr>
-      </w:pPr>
+          <w:b/>
+          <w:bCs/>
+          <w:sz w:val="52"/>
+          <w:szCs w:val="52"/>
+        </w:rPr>
+      </w:pPr>
+      <w:r>
+        <w:rPr>
+          <w:b/>
+          <w:bCs/>
+          <w:sz w:val="52"/>
+          <w:szCs w:val="52"/>
+        </w:rPr>
+        <w:t xml:space="preserve">MANUAL DE ORGANIZACIÓN Y FUNCIONES </w:t>
+      </w:r>
     </w:p>
     <w:p>
       <w:pPr>
         <w:jc w:val="center"/>
         <w:rPr>
-          <w:lang w:val="es-ES"/>
-        </w:rPr>
-      </w:pPr>
+          <w:szCs w:val="24"/>
+        </w:rPr>
+      </w:pPr>
+      <w:r>
+        <w:rPr>
+          <w:szCs w:val="24"/>
+        </w:rPr>
+        <w:t xml:space="preserve">Plan </w:t>
+      </w:r>
+      <w:proofErr w:type="spellStart"/>
+      <w:r>
+        <w:rPr>
+          <w:szCs w:val="24"/>
+        </w:rPr>
+        <w:t>Estratégico</w:t>
+      </w:r>
+      <w:proofErr w:type="spellEnd"/>
+      <w:r>
+        <w:rPr>
+          <w:szCs w:val="24"/>
+        </w:rPr>
+        <w:t xml:space="preserve"> </w:t>
+      </w:r>
+      <w:proofErr w:type="spellStart"/>
+      <w:r>
+        <w:rPr>
+          <w:szCs w:val="24"/>
+        </w:rPr>
+        <w:t>Institucional</w:t>
+      </w:r>
+      <w:proofErr w:type="spellEnd"/>
+      <w:r>
+        <w:rPr>
+          <w:szCs w:val="24"/>
+        </w:rPr>
+        <w:t xml:space="preserve"> 2026-2029</w:t>
+      </w:r>
     </w:p>
     <w:p>
       <w:pPr>
         <w:jc w:val="center"/>
-        <w:rPr>
-          <w:i/>
-          <w:iCs/>
-          <w:lang w:val="es-ES"/>
-        </w:rPr>
-      </w:pPr>
-      <w:r>
-        <w:rPr>
-          <w:lang w:val="es-ES"/>
-        </w:rPr>
-        <w:t>“</w:t>
-      </w:r>
-      <w:r>
-        <w:rPr>
-          <w:i/>
-          <w:iCs/>
-          <w:lang w:val="es-ES"/>
-        </w:rPr>
-        <w:t xml:space="preserve">MANUAL DE </w:t>
-      </w:r>
-      <w:r>
-        <w:rPr>
-          <w:i/>
-          <w:iCs/>
-          <w:lang w:val="es-ES"/>
-        </w:rPr>
-        <w:t>ORGANIZACIÓN Y FUNCIONES</w:t>
-      </w:r>
-      <w:r>
-        <w:rPr>
-          <w:i/>
-          <w:iCs/>
-          <w:lang w:val="es-ES"/>
-        </w:rPr>
-        <w:t>”</w:t>
-      </w:r>
+      </w:pPr>
     </w:p>
     <w:p>
       <w:pPr>
         <w:jc w:val="center"/>
-        <w:rPr>
-          <w:i/>
-          <w:iCs/>
-          <w:lang w:val="es-ES"/>
-        </w:rPr>
       </w:pPr>
     </w:p>
     <w:p>
       <w:pPr>
         <w:jc w:val="center"/>
-        <w:rPr>
-          <w:lang w:val="es-ES"/>
-        </w:rPr>
-      </w:pPr>
-      <w:r>
-        <w:rPr>
-          <w:lang w:val="es-ES"/>
-        </w:rPr>
-        <w:t>PRESENTADO POR:</w:t>
-      </w:r>
+      </w:pPr>
     </w:p>
     <w:p>
       <w:pPr>
         <w:jc w:val="center"/>
-        <w:rPr>
-          <w:lang w:val="es-ES"/>
-        </w:rPr>
-      </w:pPr>
-    </w:p>
-    <w:tbl>
-      <w:tblPr>
-        <w:tblStyle w:val="Tablaconcuadrcula"/>
-        <w:tblW w:w="0" w:type="auto"/>
-        <w:tblLook w:val="04A0" w:firstRow="1" w:lastRow="0" w:firstColumn="1" w:lastColumn="0" w:noHBand="0" w:noVBand="1"/>
-      </w:tblPr>
-      <w:tblGrid>
-        <w:gridCol w:w="3131"/>
-        <w:gridCol w:w="3131"/>
-        <w:gridCol w:w="3132"/>
-      </w:tblGrid>
-      <w:tr>
-        <w:tc>
-          <w:tcPr>
-            <w:tcW w:w="3131" w:type="dxa"/>
-            <w:tcBorders>
-              <w:top w:val="single" w:sz="4" w:space="0" w:color="auto"/>
-              <w:left w:val="single" w:sz="4" w:space="0" w:color="auto"/>
-              <w:bottom w:val="single" w:sz="4" w:space="0" w:color="auto"/>
-              <w:right w:val="single" w:sz="4" w:space="0" w:color="auto"/>
-            </w:tcBorders>
-            <w:shd w:val="clear" w:color="auto" w:fill="95B3D7" w:themeFill="accent1" w:themeFillTint="99"/>
-            <w:hideMark/>
-          </w:tcPr>
-          <w:p>
-            <w:pPr>
-              <w:jc w:val="center"/>
-              <w:rPr>
-                <w:lang w:val="es-ES"/>
-              </w:rPr>
-            </w:pPr>
-            <w:proofErr w:type="gramStart"/>
-            <w:r>
-              <w:rPr>
-                <w:lang w:val="es-ES"/>
-              </w:rPr>
-              <w:t>CARNET</w:t>
-            </w:r>
-            <w:proofErr w:type="gramEnd"/>
-          </w:p>
-        </w:tc>
-        <w:tc>
-          <w:tcPr>
-            <w:tcW w:w="3131" w:type="dxa"/>
-            <w:tcBorders>
-              <w:top w:val="single" w:sz="4" w:space="0" w:color="auto"/>
-              <w:left w:val="single" w:sz="4" w:space="0" w:color="auto"/>
-              <w:bottom w:val="single" w:sz="4" w:space="0" w:color="auto"/>
-              <w:right w:val="single" w:sz="4" w:space="0" w:color="auto"/>
-            </w:tcBorders>
-            <w:shd w:val="clear" w:color="auto" w:fill="95B3D7" w:themeFill="accent1" w:themeFillTint="99"/>
-            <w:hideMark/>
-          </w:tcPr>
-          <w:p>
-            <w:pPr>
-              <w:jc w:val="center"/>
-              <w:rPr>
-                <w:lang w:val="es-ES"/>
-              </w:rPr>
-            </w:pPr>
-            <w:r>
-              <w:rPr>
-                <w:lang w:val="es-ES"/>
-              </w:rPr>
-              <w:t>APELLIDOS</w:t>
-            </w:r>
-          </w:p>
-        </w:tc>
-        <w:tc>
-          <w:tcPr>
-            <w:tcW w:w="3132" w:type="dxa"/>
-            <w:tcBorders>
-              <w:top w:val="single" w:sz="4" w:space="0" w:color="auto"/>
-              <w:left w:val="single" w:sz="4" w:space="0" w:color="auto"/>
-              <w:bottom w:val="single" w:sz="4" w:space="0" w:color="auto"/>
-              <w:right w:val="single" w:sz="4" w:space="0" w:color="auto"/>
-            </w:tcBorders>
-            <w:shd w:val="clear" w:color="auto" w:fill="95B3D7" w:themeFill="accent1" w:themeFillTint="99"/>
-            <w:hideMark/>
-          </w:tcPr>
-          <w:p>
-            <w:pPr>
-              <w:jc w:val="center"/>
-              <w:rPr>
-                <w:lang w:val="es-ES"/>
-              </w:rPr>
-            </w:pPr>
-            <w:r>
-              <w:rPr>
-                <w:lang w:val="es-ES"/>
-              </w:rPr>
-              <w:t>NOMBRES</w:t>
-            </w:r>
-          </w:p>
-        </w:tc>
-      </w:tr>
-      <w:tr>
-        <w:tc>
-          <w:tcPr>
-            <w:tcW w:w="3131" w:type="dxa"/>
-            <w:tcBorders>
-              <w:top w:val="single" w:sz="4" w:space="0" w:color="auto"/>
-              <w:left w:val="single" w:sz="4" w:space="0" w:color="auto"/>
-              <w:bottom w:val="single" w:sz="4" w:space="0" w:color="auto"/>
-              <w:right w:val="single" w:sz="4" w:space="0" w:color="auto"/>
-            </w:tcBorders>
-            <w:hideMark/>
-          </w:tcPr>
-          <w:p>
-            <w:pPr>
-              <w:jc w:val="center"/>
-              <w:rPr>
-                <w:lang w:val="es-ES"/>
-              </w:rPr>
-            </w:pPr>
-            <w:r>
-              <w:rPr>
-                <w:lang w:val="es-ES"/>
-              </w:rPr>
-              <w:t>GS24026</w:t>
-            </w:r>
-          </w:p>
-        </w:tc>
-        <w:tc>
-          <w:tcPr>
-            <w:tcW w:w="3131" w:type="dxa"/>
-            <w:tcBorders>
-              <w:top w:val="single" w:sz="4" w:space="0" w:color="auto"/>
-              <w:left w:val="single" w:sz="4" w:space="0" w:color="auto"/>
-              <w:bottom w:val="single" w:sz="4" w:space="0" w:color="auto"/>
-              <w:right w:val="single" w:sz="4" w:space="0" w:color="auto"/>
-            </w:tcBorders>
-            <w:hideMark/>
-          </w:tcPr>
-          <w:p>
-            <w:pPr>
-              <w:jc w:val="center"/>
-              <w:rPr>
-                <w:lang w:val="es-ES"/>
-              </w:rPr>
-            </w:pPr>
-            <w:r>
-              <w:rPr>
-                <w:lang w:val="es-ES"/>
-              </w:rPr>
-              <w:t>González Sánchez</w:t>
-            </w:r>
-          </w:p>
-        </w:tc>
-        <w:tc>
-          <w:tcPr>
-            <w:tcW w:w="3132" w:type="dxa"/>
-            <w:tcBorders>
-              <w:top w:val="single" w:sz="4" w:space="0" w:color="auto"/>
-              <w:left w:val="single" w:sz="4" w:space="0" w:color="auto"/>
-              <w:bottom w:val="single" w:sz="4" w:space="0" w:color="auto"/>
-              <w:right w:val="single" w:sz="4" w:space="0" w:color="auto"/>
-            </w:tcBorders>
-            <w:hideMark/>
-          </w:tcPr>
-          <w:p>
-            <w:pPr>
-              <w:jc w:val="center"/>
-              <w:rPr>
-                <w:lang w:val="es-ES"/>
-              </w:rPr>
-            </w:pPr>
-            <w:r>
-              <w:rPr>
-                <w:lang w:val="es-ES"/>
-              </w:rPr>
-              <w:t>Diego Edgardo</w:t>
-            </w:r>
-          </w:p>
-        </w:tc>
-      </w:tr>
-      <w:tr>
-        <w:tc>
-          <w:tcPr>
-            <w:tcW w:w="3131" w:type="dxa"/>
-            <w:tcBorders>
-              <w:top w:val="single" w:sz="4" w:space="0" w:color="auto"/>
-              <w:left w:val="single" w:sz="4" w:space="0" w:color="auto"/>
-              <w:bottom w:val="single" w:sz="4" w:space="0" w:color="auto"/>
-              <w:right w:val="single" w:sz="4" w:space="0" w:color="auto"/>
-            </w:tcBorders>
-            <w:hideMark/>
-          </w:tcPr>
-          <w:p>
-            <w:pPr>
-              <w:jc w:val="center"/>
-              <w:rPr>
-                <w:lang w:val="es-ES"/>
-              </w:rPr>
-            </w:pPr>
-            <w:r>
-              <w:rPr>
-                <w:lang w:val="es-ES"/>
-              </w:rPr>
-              <w:t>RH23022</w:t>
-            </w:r>
-          </w:p>
-        </w:tc>
-        <w:tc>
-          <w:tcPr>
-            <w:tcW w:w="3131" w:type="dxa"/>
-            <w:tcBorders>
-              <w:top w:val="single" w:sz="4" w:space="0" w:color="auto"/>
-              <w:left w:val="single" w:sz="4" w:space="0" w:color="auto"/>
-              <w:bottom w:val="single" w:sz="4" w:space="0" w:color="auto"/>
-              <w:right w:val="single" w:sz="4" w:space="0" w:color="auto"/>
-            </w:tcBorders>
-            <w:hideMark/>
-          </w:tcPr>
-          <w:p>
-            <w:pPr>
-              <w:jc w:val="center"/>
-              <w:rPr>
-                <w:lang w:val="es-ES"/>
-              </w:rPr>
-            </w:pPr>
-            <w:r>
-              <w:rPr>
-                <w:lang w:val="es-ES"/>
-              </w:rPr>
-              <w:t>Renderos Hernández</w:t>
-            </w:r>
-          </w:p>
-        </w:tc>
-        <w:tc>
-          <w:tcPr>
-            <w:tcW w:w="3132" w:type="dxa"/>
-            <w:tcBorders>
-              <w:top w:val="single" w:sz="4" w:space="0" w:color="auto"/>
-              <w:left w:val="single" w:sz="4" w:space="0" w:color="auto"/>
-              <w:bottom w:val="single" w:sz="4" w:space="0" w:color="auto"/>
-              <w:right w:val="single" w:sz="4" w:space="0" w:color="auto"/>
-            </w:tcBorders>
-            <w:hideMark/>
-          </w:tcPr>
-          <w:p>
-            <w:pPr>
-              <w:jc w:val="center"/>
-              <w:rPr>
-                <w:lang w:val="es-ES"/>
-              </w:rPr>
-            </w:pPr>
-            <w:r>
-              <w:rPr>
-                <w:lang w:val="es-ES"/>
-              </w:rPr>
-              <w:t>Josué Nehemías</w:t>
-            </w:r>
-          </w:p>
-        </w:tc>
-      </w:tr>
-      <w:tr>
-        <w:tc>
-          <w:tcPr>
-            <w:tcW w:w="3131" w:type="dxa"/>
-            <w:tcBorders>
-              <w:top w:val="single" w:sz="4" w:space="0" w:color="auto"/>
-              <w:left w:val="single" w:sz="4" w:space="0" w:color="auto"/>
-              <w:bottom w:val="single" w:sz="4" w:space="0" w:color="auto"/>
-              <w:right w:val="single" w:sz="4" w:space="0" w:color="auto"/>
-            </w:tcBorders>
-            <w:hideMark/>
-          </w:tcPr>
-          <w:p>
-            <w:pPr>
-              <w:jc w:val="center"/>
-              <w:rPr>
-                <w:lang w:val="es-ES"/>
-              </w:rPr>
-            </w:pPr>
-            <w:r>
-              <w:rPr>
-                <w:lang w:val="es-ES"/>
-              </w:rPr>
-              <w:t>RR24028</w:t>
-            </w:r>
-          </w:p>
-        </w:tc>
-        <w:tc>
-          <w:tcPr>
-            <w:tcW w:w="3131" w:type="dxa"/>
-            <w:tcBorders>
-              <w:top w:val="single" w:sz="4" w:space="0" w:color="auto"/>
-              <w:left w:val="single" w:sz="4" w:space="0" w:color="auto"/>
-              <w:bottom w:val="single" w:sz="4" w:space="0" w:color="auto"/>
-              <w:right w:val="single" w:sz="4" w:space="0" w:color="auto"/>
-            </w:tcBorders>
-            <w:hideMark/>
-          </w:tcPr>
-          <w:p>
-            <w:pPr>
-              <w:jc w:val="center"/>
-              <w:rPr>
-                <w:lang w:val="es-ES"/>
-              </w:rPr>
-            </w:pPr>
-            <w:r>
-              <w:rPr>
-                <w:lang w:val="es-ES"/>
-              </w:rPr>
-              <w:t xml:space="preserve">Rivas </w:t>
-            </w:r>
-            <w:proofErr w:type="spellStart"/>
-            <w:r>
-              <w:rPr>
-                <w:lang w:val="es-ES"/>
-              </w:rPr>
-              <w:t>Rivas</w:t>
-            </w:r>
-            <w:proofErr w:type="spellEnd"/>
-          </w:p>
-        </w:tc>
-        <w:tc>
-          <w:tcPr>
-            <w:tcW w:w="3132" w:type="dxa"/>
-            <w:tcBorders>
-              <w:top w:val="single" w:sz="4" w:space="0" w:color="auto"/>
-              <w:left w:val="single" w:sz="4" w:space="0" w:color="auto"/>
-              <w:bottom w:val="single" w:sz="4" w:space="0" w:color="auto"/>
-              <w:right w:val="single" w:sz="4" w:space="0" w:color="auto"/>
-            </w:tcBorders>
-            <w:hideMark/>
-          </w:tcPr>
-          <w:p>
-            <w:pPr>
-              <w:jc w:val="center"/>
-              <w:rPr>
-                <w:lang w:val="es-ES"/>
-              </w:rPr>
-            </w:pPr>
-            <w:r>
-              <w:rPr>
-                <w:lang w:val="es-ES"/>
-              </w:rPr>
-              <w:t>David Alexander</w:t>
-            </w:r>
-          </w:p>
-        </w:tc>
-      </w:tr>
-    </w:tbl>
+      </w:pPr>
+    </w:p>
     <w:p>
       <w:pPr>
         <w:jc w:val="center"/>
-        <w:rPr>
-          <w:lang w:val="es-ES"/>
-        </w:rPr>
       </w:pPr>
     </w:p>
     <w:p>
       <w:pPr>
         <w:jc w:val="center"/>
-        <w:rPr>
-          <w:lang w:val="es-ES"/>
-        </w:rPr>
-      </w:pPr>
-      <w:r>
-        <w:rPr>
-          <w:lang w:val="es-ES"/>
-        </w:rPr>
-        <w:t>A LA INGENIERA:</w:t>
-      </w:r>
+      </w:pPr>
     </w:p>
     <w:p>
       <w:pPr>
         <w:jc w:val="center"/>
-        <w:rPr>
-          <w:lang w:val="es-ES"/>
-        </w:rPr>
-      </w:pPr>
-      <w:r>
-        <w:rPr>
-          <w:lang w:val="es-ES"/>
-        </w:rPr>
-        <w:t>LIZETH CARMELINE GOCHEZ DE PEÑATE</w:t>
-      </w:r>
+      </w:pPr>
+    </w:p>
+    <w:p>
+      <w:pPr>
+        <w:jc w:val="center"/>
+      </w:pPr>
+    </w:p>
+    <w:p>
+      <w:pPr>
+        <w:jc w:val="center"/>
+      </w:pPr>
+    </w:p>
+    <w:p>
+      <w:pPr>
+        <w:jc w:val="center"/>
+      </w:pPr>
+    </w:p>
+    <w:p>
+      <w:pPr>
+        <w:jc w:val="center"/>
+      </w:pPr>
+    </w:p>
+    <w:p>
+      <w:pPr>
+        <w:jc w:val="center"/>
+      </w:pPr>
+    </w:p>
+    <w:p>
+      <w:pPr>
+        <w:jc w:val="center"/>
+      </w:pPr>
     </w:p>
     <w:p>
       <w:pPr>
@@ -714,14 +232,30 @@
         <w:jc w:val="center"/>
         <w:outlineLvl w:val="0"/>
       </w:pPr>
-      <w:bookmarkStart w:id="0" w:name="_Toc241086247"/>
+      <w:bookmarkStart w:id="0" w:name="_Toc243840111"/>
+      <w:proofErr w:type="spellStart"/>
       <w:r>
         <w:rPr>
           <w:b/>
         </w:rPr>
-        <w:t>Tabla de contenido</w:t>
+        <w:t>Tabla</w:t>
+      </w:r>
+      <w:proofErr w:type="spellEnd"/>
+      <w:r>
+        <w:rPr>
+          <w:b/>
+        </w:rPr>
+        <w:t xml:space="preserve"> de </w:t>
+      </w:r>
+      <w:proofErr w:type="spellStart"/>
+      <w:r>
+        <w:rPr>
+          <w:b/>
+        </w:rPr>
+        <w:t>contenido</w:t>
       </w:r>
       <w:bookmarkEnd w:id="0"/>
+      <w:proofErr w:type="spellEnd"/>
     </w:p>
     <w:p>
       <w:pPr>
@@ -730,7 +264,10 @@
           <w:tab w:val="right" w:leader="dot" w:pos="9350"/>
         </w:tabs>
         <w:rPr>
+          <w:rFonts w:asciiTheme="minorHAnsi" w:eastAsiaTheme="minorEastAsia" w:hAnsiTheme="minorHAnsi"/>
           <w:noProof/>
+          <w:sz w:val="22"/>
+          <w:lang w:val="es-SV" w:eastAsia="es-SV"/>
         </w:rPr>
       </w:pPr>
       <w:r>
@@ -745,10 +282,11 @@
       <w:r>
         <w:fldChar w:fldCharType="separate"/>
       </w:r>
-      <w:hyperlink w:anchor="_Toc241086247" w:history="1">
+      <w:hyperlink w:anchor="_Toc243840111" w:history="1">
         <w:r>
           <w:rPr>
             <w:rStyle w:val="Hipervnculo"/>
+            <w:rFonts w:eastAsiaTheme="majorEastAsia"/>
             <w:b/>
             <w:noProof/>
           </w:rPr>
@@ -773,7 +311,7 @@
             <w:noProof/>
             <w:webHidden/>
           </w:rPr>
-          <w:instrText xml:space="preserve"> PAGEREF _Toc241086247 \h </w:instrText>
+          <w:instrText xml:space="preserve"> PAGEREF _Toc243840111 \h </w:instrText>
         </w:r>
         <w:r>
           <w:rPr>
@@ -811,13 +349,17 @@
           <w:tab w:val="right" w:leader="dot" w:pos="9350"/>
         </w:tabs>
         <w:rPr>
+          <w:rFonts w:asciiTheme="minorHAnsi" w:eastAsiaTheme="minorEastAsia" w:hAnsiTheme="minorHAnsi"/>
           <w:noProof/>
-        </w:rPr>
-      </w:pPr>
-      <w:hyperlink w:anchor="_Toc241086248" w:history="1">
+          <w:sz w:val="22"/>
+          <w:lang w:val="es-SV" w:eastAsia="es-SV"/>
+        </w:rPr>
+      </w:pPr>
+      <w:hyperlink w:anchor="_Toc243840112" w:history="1">
         <w:r>
           <w:rPr>
             <w:rStyle w:val="Hipervnculo"/>
+            <w:rFonts w:eastAsiaTheme="majorEastAsia"/>
             <w:noProof/>
             <w:lang w:val="es-SV"/>
           </w:rPr>
@@ -842,7 +384,7 @@
             <w:noProof/>
             <w:webHidden/>
           </w:rPr>
-          <w:instrText xml:space="preserve"> PAGEREF _Toc241086248 \h </w:instrText>
+          <w:instrText xml:space="preserve"> PAGEREF _Toc243840112 \h </w:instrText>
         </w:r>
         <w:r>
           <w:rPr>
@@ -880,13 +422,17 @@
           <w:tab w:val="right" w:leader="dot" w:pos="9350"/>
         </w:tabs>
         <w:rPr>
+          <w:rFonts w:asciiTheme="minorHAnsi" w:eastAsiaTheme="minorEastAsia" w:hAnsiTheme="minorHAnsi"/>
           <w:noProof/>
-        </w:rPr>
-      </w:pPr>
-      <w:hyperlink w:anchor="_Toc241086249" w:history="1">
+          <w:sz w:val="22"/>
+          <w:lang w:val="es-SV" w:eastAsia="es-SV"/>
+        </w:rPr>
+      </w:pPr>
+      <w:hyperlink w:anchor="_Toc243840113" w:history="1">
         <w:r>
           <w:rPr>
             <w:rStyle w:val="Hipervnculo"/>
+            <w:rFonts w:eastAsiaTheme="majorEastAsia"/>
             <w:noProof/>
             <w:lang w:val="es-SV"/>
           </w:rPr>
@@ -911,7 +457,7 @@
             <w:noProof/>
             <w:webHidden/>
           </w:rPr>
-          <w:instrText xml:space="preserve"> PAGEREF _Toc241086249 \h </w:instrText>
+          <w:instrText xml:space="preserve"> PAGEREF _Toc243840113 \h </w:instrText>
         </w:r>
         <w:r>
           <w:rPr>
@@ -949,13 +495,17 @@
           <w:tab w:val="right" w:leader="dot" w:pos="9350"/>
         </w:tabs>
         <w:rPr>
+          <w:rFonts w:asciiTheme="minorHAnsi" w:eastAsiaTheme="minorEastAsia" w:hAnsiTheme="minorHAnsi"/>
           <w:noProof/>
-        </w:rPr>
-      </w:pPr>
-      <w:hyperlink w:anchor="_Toc241086250" w:history="1">
+          <w:sz w:val="22"/>
+          <w:lang w:val="es-SV" w:eastAsia="es-SV"/>
+        </w:rPr>
+      </w:pPr>
+      <w:hyperlink w:anchor="_Toc243840114" w:history="1">
         <w:r>
           <w:rPr>
             <w:rStyle w:val="Hipervnculo"/>
+            <w:rFonts w:eastAsiaTheme="majorEastAsia"/>
             <w:noProof/>
             <w:lang w:val="es-SV"/>
           </w:rPr>
@@ -980,7 +530,7 @@
             <w:noProof/>
             <w:webHidden/>
           </w:rPr>
-          <w:instrText xml:space="preserve"> PAGEREF _Toc241086250 \h </w:instrText>
+          <w:instrText xml:space="preserve"> PAGEREF _Toc243840114 \h </w:instrText>
         </w:r>
         <w:r>
           <w:rPr>
@@ -1018,13 +568,17 @@
           <w:tab w:val="right" w:leader="dot" w:pos="9350"/>
         </w:tabs>
         <w:rPr>
+          <w:rFonts w:asciiTheme="minorHAnsi" w:eastAsiaTheme="minorEastAsia" w:hAnsiTheme="minorHAnsi"/>
           <w:noProof/>
-        </w:rPr>
-      </w:pPr>
-      <w:hyperlink w:anchor="_Toc241086251" w:history="1">
+          <w:sz w:val="22"/>
+          <w:lang w:val="es-SV" w:eastAsia="es-SV"/>
+        </w:rPr>
+      </w:pPr>
+      <w:hyperlink w:anchor="_Toc243840115" w:history="1">
         <w:r>
           <w:rPr>
             <w:rStyle w:val="Hipervnculo"/>
+            <w:rFonts w:eastAsiaTheme="majorEastAsia"/>
             <w:noProof/>
           </w:rPr>
           <w:t>Objetivos Específicos</w:t>
@@ -1048,7 +602,7 @@
             <w:noProof/>
             <w:webHidden/>
           </w:rPr>
-          <w:instrText xml:space="preserve"> PAGEREF _Toc241086251 \h </w:instrText>
+          <w:instrText xml:space="preserve"> PAGEREF _Toc243840115 \h </w:instrText>
         </w:r>
         <w:r>
           <w:rPr>
@@ -1086,13 +640,17 @@
           <w:tab w:val="right" w:leader="dot" w:pos="9350"/>
         </w:tabs>
         <w:rPr>
+          <w:rFonts w:asciiTheme="minorHAnsi" w:eastAsiaTheme="minorEastAsia" w:hAnsiTheme="minorHAnsi"/>
           <w:noProof/>
-        </w:rPr>
-      </w:pPr>
-      <w:hyperlink w:anchor="_Toc241086252" w:history="1">
+          <w:sz w:val="22"/>
+          <w:lang w:val="es-SV" w:eastAsia="es-SV"/>
+        </w:rPr>
+      </w:pPr>
+      <w:hyperlink w:anchor="_Toc243840116" w:history="1">
         <w:r>
           <w:rPr>
             <w:rStyle w:val="Hipervnculo"/>
+            <w:rFonts w:eastAsiaTheme="majorEastAsia"/>
             <w:noProof/>
             <w:lang w:val="es-SV"/>
           </w:rPr>
@@ -1117,7 +675,7 @@
             <w:noProof/>
             <w:webHidden/>
           </w:rPr>
-          <w:instrText xml:space="preserve"> PAGEREF _Toc241086252 \h </w:instrText>
+          <w:instrText xml:space="preserve"> PAGEREF _Toc243840116 \h </w:instrText>
         </w:r>
         <w:r>
           <w:rPr>
@@ -1155,13 +713,17 @@
           <w:tab w:val="right" w:leader="dot" w:pos="9350"/>
         </w:tabs>
         <w:rPr>
+          <w:rFonts w:asciiTheme="minorHAnsi" w:eastAsiaTheme="minorEastAsia" w:hAnsiTheme="minorHAnsi"/>
           <w:noProof/>
-        </w:rPr>
-      </w:pPr>
-      <w:hyperlink w:anchor="_Toc241086253" w:history="1">
+          <w:sz w:val="22"/>
+          <w:lang w:val="es-SV" w:eastAsia="es-SV"/>
+        </w:rPr>
+      </w:pPr>
+      <w:hyperlink w:anchor="_Toc243840117" w:history="1">
         <w:r>
           <w:rPr>
             <w:rStyle w:val="Hipervnculo"/>
+            <w:rFonts w:eastAsiaTheme="majorEastAsia"/>
             <w:noProof/>
             <w:lang w:val="es-SV"/>
           </w:rPr>
@@ -1186,7 +748,7 @@
             <w:noProof/>
             <w:webHidden/>
           </w:rPr>
-          <w:instrText xml:space="preserve"> PAGEREF _Toc241086253 \h </w:instrText>
+          <w:instrText xml:space="preserve"> PAGEREF _Toc243840117 \h </w:instrText>
         </w:r>
         <w:r>
           <w:rPr>
@@ -1224,13 +786,17 @@
           <w:tab w:val="right" w:leader="dot" w:pos="9350"/>
         </w:tabs>
         <w:rPr>
+          <w:rFonts w:asciiTheme="minorHAnsi" w:eastAsiaTheme="minorEastAsia" w:hAnsiTheme="minorHAnsi"/>
           <w:noProof/>
-        </w:rPr>
-      </w:pPr>
-      <w:hyperlink w:anchor="_Toc241086254" w:history="1">
+          <w:sz w:val="22"/>
+          <w:lang w:val="es-SV" w:eastAsia="es-SV"/>
+        </w:rPr>
+      </w:pPr>
+      <w:hyperlink w:anchor="_Toc243840118" w:history="1">
         <w:r>
           <w:rPr>
             <w:rStyle w:val="Hipervnculo"/>
+            <w:rFonts w:eastAsiaTheme="majorEastAsia"/>
             <w:noProof/>
             <w:lang w:val="es-SV"/>
           </w:rPr>
@@ -1255,7 +821,7 @@
             <w:noProof/>
             <w:webHidden/>
           </w:rPr>
-          <w:instrText xml:space="preserve"> PAGEREF _Toc241086254 \h </w:instrText>
+          <w:instrText xml:space="preserve"> PAGEREF _Toc243840118 \h </w:instrText>
         </w:r>
         <w:r>
           <w:rPr>
@@ -1293,13 +859,17 @@
           <w:tab w:val="right" w:leader="dot" w:pos="9350"/>
         </w:tabs>
         <w:rPr>
+          <w:rFonts w:asciiTheme="minorHAnsi" w:eastAsiaTheme="minorEastAsia" w:hAnsiTheme="minorHAnsi"/>
           <w:noProof/>
-        </w:rPr>
-      </w:pPr>
-      <w:hyperlink w:anchor="_Toc241086255" w:history="1">
+          <w:sz w:val="22"/>
+          <w:lang w:val="es-SV" w:eastAsia="es-SV"/>
+        </w:rPr>
+      </w:pPr>
+      <w:hyperlink w:anchor="_Toc243840119" w:history="1">
         <w:r>
           <w:rPr>
             <w:rStyle w:val="Hipervnculo"/>
+            <w:rFonts w:eastAsiaTheme="majorEastAsia"/>
             <w:noProof/>
             <w:lang w:val="es-SV"/>
           </w:rPr>
@@ -1324,7 +894,7 @@
             <w:noProof/>
             <w:webHidden/>
           </w:rPr>
-          <w:instrText xml:space="preserve"> PAGEREF _Toc241086255 \h </w:instrText>
+          <w:instrText xml:space="preserve"> PAGEREF _Toc243840119 \h </w:instrText>
         </w:r>
         <w:r>
           <w:rPr>
@@ -1362,13 +932,17 @@
           <w:tab w:val="right" w:leader="dot" w:pos="9350"/>
         </w:tabs>
         <w:rPr>
+          <w:rFonts w:asciiTheme="minorHAnsi" w:eastAsiaTheme="minorEastAsia" w:hAnsiTheme="minorHAnsi"/>
           <w:noProof/>
-        </w:rPr>
-      </w:pPr>
-      <w:hyperlink w:anchor="_Toc241086256" w:history="1">
+          <w:sz w:val="22"/>
+          <w:lang w:val="es-SV" w:eastAsia="es-SV"/>
+        </w:rPr>
+      </w:pPr>
+      <w:hyperlink w:anchor="_Toc243840120" w:history="1">
         <w:r>
           <w:rPr>
             <w:rStyle w:val="Hipervnculo"/>
+            <w:rFonts w:eastAsiaTheme="majorEastAsia"/>
             <w:noProof/>
             <w:lang w:val="es-SV"/>
           </w:rPr>
@@ -1393,7 +967,7 @@
             <w:noProof/>
             <w:webHidden/>
           </w:rPr>
-          <w:instrText xml:space="preserve"> PAGEREF _Toc241086256 \h </w:instrText>
+          <w:instrText xml:space="preserve"> PAGEREF _Toc243840120 \h </w:instrText>
         </w:r>
         <w:r>
           <w:rPr>
@@ -1431,13 +1005,17 @@
           <w:tab w:val="right" w:leader="dot" w:pos="9350"/>
         </w:tabs>
         <w:rPr>
+          <w:rFonts w:asciiTheme="minorHAnsi" w:eastAsiaTheme="minorEastAsia" w:hAnsiTheme="minorHAnsi"/>
           <w:noProof/>
-        </w:rPr>
-      </w:pPr>
-      <w:hyperlink w:anchor="_Toc241086257" w:history="1">
+          <w:sz w:val="22"/>
+          <w:lang w:val="es-SV" w:eastAsia="es-SV"/>
+        </w:rPr>
+      </w:pPr>
+      <w:hyperlink w:anchor="_Toc243840121" w:history="1">
         <w:r>
           <w:rPr>
             <w:rStyle w:val="Hipervnculo"/>
+            <w:rFonts w:eastAsiaTheme="majorEastAsia"/>
             <w:noProof/>
           </w:rPr>
           <w:t>Valores</w:t>
@@ -1461,7 +1039,7 @@
             <w:noProof/>
             <w:webHidden/>
           </w:rPr>
-          <w:instrText xml:space="preserve"> PAGEREF _Toc241086257 \h </w:instrText>
+          <w:instrText xml:space="preserve"> PAGEREF _Toc243840121 \h </w:instrText>
         </w:r>
         <w:r>
           <w:rPr>
@@ -1496,14 +1074,17 @@
       <w:pPr>
         <w:pStyle w:val="TDC3"/>
         <w:tabs>
-          <w:tab w:val="left" w:pos="960"/>
+          <w:tab w:val="left" w:pos="880"/>
           <w:tab w:val="right" w:leader="dot" w:pos="9350"/>
         </w:tabs>
         <w:rPr>
+          <w:rFonts w:asciiTheme="minorHAnsi" w:eastAsiaTheme="minorEastAsia" w:hAnsiTheme="minorHAnsi"/>
           <w:noProof/>
-        </w:rPr>
-      </w:pPr>
-      <w:hyperlink w:anchor="_Toc241086258" w:history="1">
+          <w:sz w:val="22"/>
+          <w:lang w:val="es-SV" w:eastAsia="es-SV"/>
+        </w:rPr>
+      </w:pPr>
+      <w:hyperlink w:anchor="_Toc243840122" w:history="1">
         <w:r>
           <w:rPr>
             <w:rStyle w:val="Hipervnculo"/>
@@ -1515,13 +1096,17 @@
         </w:r>
         <w:r>
           <w:rPr>
-            <w:noProof/>
+            <w:rFonts w:asciiTheme="minorHAnsi" w:eastAsiaTheme="minorEastAsia" w:hAnsiTheme="minorHAnsi"/>
+            <w:noProof/>
+            <w:sz w:val="22"/>
+            <w:lang w:val="es-SV" w:eastAsia="es-SV"/>
           </w:rPr>
           <w:tab/>
         </w:r>
         <w:r>
           <w:rPr>
             <w:rStyle w:val="Hipervnculo"/>
+            <w:rFonts w:eastAsiaTheme="majorEastAsia"/>
             <w:noProof/>
             <w:lang w:val="es-SV"/>
           </w:rPr>
@@ -1546,7 +1131,7 @@
             <w:noProof/>
             <w:webHidden/>
           </w:rPr>
-          <w:instrText xml:space="preserve"> PAGEREF _Toc241086258 \h </w:instrText>
+          <w:instrText xml:space="preserve"> PAGEREF _Toc243840122 \h </w:instrText>
         </w:r>
         <w:r>
           <w:rPr>
@@ -1581,14 +1166,17 @@
       <w:pPr>
         <w:pStyle w:val="TDC3"/>
         <w:tabs>
-          <w:tab w:val="left" w:pos="960"/>
+          <w:tab w:val="left" w:pos="880"/>
           <w:tab w:val="right" w:leader="dot" w:pos="9350"/>
         </w:tabs>
         <w:rPr>
+          <w:rFonts w:asciiTheme="minorHAnsi" w:eastAsiaTheme="minorEastAsia" w:hAnsiTheme="minorHAnsi"/>
           <w:noProof/>
-        </w:rPr>
-      </w:pPr>
-      <w:hyperlink w:anchor="_Toc241086259" w:history="1">
+          <w:sz w:val="22"/>
+          <w:lang w:val="es-SV" w:eastAsia="es-SV"/>
+        </w:rPr>
+      </w:pPr>
+      <w:hyperlink w:anchor="_Toc243840123" w:history="1">
         <w:r>
           <w:rPr>
             <w:rStyle w:val="Hipervnculo"/>
@@ -1600,13 +1188,17 @@
         </w:r>
         <w:r>
           <w:rPr>
-            <w:noProof/>
+            <w:rFonts w:asciiTheme="minorHAnsi" w:eastAsiaTheme="minorEastAsia" w:hAnsiTheme="minorHAnsi"/>
+            <w:noProof/>
+            <w:sz w:val="22"/>
+            <w:lang w:val="es-SV" w:eastAsia="es-SV"/>
           </w:rPr>
           <w:tab/>
         </w:r>
         <w:r>
           <w:rPr>
             <w:rStyle w:val="Hipervnculo"/>
+            <w:rFonts w:eastAsiaTheme="majorEastAsia"/>
             <w:noProof/>
             <w:lang w:val="es-SV"/>
           </w:rPr>
@@ -1631,7 +1223,7 @@
             <w:noProof/>
             <w:webHidden/>
           </w:rPr>
-          <w:instrText xml:space="preserve"> PAGEREF _Toc241086259 \h </w:instrText>
+          <w:instrText xml:space="preserve"> PAGEREF _Toc243840123 \h </w:instrText>
         </w:r>
         <w:r>
           <w:rPr>
@@ -1666,14 +1258,17 @@
       <w:pPr>
         <w:pStyle w:val="TDC3"/>
         <w:tabs>
-          <w:tab w:val="left" w:pos="960"/>
+          <w:tab w:val="left" w:pos="880"/>
           <w:tab w:val="right" w:leader="dot" w:pos="9350"/>
         </w:tabs>
         <w:rPr>
+          <w:rFonts w:asciiTheme="minorHAnsi" w:eastAsiaTheme="minorEastAsia" w:hAnsiTheme="minorHAnsi"/>
           <w:noProof/>
-        </w:rPr>
-      </w:pPr>
-      <w:hyperlink w:anchor="_Toc241086260" w:history="1">
+          <w:sz w:val="22"/>
+          <w:lang w:val="es-SV" w:eastAsia="es-SV"/>
+        </w:rPr>
+      </w:pPr>
+      <w:hyperlink w:anchor="_Toc243840124" w:history="1">
         <w:r>
           <w:rPr>
             <w:rStyle w:val="Hipervnculo"/>
@@ -1685,13 +1280,17 @@
         </w:r>
         <w:r>
           <w:rPr>
-            <w:noProof/>
+            <w:rFonts w:asciiTheme="minorHAnsi" w:eastAsiaTheme="minorEastAsia" w:hAnsiTheme="minorHAnsi"/>
+            <w:noProof/>
+            <w:sz w:val="22"/>
+            <w:lang w:val="es-SV" w:eastAsia="es-SV"/>
           </w:rPr>
           <w:tab/>
         </w:r>
         <w:r>
           <w:rPr>
             <w:rStyle w:val="Hipervnculo"/>
+            <w:rFonts w:eastAsiaTheme="majorEastAsia"/>
             <w:noProof/>
             <w:lang w:val="es-SV"/>
           </w:rPr>
@@ -1716,7 +1315,7 @@
             <w:noProof/>
             <w:webHidden/>
           </w:rPr>
-          <w:instrText xml:space="preserve"> PAGEREF _Toc241086260 \h </w:instrText>
+          <w:instrText xml:space="preserve"> PAGEREF _Toc243840124 \h </w:instrText>
         </w:r>
         <w:r>
           <w:rPr>
@@ -1751,14 +1350,17 @@
       <w:pPr>
         <w:pStyle w:val="TDC3"/>
         <w:tabs>
-          <w:tab w:val="left" w:pos="960"/>
+          <w:tab w:val="left" w:pos="880"/>
           <w:tab w:val="right" w:leader="dot" w:pos="9350"/>
         </w:tabs>
         <w:rPr>
+          <w:rFonts w:asciiTheme="minorHAnsi" w:eastAsiaTheme="minorEastAsia" w:hAnsiTheme="minorHAnsi"/>
           <w:noProof/>
-        </w:rPr>
-      </w:pPr>
-      <w:hyperlink w:anchor="_Toc241086261" w:history="1">
+          <w:sz w:val="22"/>
+          <w:lang w:val="es-SV" w:eastAsia="es-SV"/>
+        </w:rPr>
+      </w:pPr>
+      <w:hyperlink w:anchor="_Toc243840125" w:history="1">
         <w:r>
           <w:rPr>
             <w:rStyle w:val="Hipervnculo"/>
@@ -1770,13 +1372,17 @@
         </w:r>
         <w:r>
           <w:rPr>
-            <w:noProof/>
+            <w:rFonts w:asciiTheme="minorHAnsi" w:eastAsiaTheme="minorEastAsia" w:hAnsiTheme="minorHAnsi"/>
+            <w:noProof/>
+            <w:sz w:val="22"/>
+            <w:lang w:val="es-SV" w:eastAsia="es-SV"/>
           </w:rPr>
           <w:tab/>
         </w:r>
         <w:r>
           <w:rPr>
             <w:rStyle w:val="Hipervnculo"/>
+            <w:rFonts w:eastAsiaTheme="majorEastAsia"/>
             <w:noProof/>
             <w:lang w:val="es-SV"/>
           </w:rPr>
@@ -1801,7 +1407,7 @@
             <w:noProof/>
             <w:webHidden/>
           </w:rPr>
-          <w:instrText xml:space="preserve"> PAGEREF _Toc241086261 \h </w:instrText>
+          <w:instrText xml:space="preserve"> PAGEREF _Toc243840125 \h </w:instrText>
         </w:r>
         <w:r>
           <w:rPr>
@@ -1836,14 +1442,17 @@
       <w:pPr>
         <w:pStyle w:val="TDC3"/>
         <w:tabs>
-          <w:tab w:val="left" w:pos="960"/>
+          <w:tab w:val="left" w:pos="880"/>
           <w:tab w:val="right" w:leader="dot" w:pos="9350"/>
         </w:tabs>
         <w:rPr>
+          <w:rFonts w:asciiTheme="minorHAnsi" w:eastAsiaTheme="minorEastAsia" w:hAnsiTheme="minorHAnsi"/>
           <w:noProof/>
-        </w:rPr>
-      </w:pPr>
-      <w:hyperlink w:anchor="_Toc241086262" w:history="1">
+          <w:sz w:val="22"/>
+          <w:lang w:val="es-SV" w:eastAsia="es-SV"/>
+        </w:rPr>
+      </w:pPr>
+      <w:hyperlink w:anchor="_Toc243840126" w:history="1">
         <w:r>
           <w:rPr>
             <w:rStyle w:val="Hipervnculo"/>
@@ -1855,13 +1464,17 @@
         </w:r>
         <w:r>
           <w:rPr>
-            <w:noProof/>
+            <w:rFonts w:asciiTheme="minorHAnsi" w:eastAsiaTheme="minorEastAsia" w:hAnsiTheme="minorHAnsi"/>
+            <w:noProof/>
+            <w:sz w:val="22"/>
+            <w:lang w:val="es-SV" w:eastAsia="es-SV"/>
           </w:rPr>
           <w:tab/>
         </w:r>
         <w:r>
           <w:rPr>
             <w:rStyle w:val="Hipervnculo"/>
+            <w:rFonts w:eastAsiaTheme="majorEastAsia"/>
             <w:noProof/>
             <w:lang w:val="es-SV"/>
           </w:rPr>
@@ -1886,7 +1499,7 @@
             <w:noProof/>
             <w:webHidden/>
           </w:rPr>
-          <w:instrText xml:space="preserve"> PAGEREF _Toc241086262 \h </w:instrText>
+          <w:instrText xml:space="preserve"> PAGEREF _Toc243840126 \h </w:instrText>
         </w:r>
         <w:r>
           <w:rPr>
@@ -1921,14 +1534,17 @@
       <w:pPr>
         <w:pStyle w:val="TDC3"/>
         <w:tabs>
-          <w:tab w:val="left" w:pos="960"/>
+          <w:tab w:val="left" w:pos="880"/>
           <w:tab w:val="right" w:leader="dot" w:pos="9350"/>
         </w:tabs>
         <w:rPr>
+          <w:rFonts w:asciiTheme="minorHAnsi" w:eastAsiaTheme="minorEastAsia" w:hAnsiTheme="minorHAnsi"/>
           <w:noProof/>
-        </w:rPr>
-      </w:pPr>
-      <w:hyperlink w:anchor="_Toc241086263" w:history="1">
+          <w:sz w:val="22"/>
+          <w:lang w:val="es-SV" w:eastAsia="es-SV"/>
+        </w:rPr>
+      </w:pPr>
+      <w:hyperlink w:anchor="_Toc243840127" w:history="1">
         <w:r>
           <w:rPr>
             <w:rStyle w:val="Hipervnculo"/>
@@ -1940,13 +1556,17 @@
         </w:r>
         <w:r>
           <w:rPr>
-            <w:noProof/>
+            <w:rFonts w:asciiTheme="minorHAnsi" w:eastAsiaTheme="minorEastAsia" w:hAnsiTheme="minorHAnsi"/>
+            <w:noProof/>
+            <w:sz w:val="22"/>
+            <w:lang w:val="es-SV" w:eastAsia="es-SV"/>
           </w:rPr>
           <w:tab/>
         </w:r>
         <w:r>
           <w:rPr>
             <w:rStyle w:val="Hipervnculo"/>
+            <w:rFonts w:eastAsiaTheme="majorEastAsia"/>
             <w:noProof/>
             <w:lang w:val="es-SV"/>
           </w:rPr>
@@ -1971,7 +1591,7 @@
             <w:noProof/>
             <w:webHidden/>
           </w:rPr>
-          <w:instrText xml:space="preserve"> PAGEREF _Toc241086263 \h </w:instrText>
+          <w:instrText xml:space="preserve"> PAGEREF _Toc243840127 \h </w:instrText>
         </w:r>
         <w:r>
           <w:rPr>
@@ -2009,13 +1629,17 @@
           <w:tab w:val="right" w:leader="dot" w:pos="9350"/>
         </w:tabs>
         <w:rPr>
+          <w:rFonts w:asciiTheme="minorHAnsi" w:eastAsiaTheme="minorEastAsia" w:hAnsiTheme="minorHAnsi"/>
           <w:noProof/>
-        </w:rPr>
-      </w:pPr>
-      <w:hyperlink w:anchor="_Toc241086264" w:history="1">
+          <w:sz w:val="22"/>
+          <w:lang w:val="es-SV" w:eastAsia="es-SV"/>
+        </w:rPr>
+      </w:pPr>
+      <w:hyperlink w:anchor="_Toc243840128" w:history="1">
         <w:r>
           <w:rPr>
             <w:rStyle w:val="Hipervnculo"/>
+            <w:rFonts w:eastAsiaTheme="majorEastAsia"/>
             <w:noProof/>
           </w:rPr>
           <w:t>Objetivos Estratégicos</w:t>
@@ -2039,7 +1663,7 @@
             <w:noProof/>
             <w:webHidden/>
           </w:rPr>
-          <w:instrText xml:space="preserve"> PAGEREF _Toc241086264 \h </w:instrText>
+          <w:instrText xml:space="preserve"> PAGEREF _Toc243840128 \h </w:instrText>
         </w:r>
         <w:r>
           <w:rPr>
@@ -2077,13 +1701,17 @@
           <w:tab w:val="right" w:leader="dot" w:pos="9350"/>
         </w:tabs>
         <w:rPr>
+          <w:rFonts w:asciiTheme="minorHAnsi" w:eastAsiaTheme="minorEastAsia" w:hAnsiTheme="minorHAnsi"/>
           <w:noProof/>
-        </w:rPr>
-      </w:pPr>
-      <w:hyperlink w:anchor="_Toc241086265" w:history="1">
+          <w:sz w:val="22"/>
+          <w:lang w:val="es-SV" w:eastAsia="es-SV"/>
+        </w:rPr>
+      </w:pPr>
+      <w:hyperlink w:anchor="_Toc243840129" w:history="1">
         <w:r>
           <w:rPr>
             <w:rStyle w:val="Hipervnculo"/>
+            <w:rFonts w:eastAsiaTheme="majorEastAsia"/>
             <w:noProof/>
             <w:lang w:val="es-SV"/>
           </w:rPr>
@@ -2108,7 +1736,7 @@
             <w:noProof/>
             <w:webHidden/>
           </w:rPr>
-          <w:instrText xml:space="preserve"> PAGEREF _Toc241086265 \h </w:instrText>
+          <w:instrText xml:space="preserve"> PAGEREF _Toc243840129 \h </w:instrText>
         </w:r>
         <w:r>
           <w:rPr>
@@ -2146,13 +1774,17 @@
           <w:tab w:val="right" w:leader="dot" w:pos="9350"/>
         </w:tabs>
         <w:rPr>
+          <w:rFonts w:asciiTheme="minorHAnsi" w:eastAsiaTheme="minorEastAsia" w:hAnsiTheme="minorHAnsi"/>
           <w:noProof/>
-        </w:rPr>
-      </w:pPr>
-      <w:hyperlink w:anchor="_Toc241086266" w:history="1">
+          <w:sz w:val="22"/>
+          <w:lang w:val="es-SV" w:eastAsia="es-SV"/>
+        </w:rPr>
+      </w:pPr>
+      <w:hyperlink w:anchor="_Toc243840130" w:history="1">
         <w:r>
           <w:rPr>
             <w:rStyle w:val="Hipervnculo"/>
+            <w:rFonts w:eastAsiaTheme="majorEastAsia"/>
             <w:noProof/>
             <w:lang w:val="es-SV"/>
           </w:rPr>
@@ -2177,7 +1809,7 @@
             <w:noProof/>
             <w:webHidden/>
           </w:rPr>
-          <w:instrText xml:space="preserve"> PAGEREF _Toc241086266 \h </w:instrText>
+          <w:instrText xml:space="preserve"> PAGEREF _Toc243840130 \h </w:instrText>
         </w:r>
         <w:r>
           <w:rPr>
@@ -2215,13 +1847,17 @@
           <w:tab w:val="right" w:leader="dot" w:pos="9350"/>
         </w:tabs>
         <w:rPr>
+          <w:rFonts w:asciiTheme="minorHAnsi" w:eastAsiaTheme="minorEastAsia" w:hAnsiTheme="minorHAnsi"/>
           <w:noProof/>
-        </w:rPr>
-      </w:pPr>
-      <w:hyperlink w:anchor="_Toc241086267" w:history="1">
+          <w:sz w:val="22"/>
+          <w:lang w:val="es-SV" w:eastAsia="es-SV"/>
+        </w:rPr>
+      </w:pPr>
+      <w:hyperlink w:anchor="_Toc243840131" w:history="1">
         <w:r>
           <w:rPr>
             <w:rStyle w:val="Hipervnculo"/>
+            <w:rFonts w:eastAsiaTheme="majorEastAsia"/>
             <w:noProof/>
             <w:lang w:val="es-SV"/>
           </w:rPr>
@@ -2246,7 +1882,7 @@
             <w:noProof/>
             <w:webHidden/>
           </w:rPr>
-          <w:instrText xml:space="preserve"> PAGEREF _Toc241086267 \h </w:instrText>
+          <w:instrText xml:space="preserve"> PAGEREF _Toc243840131 \h </w:instrText>
         </w:r>
         <w:r>
           <w:rPr>
@@ -2284,13 +1920,17 @@
           <w:tab w:val="right" w:leader="dot" w:pos="9350"/>
         </w:tabs>
         <w:rPr>
+          <w:rFonts w:asciiTheme="minorHAnsi" w:eastAsiaTheme="minorEastAsia" w:hAnsiTheme="minorHAnsi"/>
           <w:noProof/>
-        </w:rPr>
-      </w:pPr>
-      <w:hyperlink w:anchor="_Toc241086268" w:history="1">
+          <w:sz w:val="22"/>
+          <w:lang w:val="es-SV" w:eastAsia="es-SV"/>
+        </w:rPr>
+      </w:pPr>
+      <w:hyperlink w:anchor="_Toc243840132" w:history="1">
         <w:r>
           <w:rPr>
             <w:rStyle w:val="Hipervnculo"/>
+            <w:rFonts w:eastAsiaTheme="majorEastAsia"/>
             <w:noProof/>
             <w:lang w:val="es-SV"/>
           </w:rPr>
@@ -2315,7 +1955,7 @@
             <w:noProof/>
             <w:webHidden/>
           </w:rPr>
-          <w:instrText xml:space="preserve"> PAGEREF _Toc241086268 \h </w:instrText>
+          <w:instrText xml:space="preserve"> PAGEREF _Toc243840132 \h </w:instrText>
         </w:r>
         <w:r>
           <w:rPr>
@@ -2353,13 +1993,17 @@
           <w:tab w:val="right" w:leader="dot" w:pos="9350"/>
         </w:tabs>
         <w:rPr>
+          <w:rFonts w:asciiTheme="minorHAnsi" w:eastAsiaTheme="minorEastAsia" w:hAnsiTheme="minorHAnsi"/>
           <w:noProof/>
-        </w:rPr>
-      </w:pPr>
-      <w:hyperlink w:anchor="_Toc241086269" w:history="1">
+          <w:sz w:val="22"/>
+          <w:lang w:val="es-SV" w:eastAsia="es-SV"/>
+        </w:rPr>
+      </w:pPr>
+      <w:hyperlink w:anchor="_Toc243840133" w:history="1">
         <w:r>
           <w:rPr>
             <w:rStyle w:val="Hipervnculo"/>
+            <w:rFonts w:eastAsiaTheme="majorEastAsia"/>
             <w:noProof/>
             <w:lang w:val="es-SV"/>
           </w:rPr>
@@ -2384,7 +2028,7 @@
             <w:noProof/>
             <w:webHidden/>
           </w:rPr>
-          <w:instrText xml:space="preserve"> PAGEREF _Toc241086269 \h </w:instrText>
+          <w:instrText xml:space="preserve"> PAGEREF _Toc243840133 \h </w:instrText>
         </w:r>
         <w:r>
           <w:rPr>
@@ -2422,13 +2066,17 @@
           <w:tab w:val="right" w:leader="dot" w:pos="9350"/>
         </w:tabs>
         <w:rPr>
+          <w:rFonts w:asciiTheme="minorHAnsi" w:eastAsiaTheme="minorEastAsia" w:hAnsiTheme="minorHAnsi"/>
           <w:noProof/>
-        </w:rPr>
-      </w:pPr>
-      <w:hyperlink w:anchor="_Toc241086270" w:history="1">
+          <w:sz w:val="22"/>
+          <w:lang w:val="es-SV" w:eastAsia="es-SV"/>
+        </w:rPr>
+      </w:pPr>
+      <w:hyperlink w:anchor="_Toc243840134" w:history="1">
         <w:r>
           <w:rPr>
             <w:rStyle w:val="Hipervnculo"/>
+            <w:rFonts w:eastAsiaTheme="majorEastAsia"/>
             <w:noProof/>
             <w:lang w:val="es-SV"/>
           </w:rPr>
@@ -2453,7 +2101,7 @@
             <w:noProof/>
             <w:webHidden/>
           </w:rPr>
-          <w:instrText xml:space="preserve"> PAGEREF _Toc241086270 \h </w:instrText>
+          <w:instrText xml:space="preserve"> PAGEREF _Toc243840134 \h </w:instrText>
         </w:r>
         <w:r>
           <w:rPr>
@@ -2491,13 +2139,17 @@
           <w:tab w:val="right" w:leader="dot" w:pos="9350"/>
         </w:tabs>
         <w:rPr>
+          <w:rFonts w:asciiTheme="minorHAnsi" w:eastAsiaTheme="minorEastAsia" w:hAnsiTheme="minorHAnsi"/>
           <w:noProof/>
-        </w:rPr>
-      </w:pPr>
-      <w:hyperlink w:anchor="_Toc241086271" w:history="1">
+          <w:sz w:val="22"/>
+          <w:lang w:val="es-SV" w:eastAsia="es-SV"/>
+        </w:rPr>
+      </w:pPr>
+      <w:hyperlink w:anchor="_Toc243840135" w:history="1">
         <w:r>
           <w:rPr>
             <w:rStyle w:val="Hipervnculo"/>
+            <w:rFonts w:eastAsiaTheme="majorEastAsia"/>
             <w:noProof/>
             <w:lang w:val="es-SV"/>
           </w:rPr>
@@ -2522,7 +2174,7 @@
             <w:noProof/>
             <w:webHidden/>
           </w:rPr>
-          <w:instrText xml:space="preserve"> PAGEREF _Toc241086271 \h </w:instrText>
+          <w:instrText xml:space="preserve"> PAGEREF _Toc243840135 \h </w:instrText>
         </w:r>
         <w:r>
           <w:rPr>
@@ -2560,13 +2212,17 @@
           <w:tab w:val="right" w:leader="dot" w:pos="9350"/>
         </w:tabs>
         <w:rPr>
+          <w:rFonts w:asciiTheme="minorHAnsi" w:eastAsiaTheme="minorEastAsia" w:hAnsiTheme="minorHAnsi"/>
           <w:noProof/>
-        </w:rPr>
-      </w:pPr>
-      <w:hyperlink w:anchor="_Toc241086272" w:history="1">
+          <w:sz w:val="22"/>
+          <w:lang w:val="es-SV" w:eastAsia="es-SV"/>
+        </w:rPr>
+      </w:pPr>
+      <w:hyperlink w:anchor="_Toc243840136" w:history="1">
         <w:r>
           <w:rPr>
             <w:rStyle w:val="Hipervnculo"/>
+            <w:rFonts w:eastAsiaTheme="majorEastAsia"/>
             <w:noProof/>
             <w:lang w:val="es-SV"/>
           </w:rPr>
@@ -2591,7 +2247,7 @@
             <w:noProof/>
             <w:webHidden/>
           </w:rPr>
-          <w:instrText xml:space="preserve"> PAGEREF _Toc241086272 \h </w:instrText>
+          <w:instrText xml:space="preserve"> PAGEREF _Toc243840136 \h </w:instrText>
         </w:r>
         <w:r>
           <w:rPr>
@@ -2629,13 +2285,17 @@
           <w:tab w:val="right" w:leader="dot" w:pos="9350"/>
         </w:tabs>
         <w:rPr>
+          <w:rFonts w:asciiTheme="minorHAnsi" w:eastAsiaTheme="minorEastAsia" w:hAnsiTheme="minorHAnsi"/>
           <w:noProof/>
-        </w:rPr>
-      </w:pPr>
-      <w:hyperlink w:anchor="_Toc241086273" w:history="1">
+          <w:sz w:val="22"/>
+          <w:lang w:val="es-SV" w:eastAsia="es-SV"/>
+        </w:rPr>
+      </w:pPr>
+      <w:hyperlink w:anchor="_Toc243840137" w:history="1">
         <w:r>
           <w:rPr>
             <w:rStyle w:val="Hipervnculo"/>
+            <w:rFonts w:eastAsiaTheme="majorEastAsia"/>
             <w:noProof/>
           </w:rPr>
           <w:t>Funciones principales</w:t>
@@ -2659,7 +2319,7 @@
             <w:noProof/>
             <w:webHidden/>
           </w:rPr>
-          <w:instrText xml:space="preserve"> PAGEREF _Toc241086273 \h </w:instrText>
+          <w:instrText xml:space="preserve"> PAGEREF _Toc243840137 \h </w:instrText>
         </w:r>
         <w:r>
           <w:rPr>
@@ -2697,13 +2357,17 @@
           <w:tab w:val="right" w:leader="dot" w:pos="9350"/>
         </w:tabs>
         <w:rPr>
+          <w:rFonts w:asciiTheme="minorHAnsi" w:eastAsiaTheme="minorEastAsia" w:hAnsiTheme="minorHAnsi"/>
           <w:noProof/>
-        </w:rPr>
-      </w:pPr>
-      <w:hyperlink w:anchor="_Toc241086274" w:history="1">
+          <w:sz w:val="22"/>
+          <w:lang w:val="es-SV" w:eastAsia="es-SV"/>
+        </w:rPr>
+      </w:pPr>
+      <w:hyperlink w:anchor="_Toc243840138" w:history="1">
         <w:r>
           <w:rPr>
             <w:rStyle w:val="Hipervnculo"/>
+            <w:rFonts w:eastAsiaTheme="majorEastAsia"/>
             <w:noProof/>
             <w:lang w:val="es-SV"/>
           </w:rPr>
@@ -2728,7 +2392,7 @@
             <w:noProof/>
             <w:webHidden/>
           </w:rPr>
-          <w:instrText xml:space="preserve"> PAGEREF _Toc241086274 \h </w:instrText>
+          <w:instrText xml:space="preserve"> PAGEREF _Toc243840138 \h </w:instrText>
         </w:r>
         <w:r>
           <w:rPr>
@@ -2766,13 +2430,17 @@
           <w:tab w:val="right" w:leader="dot" w:pos="9350"/>
         </w:tabs>
         <w:rPr>
+          <w:rFonts w:asciiTheme="minorHAnsi" w:eastAsiaTheme="minorEastAsia" w:hAnsiTheme="minorHAnsi"/>
           <w:noProof/>
-        </w:rPr>
-      </w:pPr>
-      <w:hyperlink w:anchor="_Toc241086275" w:history="1">
+          <w:sz w:val="22"/>
+          <w:lang w:val="es-SV" w:eastAsia="es-SV"/>
+        </w:rPr>
+      </w:pPr>
+      <w:hyperlink w:anchor="_Toc243840139" w:history="1">
         <w:r>
           <w:rPr>
             <w:rStyle w:val="Hipervnculo"/>
+            <w:rFonts w:eastAsiaTheme="majorEastAsia"/>
             <w:noProof/>
             <w:lang w:val="es-SV"/>
           </w:rPr>
@@ -2797,7 +2465,7 @@
             <w:noProof/>
             <w:webHidden/>
           </w:rPr>
-          <w:instrText xml:space="preserve"> PAGEREF _Toc241086275 \h </w:instrText>
+          <w:instrText xml:space="preserve"> PAGEREF _Toc243840139 \h </w:instrText>
         </w:r>
         <w:r>
           <w:rPr>
@@ -2835,13 +2503,17 @@
           <w:tab w:val="right" w:leader="dot" w:pos="9350"/>
         </w:tabs>
         <w:rPr>
+          <w:rFonts w:asciiTheme="minorHAnsi" w:eastAsiaTheme="minorEastAsia" w:hAnsiTheme="minorHAnsi"/>
           <w:noProof/>
-        </w:rPr>
-      </w:pPr>
-      <w:hyperlink w:anchor="_Toc241086276" w:history="1">
+          <w:sz w:val="22"/>
+          <w:lang w:val="es-SV" w:eastAsia="es-SV"/>
+        </w:rPr>
+      </w:pPr>
+      <w:hyperlink w:anchor="_Toc243840140" w:history="1">
         <w:r>
           <w:rPr>
             <w:rStyle w:val="Hipervnculo"/>
+            <w:rFonts w:eastAsiaTheme="majorEastAsia"/>
             <w:noProof/>
             <w:lang w:val="es-SV"/>
           </w:rPr>
@@ -2866,7 +2538,7 @@
             <w:noProof/>
             <w:webHidden/>
           </w:rPr>
-          <w:instrText xml:space="preserve"> PAGEREF _Toc241086276 \h </w:instrText>
+          <w:instrText xml:space="preserve"> PAGEREF _Toc243840140 \h </w:instrText>
         </w:r>
         <w:r>
           <w:rPr>
@@ -2904,13 +2576,17 @@
           <w:tab w:val="right" w:leader="dot" w:pos="9350"/>
         </w:tabs>
         <w:rPr>
+          <w:rFonts w:asciiTheme="minorHAnsi" w:eastAsiaTheme="minorEastAsia" w:hAnsiTheme="minorHAnsi"/>
           <w:noProof/>
-        </w:rPr>
-      </w:pPr>
-      <w:hyperlink w:anchor="_Toc241086277" w:history="1">
+          <w:sz w:val="22"/>
+          <w:lang w:val="es-SV" w:eastAsia="es-SV"/>
+        </w:rPr>
+      </w:pPr>
+      <w:hyperlink w:anchor="_Toc243840141" w:history="1">
         <w:r>
           <w:rPr>
             <w:rStyle w:val="Hipervnculo"/>
+            <w:rFonts w:eastAsiaTheme="majorEastAsia"/>
             <w:noProof/>
             <w:lang w:val="es-SV"/>
           </w:rPr>
@@ -2935,7 +2611,7 @@
             <w:noProof/>
             <w:webHidden/>
           </w:rPr>
-          <w:instrText xml:space="preserve"> PAGEREF _Toc241086277 \h </w:instrText>
+          <w:instrText xml:space="preserve"> PAGEREF _Toc243840141 \h </w:instrText>
         </w:r>
         <w:r>
           <w:rPr>
@@ -2973,13 +2649,17 @@
           <w:tab w:val="right" w:leader="dot" w:pos="9350"/>
         </w:tabs>
         <w:rPr>
+          <w:rFonts w:asciiTheme="minorHAnsi" w:eastAsiaTheme="minorEastAsia" w:hAnsiTheme="minorHAnsi"/>
           <w:noProof/>
-        </w:rPr>
-      </w:pPr>
-      <w:hyperlink w:anchor="_Toc241086278" w:history="1">
+          <w:sz w:val="22"/>
+          <w:lang w:val="es-SV" w:eastAsia="es-SV"/>
+        </w:rPr>
+      </w:pPr>
+      <w:hyperlink w:anchor="_Toc243840142" w:history="1">
         <w:r>
           <w:rPr>
             <w:rStyle w:val="Hipervnculo"/>
+            <w:rFonts w:eastAsiaTheme="majorEastAsia"/>
             <w:noProof/>
             <w:lang w:val="es-SV"/>
           </w:rPr>
@@ -3004,7 +2684,7 @@
             <w:noProof/>
             <w:webHidden/>
           </w:rPr>
-          <w:instrText xml:space="preserve"> PAGEREF _Toc241086278 \h </w:instrText>
+          <w:instrText xml:space="preserve"> PAGEREF _Toc243840142 \h </w:instrText>
         </w:r>
         <w:r>
           <w:rPr>
@@ -3042,13 +2722,17 @@
           <w:tab w:val="right" w:leader="dot" w:pos="9350"/>
         </w:tabs>
         <w:rPr>
+          <w:rFonts w:asciiTheme="minorHAnsi" w:eastAsiaTheme="minorEastAsia" w:hAnsiTheme="minorHAnsi"/>
           <w:noProof/>
-        </w:rPr>
-      </w:pPr>
-      <w:hyperlink w:anchor="_Toc241086279" w:history="1">
+          <w:sz w:val="22"/>
+          <w:lang w:val="es-SV" w:eastAsia="es-SV"/>
+        </w:rPr>
+      </w:pPr>
+      <w:hyperlink w:anchor="_Toc243840143" w:history="1">
         <w:r>
           <w:rPr>
             <w:rStyle w:val="Hipervnculo"/>
+            <w:rFonts w:eastAsiaTheme="majorEastAsia"/>
             <w:noProof/>
           </w:rPr>
           <w:t>Funciones principales</w:t>
@@ -3072,7 +2756,7 @@
             <w:noProof/>
             <w:webHidden/>
           </w:rPr>
-          <w:instrText xml:space="preserve"> PAGEREF _Toc241086279 \h </w:instrText>
+          <w:instrText xml:space="preserve"> PAGEREF _Toc243840143 \h </w:instrText>
         </w:r>
         <w:r>
           <w:rPr>
@@ -3110,13 +2794,17 @@
           <w:tab w:val="right" w:leader="dot" w:pos="9350"/>
         </w:tabs>
         <w:rPr>
+          <w:rFonts w:asciiTheme="minorHAnsi" w:eastAsiaTheme="minorEastAsia" w:hAnsiTheme="minorHAnsi"/>
           <w:noProof/>
-        </w:rPr>
-      </w:pPr>
-      <w:hyperlink w:anchor="_Toc241086280" w:history="1">
+          <w:sz w:val="22"/>
+          <w:lang w:val="es-SV" w:eastAsia="es-SV"/>
+        </w:rPr>
+      </w:pPr>
+      <w:hyperlink w:anchor="_Toc243840144" w:history="1">
         <w:r>
           <w:rPr>
             <w:rStyle w:val="Hipervnculo"/>
+            <w:rFonts w:eastAsiaTheme="majorEastAsia"/>
             <w:noProof/>
             <w:lang w:val="es-SV"/>
           </w:rPr>
@@ -3141,7 +2829,7 @@
             <w:noProof/>
             <w:webHidden/>
           </w:rPr>
-          <w:instrText xml:space="preserve"> PAGEREF _Toc241086280 \h </w:instrText>
+          <w:instrText xml:space="preserve"> PAGEREF _Toc243840144 \h </w:instrText>
         </w:r>
         <w:r>
           <w:rPr>
@@ -3179,13 +2867,17 @@
           <w:tab w:val="right" w:leader="dot" w:pos="9350"/>
         </w:tabs>
         <w:rPr>
+          <w:rFonts w:asciiTheme="minorHAnsi" w:eastAsiaTheme="minorEastAsia" w:hAnsiTheme="minorHAnsi"/>
           <w:noProof/>
-        </w:rPr>
-      </w:pPr>
-      <w:hyperlink w:anchor="_Toc241086281" w:history="1">
+          <w:sz w:val="22"/>
+          <w:lang w:val="es-SV" w:eastAsia="es-SV"/>
+        </w:rPr>
+      </w:pPr>
+      <w:hyperlink w:anchor="_Toc243840145" w:history="1">
         <w:r>
           <w:rPr>
             <w:rStyle w:val="Hipervnculo"/>
+            <w:rFonts w:eastAsiaTheme="majorEastAsia"/>
             <w:noProof/>
             <w:lang w:val="es-SV"/>
           </w:rPr>
@@ -3210,7 +2902,7 @@
             <w:noProof/>
             <w:webHidden/>
           </w:rPr>
-          <w:instrText xml:space="preserve"> PAGEREF _Toc241086281 \h </w:instrText>
+          <w:instrText xml:space="preserve"> PAGEREF _Toc243840145 \h </w:instrText>
         </w:r>
         <w:r>
           <w:rPr>
@@ -3248,13 +2940,17 @@
           <w:tab w:val="right" w:leader="dot" w:pos="9350"/>
         </w:tabs>
         <w:rPr>
+          <w:rFonts w:asciiTheme="minorHAnsi" w:eastAsiaTheme="minorEastAsia" w:hAnsiTheme="minorHAnsi"/>
           <w:noProof/>
-        </w:rPr>
-      </w:pPr>
-      <w:hyperlink w:anchor="_Toc241086282" w:history="1">
+          <w:sz w:val="22"/>
+          <w:lang w:val="es-SV" w:eastAsia="es-SV"/>
+        </w:rPr>
+      </w:pPr>
+      <w:hyperlink w:anchor="_Toc243840146" w:history="1">
         <w:r>
           <w:rPr>
             <w:rStyle w:val="Hipervnculo"/>
+            <w:rFonts w:eastAsiaTheme="majorEastAsia"/>
             <w:noProof/>
             <w:lang w:val="es-SV"/>
           </w:rPr>
@@ -3279,7 +2975,7 @@
             <w:noProof/>
             <w:webHidden/>
           </w:rPr>
-          <w:instrText xml:space="preserve"> PAGEREF _Toc241086282 \h </w:instrText>
+          <w:instrText xml:space="preserve"> PAGEREF _Toc243840146 \h </w:instrText>
         </w:r>
         <w:r>
           <w:rPr>
@@ -3317,13 +3013,17 @@
           <w:tab w:val="right" w:leader="dot" w:pos="9350"/>
         </w:tabs>
         <w:rPr>
+          <w:rFonts w:asciiTheme="minorHAnsi" w:eastAsiaTheme="minorEastAsia" w:hAnsiTheme="minorHAnsi"/>
           <w:noProof/>
-        </w:rPr>
-      </w:pPr>
-      <w:hyperlink w:anchor="_Toc241086283" w:history="1">
+          <w:sz w:val="22"/>
+          <w:lang w:val="es-SV" w:eastAsia="es-SV"/>
+        </w:rPr>
+      </w:pPr>
+      <w:hyperlink w:anchor="_Toc243840147" w:history="1">
         <w:r>
           <w:rPr>
             <w:rStyle w:val="Hipervnculo"/>
+            <w:rFonts w:eastAsiaTheme="majorEastAsia"/>
             <w:noProof/>
             <w:lang w:val="es-SV"/>
           </w:rPr>
@@ -3348,7 +3048,7 @@
             <w:noProof/>
             <w:webHidden/>
           </w:rPr>
-          <w:instrText xml:space="preserve"> PAGEREF _Toc241086283 \h </w:instrText>
+          <w:instrText xml:space="preserve"> PAGEREF _Toc243840147 \h </w:instrText>
         </w:r>
         <w:r>
           <w:rPr>
@@ -3386,13 +3086,17 @@
           <w:tab w:val="right" w:leader="dot" w:pos="9350"/>
         </w:tabs>
         <w:rPr>
+          <w:rFonts w:asciiTheme="minorHAnsi" w:eastAsiaTheme="minorEastAsia" w:hAnsiTheme="minorHAnsi"/>
           <w:noProof/>
-        </w:rPr>
-      </w:pPr>
-      <w:hyperlink w:anchor="_Toc241086284" w:history="1">
+          <w:sz w:val="22"/>
+          <w:lang w:val="es-SV" w:eastAsia="es-SV"/>
+        </w:rPr>
+      </w:pPr>
+      <w:hyperlink w:anchor="_Toc243840148" w:history="1">
         <w:r>
           <w:rPr>
             <w:rStyle w:val="Hipervnculo"/>
+            <w:rFonts w:eastAsiaTheme="majorEastAsia"/>
             <w:noProof/>
             <w:lang w:val="es-SV"/>
           </w:rPr>
@@ -3417,7 +3121,7 @@
             <w:noProof/>
             <w:webHidden/>
           </w:rPr>
-          <w:instrText xml:space="preserve"> PAGEREF _Toc241086284 \h </w:instrText>
+          <w:instrText xml:space="preserve"> PAGEREF _Toc243840148 \h </w:instrText>
         </w:r>
         <w:r>
           <w:rPr>
@@ -3455,13 +3159,17 @@
           <w:tab w:val="right" w:leader="dot" w:pos="9350"/>
         </w:tabs>
         <w:rPr>
+          <w:rFonts w:asciiTheme="minorHAnsi" w:eastAsiaTheme="minorEastAsia" w:hAnsiTheme="minorHAnsi"/>
           <w:noProof/>
-        </w:rPr>
-      </w:pPr>
-      <w:hyperlink w:anchor="_Toc241086285" w:history="1">
+          <w:sz w:val="22"/>
+          <w:lang w:val="es-SV" w:eastAsia="es-SV"/>
+        </w:rPr>
+      </w:pPr>
+      <w:hyperlink w:anchor="_Toc243840149" w:history="1">
         <w:r>
           <w:rPr>
             <w:rStyle w:val="Hipervnculo"/>
+            <w:rFonts w:eastAsiaTheme="majorEastAsia"/>
             <w:noProof/>
           </w:rPr>
           <w:t>Funciones principales</w:t>
@@ -3485,7 +3193,7 @@
             <w:noProof/>
             <w:webHidden/>
           </w:rPr>
-          <w:instrText xml:space="preserve"> PAGEREF _Toc241086285 \h </w:instrText>
+          <w:instrText xml:space="preserve"> PAGEREF _Toc243840149 \h </w:instrText>
         </w:r>
         <w:r>
           <w:rPr>
@@ -3523,13 +3231,17 @@
           <w:tab w:val="right" w:leader="dot" w:pos="9350"/>
         </w:tabs>
         <w:rPr>
+          <w:rFonts w:asciiTheme="minorHAnsi" w:eastAsiaTheme="minorEastAsia" w:hAnsiTheme="minorHAnsi"/>
           <w:noProof/>
-        </w:rPr>
-      </w:pPr>
-      <w:hyperlink w:anchor="_Toc241086286" w:history="1">
+          <w:sz w:val="22"/>
+          <w:lang w:val="es-SV" w:eastAsia="es-SV"/>
+        </w:rPr>
+      </w:pPr>
+      <w:hyperlink w:anchor="_Toc243840150" w:history="1">
         <w:r>
           <w:rPr>
             <w:rStyle w:val="Hipervnculo"/>
+            <w:rFonts w:eastAsiaTheme="majorEastAsia"/>
             <w:noProof/>
             <w:lang w:val="es-SV"/>
           </w:rPr>
@@ -3554,7 +3266,7 @@
             <w:noProof/>
             <w:webHidden/>
           </w:rPr>
-          <w:instrText xml:space="preserve"> PAGEREF _Toc241086286 \h </w:instrText>
+          <w:instrText xml:space="preserve"> PAGEREF _Toc243840150 \h </w:instrText>
         </w:r>
         <w:r>
           <w:rPr>
@@ -3592,13 +3304,17 @@
           <w:tab w:val="right" w:leader="dot" w:pos="9350"/>
         </w:tabs>
         <w:rPr>
+          <w:rFonts w:asciiTheme="minorHAnsi" w:eastAsiaTheme="minorEastAsia" w:hAnsiTheme="minorHAnsi"/>
           <w:noProof/>
-        </w:rPr>
-      </w:pPr>
-      <w:hyperlink w:anchor="_Toc241086287" w:history="1">
+          <w:sz w:val="22"/>
+          <w:lang w:val="es-SV" w:eastAsia="es-SV"/>
+        </w:rPr>
+      </w:pPr>
+      <w:hyperlink w:anchor="_Toc243840151" w:history="1">
         <w:r>
           <w:rPr>
             <w:rStyle w:val="Hipervnculo"/>
+            <w:rFonts w:eastAsiaTheme="majorEastAsia"/>
             <w:noProof/>
             <w:lang w:val="es-SV"/>
           </w:rPr>
@@ -3623,7 +3339,7 @@
             <w:noProof/>
             <w:webHidden/>
           </w:rPr>
-          <w:instrText xml:space="preserve"> PAGEREF _Toc241086287 \h </w:instrText>
+          <w:instrText xml:space="preserve"> PAGEREF _Toc243840151 \h </w:instrText>
         </w:r>
         <w:r>
           <w:rPr>
@@ -3661,13 +3377,17 @@
           <w:tab w:val="right" w:leader="dot" w:pos="9350"/>
         </w:tabs>
         <w:rPr>
+          <w:rFonts w:asciiTheme="minorHAnsi" w:eastAsiaTheme="minorEastAsia" w:hAnsiTheme="minorHAnsi"/>
           <w:noProof/>
-        </w:rPr>
-      </w:pPr>
-      <w:hyperlink w:anchor="_Toc241086288" w:history="1">
+          <w:sz w:val="22"/>
+          <w:lang w:val="es-SV" w:eastAsia="es-SV"/>
+        </w:rPr>
+      </w:pPr>
+      <w:hyperlink w:anchor="_Toc243840152" w:history="1">
         <w:r>
           <w:rPr>
             <w:rStyle w:val="Hipervnculo"/>
+            <w:rFonts w:eastAsiaTheme="majorEastAsia"/>
             <w:noProof/>
             <w:lang w:val="es-SV"/>
           </w:rPr>
@@ -3692,7 +3412,7 @@
             <w:noProof/>
             <w:webHidden/>
           </w:rPr>
-          <w:instrText xml:space="preserve"> PAGEREF _Toc241086288 \h </w:instrText>
+          <w:instrText xml:space="preserve"> PAGEREF _Toc243840152 \h </w:instrText>
         </w:r>
         <w:r>
           <w:rPr>
@@ -3730,13 +3450,17 @@
           <w:tab w:val="right" w:leader="dot" w:pos="9350"/>
         </w:tabs>
         <w:rPr>
+          <w:rFonts w:asciiTheme="minorHAnsi" w:eastAsiaTheme="minorEastAsia" w:hAnsiTheme="minorHAnsi"/>
           <w:noProof/>
-        </w:rPr>
-      </w:pPr>
-      <w:hyperlink w:anchor="_Toc241086289" w:history="1">
+          <w:sz w:val="22"/>
+          <w:lang w:val="es-SV" w:eastAsia="es-SV"/>
+        </w:rPr>
+      </w:pPr>
+      <w:hyperlink w:anchor="_Toc243840153" w:history="1">
         <w:r>
           <w:rPr>
             <w:rStyle w:val="Hipervnculo"/>
+            <w:rFonts w:eastAsiaTheme="majorEastAsia"/>
             <w:noProof/>
             <w:lang w:val="es-SV"/>
           </w:rPr>
@@ -3761,7 +3485,7 @@
             <w:noProof/>
             <w:webHidden/>
           </w:rPr>
-          <w:instrText xml:space="preserve"> PAGEREF _Toc241086289 \h </w:instrText>
+          <w:instrText xml:space="preserve"> PAGEREF _Toc243840153 \h </w:instrText>
         </w:r>
         <w:r>
           <w:rPr>
@@ -3799,13 +3523,17 @@
           <w:tab w:val="right" w:leader="dot" w:pos="9350"/>
         </w:tabs>
         <w:rPr>
+          <w:rFonts w:asciiTheme="minorHAnsi" w:eastAsiaTheme="minorEastAsia" w:hAnsiTheme="minorHAnsi"/>
           <w:noProof/>
-        </w:rPr>
-      </w:pPr>
-      <w:hyperlink w:anchor="_Toc241086290" w:history="1">
+          <w:sz w:val="22"/>
+          <w:lang w:val="es-SV" w:eastAsia="es-SV"/>
+        </w:rPr>
+      </w:pPr>
+      <w:hyperlink w:anchor="_Toc243840154" w:history="1">
         <w:r>
           <w:rPr>
             <w:rStyle w:val="Hipervnculo"/>
+            <w:rFonts w:eastAsiaTheme="majorEastAsia"/>
             <w:noProof/>
             <w:lang w:val="es-SV"/>
           </w:rPr>
@@ -3830,7 +3558,7 @@
             <w:noProof/>
             <w:webHidden/>
           </w:rPr>
-          <w:instrText xml:space="preserve"> PAGEREF _Toc241086290 \h </w:instrText>
+          <w:instrText xml:space="preserve"> PAGEREF _Toc243840154 \h </w:instrText>
         </w:r>
         <w:r>
           <w:rPr>
@@ -3868,13 +3596,17 @@
           <w:tab w:val="right" w:leader="dot" w:pos="9350"/>
         </w:tabs>
         <w:rPr>
+          <w:rFonts w:asciiTheme="minorHAnsi" w:eastAsiaTheme="minorEastAsia" w:hAnsiTheme="minorHAnsi"/>
           <w:noProof/>
-        </w:rPr>
-      </w:pPr>
-      <w:hyperlink w:anchor="_Toc241086291" w:history="1">
+          <w:sz w:val="22"/>
+          <w:lang w:val="es-SV" w:eastAsia="es-SV"/>
+        </w:rPr>
+      </w:pPr>
+      <w:hyperlink w:anchor="_Toc243840155" w:history="1">
         <w:r>
           <w:rPr>
             <w:rStyle w:val="Hipervnculo"/>
+            <w:rFonts w:eastAsiaTheme="majorEastAsia"/>
             <w:noProof/>
           </w:rPr>
           <w:t>Funciones principales</w:t>
@@ -3898,7 +3630,7 @@
             <w:noProof/>
             <w:webHidden/>
           </w:rPr>
-          <w:instrText xml:space="preserve"> PAGEREF _Toc241086291 \h </w:instrText>
+          <w:instrText xml:space="preserve"> PAGEREF _Toc243840155 \h </w:instrText>
         </w:r>
         <w:r>
           <w:rPr>
@@ -3936,13 +3668,17 @@
           <w:tab w:val="right" w:leader="dot" w:pos="9350"/>
         </w:tabs>
         <w:rPr>
+          <w:rFonts w:asciiTheme="minorHAnsi" w:eastAsiaTheme="minorEastAsia" w:hAnsiTheme="minorHAnsi"/>
           <w:noProof/>
-        </w:rPr>
-      </w:pPr>
-      <w:hyperlink w:anchor="_Toc241086292" w:history="1">
+          <w:sz w:val="22"/>
+          <w:lang w:val="es-SV" w:eastAsia="es-SV"/>
+        </w:rPr>
+      </w:pPr>
+      <w:hyperlink w:anchor="_Toc243840156" w:history="1">
         <w:r>
           <w:rPr>
             <w:rStyle w:val="Hipervnculo"/>
+            <w:rFonts w:eastAsiaTheme="majorEastAsia"/>
             <w:noProof/>
             <w:lang w:val="es-SV"/>
           </w:rPr>
@@ -3967,7 +3703,7 @@
             <w:noProof/>
             <w:webHidden/>
           </w:rPr>
-          <w:instrText xml:space="preserve"> PAGEREF _Toc241086292 \h </w:instrText>
+          <w:instrText xml:space="preserve"> PAGEREF _Toc243840156 \h </w:instrText>
         </w:r>
         <w:r>
           <w:rPr>
@@ -4005,13 +3741,17 @@
           <w:tab w:val="right" w:leader="dot" w:pos="9350"/>
         </w:tabs>
         <w:rPr>
+          <w:rFonts w:asciiTheme="minorHAnsi" w:eastAsiaTheme="minorEastAsia" w:hAnsiTheme="minorHAnsi"/>
           <w:noProof/>
-        </w:rPr>
-      </w:pPr>
-      <w:hyperlink w:anchor="_Toc241086293" w:history="1">
+          <w:sz w:val="22"/>
+          <w:lang w:val="es-SV" w:eastAsia="es-SV"/>
+        </w:rPr>
+      </w:pPr>
+      <w:hyperlink w:anchor="_Toc243840157" w:history="1">
         <w:r>
           <w:rPr>
             <w:rStyle w:val="Hipervnculo"/>
+            <w:rFonts w:eastAsiaTheme="majorEastAsia"/>
             <w:noProof/>
             <w:lang w:val="es-SV"/>
           </w:rPr>
@@ -4036,7 +3776,7 @@
             <w:noProof/>
             <w:webHidden/>
           </w:rPr>
-          <w:instrText xml:space="preserve"> PAGEREF _Toc241086293 \h </w:instrText>
+          <w:instrText xml:space="preserve"> PAGEREF _Toc243840157 \h </w:instrText>
         </w:r>
         <w:r>
           <w:rPr>
@@ -4074,13 +3814,17 @@
           <w:tab w:val="right" w:leader="dot" w:pos="9350"/>
         </w:tabs>
         <w:rPr>
+          <w:rFonts w:asciiTheme="minorHAnsi" w:eastAsiaTheme="minorEastAsia" w:hAnsiTheme="minorHAnsi"/>
           <w:noProof/>
-        </w:rPr>
-      </w:pPr>
-      <w:hyperlink w:anchor="_Toc241086294" w:history="1">
+          <w:sz w:val="22"/>
+          <w:lang w:val="es-SV" w:eastAsia="es-SV"/>
+        </w:rPr>
+      </w:pPr>
+      <w:hyperlink w:anchor="_Toc243840158" w:history="1">
         <w:r>
           <w:rPr>
             <w:rStyle w:val="Hipervnculo"/>
+            <w:rFonts w:eastAsiaTheme="majorEastAsia"/>
             <w:noProof/>
             <w:lang w:val="es-SV"/>
           </w:rPr>
@@ -4105,7 +3849,7 @@
             <w:noProof/>
             <w:webHidden/>
           </w:rPr>
-          <w:instrText xml:space="preserve"> PAGEREF _Toc241086294 \h </w:instrText>
+          <w:instrText xml:space="preserve"> PAGEREF _Toc243840158 \h </w:instrText>
         </w:r>
         <w:r>
           <w:rPr>
@@ -4143,13 +3887,17 @@
           <w:tab w:val="right" w:leader="dot" w:pos="9350"/>
         </w:tabs>
         <w:rPr>
+          <w:rFonts w:asciiTheme="minorHAnsi" w:eastAsiaTheme="minorEastAsia" w:hAnsiTheme="minorHAnsi"/>
           <w:noProof/>
-        </w:rPr>
-      </w:pPr>
-      <w:hyperlink w:anchor="_Toc241086295" w:history="1">
+          <w:sz w:val="22"/>
+          <w:lang w:val="es-SV" w:eastAsia="es-SV"/>
+        </w:rPr>
+      </w:pPr>
+      <w:hyperlink w:anchor="_Toc243840159" w:history="1">
         <w:r>
           <w:rPr>
             <w:rStyle w:val="Hipervnculo"/>
+            <w:rFonts w:eastAsiaTheme="majorEastAsia"/>
             <w:noProof/>
             <w:lang w:val="es-SV"/>
           </w:rPr>
@@ -4174,7 +3922,7 @@
             <w:noProof/>
             <w:webHidden/>
           </w:rPr>
-          <w:instrText xml:space="preserve"> PAGEREF _Toc241086295 \h </w:instrText>
+          <w:instrText xml:space="preserve"> PAGEREF _Toc243840159 \h </w:instrText>
         </w:r>
         <w:r>
           <w:rPr>
@@ -4212,13 +3960,17 @@
           <w:tab w:val="right" w:leader="dot" w:pos="9350"/>
         </w:tabs>
         <w:rPr>
+          <w:rFonts w:asciiTheme="minorHAnsi" w:eastAsiaTheme="minorEastAsia" w:hAnsiTheme="minorHAnsi"/>
           <w:noProof/>
-        </w:rPr>
-      </w:pPr>
-      <w:hyperlink w:anchor="_Toc241086296" w:history="1">
+          <w:sz w:val="22"/>
+          <w:lang w:val="es-SV" w:eastAsia="es-SV"/>
+        </w:rPr>
+      </w:pPr>
+      <w:hyperlink w:anchor="_Toc243840160" w:history="1">
         <w:r>
           <w:rPr>
             <w:rStyle w:val="Hipervnculo"/>
+            <w:rFonts w:eastAsiaTheme="majorEastAsia"/>
             <w:noProof/>
             <w:lang w:val="es-SV"/>
           </w:rPr>
@@ -4243,7 +3995,7 @@
             <w:noProof/>
             <w:webHidden/>
           </w:rPr>
-          <w:instrText xml:space="preserve"> PAGEREF _Toc241086296 \h </w:instrText>
+          <w:instrText xml:space="preserve"> PAGEREF _Toc243840160 \h </w:instrText>
         </w:r>
         <w:r>
           <w:rPr>
@@ -4281,13 +4033,17 @@
           <w:tab w:val="right" w:leader="dot" w:pos="9350"/>
         </w:tabs>
         <w:rPr>
+          <w:rFonts w:asciiTheme="minorHAnsi" w:eastAsiaTheme="minorEastAsia" w:hAnsiTheme="minorHAnsi"/>
           <w:noProof/>
-        </w:rPr>
-      </w:pPr>
-      <w:hyperlink w:anchor="_Toc241086297" w:history="1">
+          <w:sz w:val="22"/>
+          <w:lang w:val="es-SV" w:eastAsia="es-SV"/>
+        </w:rPr>
+      </w:pPr>
+      <w:hyperlink w:anchor="_Toc243840161" w:history="1">
         <w:r>
           <w:rPr>
             <w:rStyle w:val="Hipervnculo"/>
+            <w:rFonts w:eastAsiaTheme="majorEastAsia"/>
             <w:noProof/>
           </w:rPr>
           <w:t>Funciones principales</w:t>
@@ -4311,7 +4067,7 @@
             <w:noProof/>
             <w:webHidden/>
           </w:rPr>
-          <w:instrText xml:space="preserve"> PAGEREF _Toc241086297 \h </w:instrText>
+          <w:instrText xml:space="preserve"> PAGEREF _Toc243840161 \h </w:instrText>
         </w:r>
         <w:r>
           <w:rPr>
@@ -4349,13 +4105,17 @@
           <w:tab w:val="right" w:leader="dot" w:pos="9350"/>
         </w:tabs>
         <w:rPr>
+          <w:rFonts w:asciiTheme="minorHAnsi" w:eastAsiaTheme="minorEastAsia" w:hAnsiTheme="minorHAnsi"/>
           <w:noProof/>
-        </w:rPr>
-      </w:pPr>
-      <w:hyperlink w:anchor="_Toc241086298" w:history="1">
+          <w:sz w:val="22"/>
+          <w:lang w:val="es-SV" w:eastAsia="es-SV"/>
+        </w:rPr>
+      </w:pPr>
+      <w:hyperlink w:anchor="_Toc243840162" w:history="1">
         <w:r>
           <w:rPr>
             <w:rStyle w:val="Hipervnculo"/>
+            <w:rFonts w:eastAsiaTheme="majorEastAsia"/>
             <w:noProof/>
             <w:lang w:val="es-SV"/>
           </w:rPr>
@@ -4380,7 +4140,7 @@
             <w:noProof/>
             <w:webHidden/>
           </w:rPr>
-          <w:instrText xml:space="preserve"> PAGEREF _Toc241086298 \h </w:instrText>
+          <w:instrText xml:space="preserve"> PAGEREF _Toc243840162 \h </w:instrText>
         </w:r>
         <w:r>
           <w:rPr>
@@ -4418,13 +4178,17 @@
           <w:tab w:val="right" w:leader="dot" w:pos="9350"/>
         </w:tabs>
         <w:rPr>
+          <w:rFonts w:asciiTheme="minorHAnsi" w:eastAsiaTheme="minorEastAsia" w:hAnsiTheme="minorHAnsi"/>
           <w:noProof/>
-        </w:rPr>
-      </w:pPr>
-      <w:hyperlink w:anchor="_Toc241086299" w:history="1">
+          <w:sz w:val="22"/>
+          <w:lang w:val="es-SV" w:eastAsia="es-SV"/>
+        </w:rPr>
+      </w:pPr>
+      <w:hyperlink w:anchor="_Toc243840163" w:history="1">
         <w:r>
           <w:rPr>
             <w:rStyle w:val="Hipervnculo"/>
+            <w:rFonts w:eastAsiaTheme="majorEastAsia"/>
             <w:noProof/>
             <w:lang w:val="es-SV"/>
           </w:rPr>
@@ -4449,7 +4213,7 @@
             <w:noProof/>
             <w:webHidden/>
           </w:rPr>
-          <w:instrText xml:space="preserve"> PAGEREF _Toc241086299 \h </w:instrText>
+          <w:instrText xml:space="preserve"> PAGEREF _Toc243840163 \h </w:instrText>
         </w:r>
         <w:r>
           <w:rPr>
@@ -4487,13 +4251,17 @@
           <w:tab w:val="right" w:leader="dot" w:pos="9350"/>
         </w:tabs>
         <w:rPr>
+          <w:rFonts w:asciiTheme="minorHAnsi" w:eastAsiaTheme="minorEastAsia" w:hAnsiTheme="minorHAnsi"/>
           <w:noProof/>
-        </w:rPr>
-      </w:pPr>
-      <w:hyperlink w:anchor="_Toc241086300" w:history="1">
+          <w:sz w:val="22"/>
+          <w:lang w:val="es-SV" w:eastAsia="es-SV"/>
+        </w:rPr>
+      </w:pPr>
+      <w:hyperlink w:anchor="_Toc243840164" w:history="1">
         <w:r>
           <w:rPr>
             <w:rStyle w:val="Hipervnculo"/>
+            <w:rFonts w:eastAsiaTheme="majorEastAsia"/>
             <w:noProof/>
             <w:lang w:val="es-SV"/>
           </w:rPr>
@@ -4518,7 +4286,7 @@
             <w:noProof/>
             <w:webHidden/>
           </w:rPr>
-          <w:instrText xml:space="preserve"> PAGEREF _Toc241086300 \h </w:instrText>
+          <w:instrText xml:space="preserve"> PAGEREF _Toc243840164 \h </w:instrText>
         </w:r>
         <w:r>
           <w:rPr>
@@ -4556,13 +4324,17 @@
           <w:tab w:val="right" w:leader="dot" w:pos="9350"/>
         </w:tabs>
         <w:rPr>
+          <w:rFonts w:asciiTheme="minorHAnsi" w:eastAsiaTheme="minorEastAsia" w:hAnsiTheme="minorHAnsi"/>
           <w:noProof/>
-        </w:rPr>
-      </w:pPr>
-      <w:hyperlink w:anchor="_Toc241086301" w:history="1">
+          <w:sz w:val="22"/>
+          <w:lang w:val="es-SV" w:eastAsia="es-SV"/>
+        </w:rPr>
+      </w:pPr>
+      <w:hyperlink w:anchor="_Toc243840165" w:history="1">
         <w:r>
           <w:rPr>
             <w:rStyle w:val="Hipervnculo"/>
+            <w:rFonts w:eastAsiaTheme="majorEastAsia"/>
             <w:noProof/>
             <w:lang w:val="es-SV"/>
           </w:rPr>
@@ -4587,7 +4359,7 @@
             <w:noProof/>
             <w:webHidden/>
           </w:rPr>
-          <w:instrText xml:space="preserve"> PAGEREF _Toc241086301 \h </w:instrText>
+          <w:instrText xml:space="preserve"> PAGEREF _Toc243840165 \h </w:instrText>
         </w:r>
         <w:r>
           <w:rPr>
@@ -4625,13 +4397,17 @@
           <w:tab w:val="right" w:leader="dot" w:pos="9350"/>
         </w:tabs>
         <w:rPr>
+          <w:rFonts w:asciiTheme="minorHAnsi" w:eastAsiaTheme="minorEastAsia" w:hAnsiTheme="minorHAnsi"/>
           <w:noProof/>
-        </w:rPr>
-      </w:pPr>
-      <w:hyperlink w:anchor="_Toc241086302" w:history="1">
+          <w:sz w:val="22"/>
+          <w:lang w:val="es-SV" w:eastAsia="es-SV"/>
+        </w:rPr>
+      </w:pPr>
+      <w:hyperlink w:anchor="_Toc243840166" w:history="1">
         <w:r>
           <w:rPr>
             <w:rStyle w:val="Hipervnculo"/>
+            <w:rFonts w:eastAsiaTheme="majorEastAsia"/>
             <w:noProof/>
             <w:lang w:val="es-SV"/>
           </w:rPr>
@@ -4656,7 +4432,7 @@
             <w:noProof/>
             <w:webHidden/>
           </w:rPr>
-          <w:instrText xml:space="preserve"> PAGEREF _Toc241086302 \h </w:instrText>
+          <w:instrText xml:space="preserve"> PAGEREF _Toc243840166 \h </w:instrText>
         </w:r>
         <w:r>
           <w:rPr>
@@ -4694,13 +4470,17 @@
           <w:tab w:val="right" w:leader="dot" w:pos="9350"/>
         </w:tabs>
         <w:rPr>
+          <w:rFonts w:asciiTheme="minorHAnsi" w:eastAsiaTheme="minorEastAsia" w:hAnsiTheme="minorHAnsi"/>
           <w:noProof/>
-        </w:rPr>
-      </w:pPr>
-      <w:hyperlink w:anchor="_Toc241086303" w:history="1">
+          <w:sz w:val="22"/>
+          <w:lang w:val="es-SV" w:eastAsia="es-SV"/>
+        </w:rPr>
+      </w:pPr>
+      <w:hyperlink w:anchor="_Toc243840167" w:history="1">
         <w:r>
           <w:rPr>
             <w:rStyle w:val="Hipervnculo"/>
+            <w:rFonts w:eastAsiaTheme="majorEastAsia"/>
             <w:noProof/>
           </w:rPr>
           <w:t>Funciones principales</w:t>
@@ -4724,7 +4504,7 @@
             <w:noProof/>
             <w:webHidden/>
           </w:rPr>
-          <w:instrText xml:space="preserve"> PAGEREF _Toc241086303 \h </w:instrText>
+          <w:instrText xml:space="preserve"> PAGEREF _Toc243840167 \h </w:instrText>
         </w:r>
         <w:r>
           <w:rPr>
@@ -4762,13 +4542,17 @@
           <w:tab w:val="right" w:leader="dot" w:pos="9350"/>
         </w:tabs>
         <w:rPr>
+          <w:rFonts w:asciiTheme="minorHAnsi" w:eastAsiaTheme="minorEastAsia" w:hAnsiTheme="minorHAnsi"/>
           <w:noProof/>
-        </w:rPr>
-      </w:pPr>
-      <w:hyperlink w:anchor="_Toc241086304" w:history="1">
+          <w:sz w:val="22"/>
+          <w:lang w:val="es-SV" w:eastAsia="es-SV"/>
+        </w:rPr>
+      </w:pPr>
+      <w:hyperlink w:anchor="_Toc243840168" w:history="1">
         <w:r>
           <w:rPr>
             <w:rStyle w:val="Hipervnculo"/>
+            <w:rFonts w:eastAsiaTheme="majorEastAsia"/>
             <w:noProof/>
             <w:lang w:val="es-SV"/>
           </w:rPr>
@@ -4793,7 +4577,7 @@
             <w:noProof/>
             <w:webHidden/>
           </w:rPr>
-          <w:instrText xml:space="preserve"> PAGEREF _Toc241086304 \h </w:instrText>
+          <w:instrText xml:space="preserve"> PAGEREF _Toc243840168 \h </w:instrText>
         </w:r>
         <w:r>
           <w:rPr>
@@ -4831,13 +4615,17 @@
           <w:tab w:val="right" w:leader="dot" w:pos="9350"/>
         </w:tabs>
         <w:rPr>
+          <w:rFonts w:asciiTheme="minorHAnsi" w:eastAsiaTheme="minorEastAsia" w:hAnsiTheme="minorHAnsi"/>
           <w:noProof/>
-        </w:rPr>
-      </w:pPr>
-      <w:hyperlink w:anchor="_Toc241086305" w:history="1">
+          <w:sz w:val="22"/>
+          <w:lang w:val="es-SV" w:eastAsia="es-SV"/>
+        </w:rPr>
+      </w:pPr>
+      <w:hyperlink w:anchor="_Toc243840169" w:history="1">
         <w:r>
           <w:rPr>
             <w:rStyle w:val="Hipervnculo"/>
+            <w:rFonts w:eastAsiaTheme="majorEastAsia"/>
             <w:noProof/>
             <w:lang w:val="es-SV"/>
           </w:rPr>
@@ -4862,7 +4650,7 @@
             <w:noProof/>
             <w:webHidden/>
           </w:rPr>
-          <w:instrText xml:space="preserve"> PAGEREF _Toc241086305 \h </w:instrText>
+          <w:instrText xml:space="preserve"> PAGEREF _Toc243840169 \h </w:instrText>
         </w:r>
         <w:r>
           <w:rPr>
@@ -4900,13 +4688,17 @@
           <w:tab w:val="right" w:leader="dot" w:pos="9350"/>
         </w:tabs>
         <w:rPr>
+          <w:rFonts w:asciiTheme="minorHAnsi" w:eastAsiaTheme="minorEastAsia" w:hAnsiTheme="minorHAnsi"/>
           <w:noProof/>
-        </w:rPr>
-      </w:pPr>
-      <w:hyperlink w:anchor="_Toc241086306" w:history="1">
+          <w:sz w:val="22"/>
+          <w:lang w:val="es-SV" w:eastAsia="es-SV"/>
+        </w:rPr>
+      </w:pPr>
+      <w:hyperlink w:anchor="_Toc243840170" w:history="1">
         <w:r>
           <w:rPr>
             <w:rStyle w:val="Hipervnculo"/>
+            <w:rFonts w:eastAsiaTheme="majorEastAsia"/>
             <w:noProof/>
             <w:lang w:val="es-SV"/>
           </w:rPr>
@@ -4931,7 +4723,7 @@
             <w:noProof/>
             <w:webHidden/>
           </w:rPr>
-          <w:instrText xml:space="preserve"> PAGEREF _Toc241086306 \h </w:instrText>
+          <w:instrText xml:space="preserve"> PAGEREF _Toc243840170 \h </w:instrText>
         </w:r>
         <w:r>
           <w:rPr>
@@ -4969,13 +4761,17 @@
           <w:tab w:val="right" w:leader="dot" w:pos="9350"/>
         </w:tabs>
         <w:rPr>
+          <w:rFonts w:asciiTheme="minorHAnsi" w:eastAsiaTheme="minorEastAsia" w:hAnsiTheme="minorHAnsi"/>
           <w:noProof/>
-        </w:rPr>
-      </w:pPr>
-      <w:hyperlink w:anchor="_Toc241086307" w:history="1">
+          <w:sz w:val="22"/>
+          <w:lang w:val="es-SV" w:eastAsia="es-SV"/>
+        </w:rPr>
+      </w:pPr>
+      <w:hyperlink w:anchor="_Toc243840171" w:history="1">
         <w:r>
           <w:rPr>
             <w:rStyle w:val="Hipervnculo"/>
+            <w:rFonts w:eastAsiaTheme="majorEastAsia"/>
             <w:noProof/>
             <w:lang w:val="es-SV"/>
           </w:rPr>
@@ -5000,7 +4796,7 @@
             <w:noProof/>
             <w:webHidden/>
           </w:rPr>
-          <w:instrText xml:space="preserve"> PAGEREF _Toc241086307 \h </w:instrText>
+          <w:instrText xml:space="preserve"> PAGEREF _Toc243840171 \h </w:instrText>
         </w:r>
         <w:r>
           <w:rPr>
@@ -5038,13 +4834,17 @@
           <w:tab w:val="right" w:leader="dot" w:pos="9350"/>
         </w:tabs>
         <w:rPr>
+          <w:rFonts w:asciiTheme="minorHAnsi" w:eastAsiaTheme="minorEastAsia" w:hAnsiTheme="minorHAnsi"/>
           <w:noProof/>
-        </w:rPr>
-      </w:pPr>
-      <w:hyperlink w:anchor="_Toc241086308" w:history="1">
+          <w:sz w:val="22"/>
+          <w:lang w:val="es-SV" w:eastAsia="es-SV"/>
+        </w:rPr>
+      </w:pPr>
+      <w:hyperlink w:anchor="_Toc243840172" w:history="1">
         <w:r>
           <w:rPr>
             <w:rStyle w:val="Hipervnculo"/>
+            <w:rFonts w:eastAsiaTheme="majorEastAsia"/>
             <w:noProof/>
             <w:lang w:val="es-SV"/>
           </w:rPr>
@@ -5069,7 +4869,7 @@
             <w:noProof/>
             <w:webHidden/>
           </w:rPr>
-          <w:instrText xml:space="preserve"> PAGEREF _Toc241086308 \h </w:instrText>
+          <w:instrText xml:space="preserve"> PAGEREF _Toc243840172 \h </w:instrText>
         </w:r>
         <w:r>
           <w:rPr>
@@ -5107,13 +4907,17 @@
           <w:tab w:val="right" w:leader="dot" w:pos="9350"/>
         </w:tabs>
         <w:rPr>
+          <w:rFonts w:asciiTheme="minorHAnsi" w:eastAsiaTheme="minorEastAsia" w:hAnsiTheme="minorHAnsi"/>
           <w:noProof/>
-        </w:rPr>
-      </w:pPr>
-      <w:hyperlink w:anchor="_Toc241086309" w:history="1">
+          <w:sz w:val="22"/>
+          <w:lang w:val="es-SV" w:eastAsia="es-SV"/>
+        </w:rPr>
+      </w:pPr>
+      <w:hyperlink w:anchor="_Toc243840173" w:history="1">
         <w:r>
           <w:rPr>
             <w:rStyle w:val="Hipervnculo"/>
+            <w:rFonts w:eastAsiaTheme="majorEastAsia"/>
             <w:noProof/>
           </w:rPr>
           <w:t>Funciones principales</w:t>
@@ -5137,7 +4941,7 @@
             <w:noProof/>
             <w:webHidden/>
           </w:rPr>
-          <w:instrText xml:space="preserve"> PAGEREF _Toc241086309 \h </w:instrText>
+          <w:instrText xml:space="preserve"> PAGEREF _Toc243840173 \h </w:instrText>
         </w:r>
         <w:r>
           <w:rPr>
@@ -5175,13 +4979,17 @@
           <w:tab w:val="right" w:leader="dot" w:pos="9350"/>
         </w:tabs>
         <w:rPr>
+          <w:rFonts w:asciiTheme="minorHAnsi" w:eastAsiaTheme="minorEastAsia" w:hAnsiTheme="minorHAnsi"/>
           <w:noProof/>
-        </w:rPr>
-      </w:pPr>
-      <w:hyperlink w:anchor="_Toc241086310" w:history="1">
+          <w:sz w:val="22"/>
+          <w:lang w:val="es-SV" w:eastAsia="es-SV"/>
+        </w:rPr>
+      </w:pPr>
+      <w:hyperlink w:anchor="_Toc243840174" w:history="1">
         <w:r>
           <w:rPr>
             <w:rStyle w:val="Hipervnculo"/>
+            <w:rFonts w:eastAsiaTheme="majorEastAsia"/>
             <w:noProof/>
             <w:lang w:val="es-SV"/>
           </w:rPr>
@@ -5206,7 +5014,7 @@
             <w:noProof/>
             <w:webHidden/>
           </w:rPr>
-          <w:instrText xml:space="preserve"> PAGEREF _Toc241086310 \h </w:instrText>
+          <w:instrText xml:space="preserve"> PAGEREF _Toc243840174 \h </w:instrText>
         </w:r>
         <w:r>
           <w:rPr>
@@ -5244,13 +5052,17 @@
           <w:tab w:val="right" w:leader="dot" w:pos="9350"/>
         </w:tabs>
         <w:rPr>
+          <w:rFonts w:asciiTheme="minorHAnsi" w:eastAsiaTheme="minorEastAsia" w:hAnsiTheme="minorHAnsi"/>
           <w:noProof/>
-        </w:rPr>
-      </w:pPr>
-      <w:hyperlink w:anchor="_Toc241086311" w:history="1">
+          <w:sz w:val="22"/>
+          <w:lang w:val="es-SV" w:eastAsia="es-SV"/>
+        </w:rPr>
+      </w:pPr>
+      <w:hyperlink w:anchor="_Toc243840175" w:history="1">
         <w:r>
           <w:rPr>
             <w:rStyle w:val="Hipervnculo"/>
+            <w:rFonts w:eastAsiaTheme="majorEastAsia"/>
             <w:noProof/>
             <w:lang w:val="es-SV"/>
           </w:rPr>
@@ -5275,7 +5087,7 @@
             <w:noProof/>
             <w:webHidden/>
           </w:rPr>
-          <w:instrText xml:space="preserve"> PAGEREF _Toc241086311 \h </w:instrText>
+          <w:instrText xml:space="preserve"> PAGEREF _Toc243840175 \h </w:instrText>
         </w:r>
         <w:r>
           <w:rPr>
@@ -5313,13 +5125,17 @@
           <w:tab w:val="right" w:leader="dot" w:pos="9350"/>
         </w:tabs>
         <w:rPr>
+          <w:rFonts w:asciiTheme="minorHAnsi" w:eastAsiaTheme="minorEastAsia" w:hAnsiTheme="minorHAnsi"/>
           <w:noProof/>
-        </w:rPr>
-      </w:pPr>
-      <w:hyperlink w:anchor="_Toc241086312" w:history="1">
+          <w:sz w:val="22"/>
+          <w:lang w:val="es-SV" w:eastAsia="es-SV"/>
+        </w:rPr>
+      </w:pPr>
+      <w:hyperlink w:anchor="_Toc243840176" w:history="1">
         <w:r>
           <w:rPr>
             <w:rStyle w:val="Hipervnculo"/>
+            <w:rFonts w:eastAsiaTheme="majorEastAsia"/>
             <w:noProof/>
             <w:lang w:val="es-SV"/>
           </w:rPr>
@@ -5344,7 +5160,7 @@
             <w:noProof/>
             <w:webHidden/>
           </w:rPr>
-          <w:instrText xml:space="preserve"> PAGEREF _Toc241086312 \h </w:instrText>
+          <w:instrText xml:space="preserve"> PAGEREF _Toc243840176 \h </w:instrText>
         </w:r>
         <w:r>
           <w:rPr>
@@ -5379,14 +5195,17 @@
       <w:pPr>
         <w:pStyle w:val="TDC2"/>
         <w:tabs>
-          <w:tab w:val="left" w:pos="720"/>
+          <w:tab w:val="left" w:pos="660"/>
           <w:tab w:val="right" w:leader="dot" w:pos="9350"/>
         </w:tabs>
         <w:rPr>
+          <w:rFonts w:asciiTheme="minorHAnsi" w:eastAsiaTheme="minorEastAsia" w:hAnsiTheme="minorHAnsi"/>
           <w:noProof/>
-        </w:rPr>
-      </w:pPr>
-      <w:hyperlink w:anchor="_Toc241086313" w:history="1">
+          <w:sz w:val="22"/>
+          <w:lang w:val="es-SV" w:eastAsia="es-SV"/>
+        </w:rPr>
+      </w:pPr>
+      <w:hyperlink w:anchor="_Toc243840177" w:history="1">
         <w:r>
           <w:rPr>
             <w:rStyle w:val="Hipervnculo"/>
@@ -5398,13 +5217,17 @@
         </w:r>
         <w:r>
           <w:rPr>
-            <w:noProof/>
+            <w:rFonts w:asciiTheme="minorHAnsi" w:eastAsiaTheme="minorEastAsia" w:hAnsiTheme="minorHAnsi"/>
+            <w:noProof/>
+            <w:sz w:val="22"/>
+            <w:lang w:val="es-SV" w:eastAsia="es-SV"/>
           </w:rPr>
           <w:tab/>
         </w:r>
         <w:r>
           <w:rPr>
             <w:rStyle w:val="Hipervnculo"/>
+            <w:rFonts w:eastAsiaTheme="majorEastAsia"/>
             <w:noProof/>
             <w:lang w:val="es-SV"/>
           </w:rPr>
@@ -5429,7 +5252,7 @@
             <w:noProof/>
             <w:webHidden/>
           </w:rPr>
-          <w:instrText xml:space="preserve"> PAGEREF _Toc241086313 \h </w:instrText>
+          <w:instrText xml:space="preserve"> PAGEREF _Toc243840177 \h </w:instrText>
         </w:r>
         <w:r>
           <w:rPr>
@@ -5464,14 +5287,17 @@
       <w:pPr>
         <w:pStyle w:val="TDC2"/>
         <w:tabs>
-          <w:tab w:val="left" w:pos="720"/>
+          <w:tab w:val="left" w:pos="660"/>
           <w:tab w:val="right" w:leader="dot" w:pos="9350"/>
         </w:tabs>
         <w:rPr>
+          <w:rFonts w:asciiTheme="minorHAnsi" w:eastAsiaTheme="minorEastAsia" w:hAnsiTheme="minorHAnsi"/>
           <w:noProof/>
-        </w:rPr>
-      </w:pPr>
-      <w:hyperlink w:anchor="_Toc241086314" w:history="1">
+          <w:sz w:val="22"/>
+          <w:lang w:val="es-SV" w:eastAsia="es-SV"/>
+        </w:rPr>
+      </w:pPr>
+      <w:hyperlink w:anchor="_Toc243840178" w:history="1">
         <w:r>
           <w:rPr>
             <w:rStyle w:val="Hipervnculo"/>
@@ -5483,13 +5309,17 @@
         </w:r>
         <w:r>
           <w:rPr>
-            <w:noProof/>
+            <w:rFonts w:asciiTheme="minorHAnsi" w:eastAsiaTheme="minorEastAsia" w:hAnsiTheme="minorHAnsi"/>
+            <w:noProof/>
+            <w:sz w:val="22"/>
+            <w:lang w:val="es-SV" w:eastAsia="es-SV"/>
           </w:rPr>
           <w:tab/>
         </w:r>
         <w:r>
           <w:rPr>
             <w:rStyle w:val="Hipervnculo"/>
+            <w:rFonts w:eastAsiaTheme="majorEastAsia"/>
             <w:noProof/>
             <w:lang w:val="es-SV"/>
           </w:rPr>
@@ -5514,7 +5344,7 @@
             <w:noProof/>
             <w:webHidden/>
           </w:rPr>
-          <w:instrText xml:space="preserve"> PAGEREF _Toc241086314 \h </w:instrText>
+          <w:instrText xml:space="preserve"> PAGEREF _Toc243840178 \h </w:instrText>
         </w:r>
         <w:r>
           <w:rPr>
@@ -5549,14 +5379,17 @@
       <w:pPr>
         <w:pStyle w:val="TDC2"/>
         <w:tabs>
-          <w:tab w:val="left" w:pos="720"/>
+          <w:tab w:val="left" w:pos="660"/>
           <w:tab w:val="right" w:leader="dot" w:pos="9350"/>
         </w:tabs>
         <w:rPr>
+          <w:rFonts w:asciiTheme="minorHAnsi" w:eastAsiaTheme="minorEastAsia" w:hAnsiTheme="minorHAnsi"/>
           <w:noProof/>
-        </w:rPr>
-      </w:pPr>
-      <w:hyperlink w:anchor="_Toc241086315" w:history="1">
+          <w:sz w:val="22"/>
+          <w:lang w:val="es-SV" w:eastAsia="es-SV"/>
+        </w:rPr>
+      </w:pPr>
+      <w:hyperlink w:anchor="_Toc243840179" w:history="1">
         <w:r>
           <w:rPr>
             <w:rStyle w:val="Hipervnculo"/>
@@ -5568,13 +5401,17 @@
         </w:r>
         <w:r>
           <w:rPr>
-            <w:noProof/>
+            <w:rFonts w:asciiTheme="minorHAnsi" w:eastAsiaTheme="minorEastAsia" w:hAnsiTheme="minorHAnsi"/>
+            <w:noProof/>
+            <w:sz w:val="22"/>
+            <w:lang w:val="es-SV" w:eastAsia="es-SV"/>
           </w:rPr>
           <w:tab/>
         </w:r>
         <w:r>
           <w:rPr>
             <w:rStyle w:val="Hipervnculo"/>
+            <w:rFonts w:eastAsiaTheme="majorEastAsia"/>
             <w:noProof/>
             <w:lang w:val="es-SV"/>
           </w:rPr>
@@ -5599,7 +5436,7 @@
             <w:noProof/>
             <w:webHidden/>
           </w:rPr>
-          <w:instrText xml:space="preserve"> PAGEREF _Toc241086315 \h </w:instrText>
+          <w:instrText xml:space="preserve"> PAGEREF _Toc243840179 \h </w:instrText>
         </w:r>
         <w:r>
           <w:rPr>
@@ -5634,14 +5471,17 @@
       <w:pPr>
         <w:pStyle w:val="TDC2"/>
         <w:tabs>
-          <w:tab w:val="left" w:pos="720"/>
+          <w:tab w:val="left" w:pos="660"/>
           <w:tab w:val="right" w:leader="dot" w:pos="9350"/>
         </w:tabs>
         <w:rPr>
+          <w:rFonts w:asciiTheme="minorHAnsi" w:eastAsiaTheme="minorEastAsia" w:hAnsiTheme="minorHAnsi"/>
           <w:noProof/>
-        </w:rPr>
-      </w:pPr>
-      <w:hyperlink w:anchor="_Toc241086316" w:history="1">
+          <w:sz w:val="22"/>
+          <w:lang w:val="es-SV" w:eastAsia="es-SV"/>
+        </w:rPr>
+      </w:pPr>
+      <w:hyperlink w:anchor="_Toc243840180" w:history="1">
         <w:r>
           <w:rPr>
             <w:rStyle w:val="Hipervnculo"/>
@@ -5652,13 +5492,17 @@
         </w:r>
         <w:r>
           <w:rPr>
-            <w:noProof/>
+            <w:rFonts w:asciiTheme="minorHAnsi" w:eastAsiaTheme="minorEastAsia" w:hAnsiTheme="minorHAnsi"/>
+            <w:noProof/>
+            <w:sz w:val="22"/>
+            <w:lang w:val="es-SV" w:eastAsia="es-SV"/>
           </w:rPr>
           <w:tab/>
         </w:r>
         <w:r>
           <w:rPr>
             <w:rStyle w:val="Hipervnculo"/>
+            <w:rFonts w:eastAsiaTheme="majorEastAsia"/>
             <w:noProof/>
             <w:lang w:val="es-SV"/>
           </w:rPr>
@@ -5683,7 +5527,7 @@
             <w:noProof/>
             <w:webHidden/>
           </w:rPr>
-          <w:instrText xml:space="preserve"> PAGEREF _Toc241086316 \h </w:instrText>
+          <w:instrText xml:space="preserve"> PAGEREF _Toc243840180 \h </w:instrText>
         </w:r>
         <w:r>
           <w:rPr>
@@ -5718,14 +5562,17 @@
       <w:pPr>
         <w:pStyle w:val="TDC2"/>
         <w:tabs>
-          <w:tab w:val="left" w:pos="720"/>
+          <w:tab w:val="left" w:pos="660"/>
           <w:tab w:val="right" w:leader="dot" w:pos="9350"/>
         </w:tabs>
         <w:rPr>
+          <w:rFonts w:asciiTheme="minorHAnsi" w:eastAsiaTheme="minorEastAsia" w:hAnsiTheme="minorHAnsi"/>
           <w:noProof/>
-        </w:rPr>
-      </w:pPr>
-      <w:hyperlink w:anchor="_Toc241086317" w:history="1">
+          <w:sz w:val="22"/>
+          <w:lang w:val="es-SV" w:eastAsia="es-SV"/>
+        </w:rPr>
+      </w:pPr>
+      <w:hyperlink w:anchor="_Toc243840181" w:history="1">
         <w:r>
           <w:rPr>
             <w:rStyle w:val="Hipervnculo"/>
@@ -5737,13 +5584,17 @@
         </w:r>
         <w:r>
           <w:rPr>
-            <w:noProof/>
+            <w:rFonts w:asciiTheme="minorHAnsi" w:eastAsiaTheme="minorEastAsia" w:hAnsiTheme="minorHAnsi"/>
+            <w:noProof/>
+            <w:sz w:val="22"/>
+            <w:lang w:val="es-SV" w:eastAsia="es-SV"/>
           </w:rPr>
           <w:tab/>
         </w:r>
         <w:r>
           <w:rPr>
             <w:rStyle w:val="Hipervnculo"/>
+            <w:rFonts w:eastAsiaTheme="majorEastAsia"/>
             <w:noProof/>
             <w:lang w:val="es-SV"/>
           </w:rPr>
@@ -5768,7 +5619,7 @@
             <w:noProof/>
             <w:webHidden/>
           </w:rPr>
-          <w:instrText xml:space="preserve"> PAGEREF _Toc241086317 \h </w:instrText>
+          <w:instrText xml:space="preserve"> PAGEREF _Toc243840181 \h </w:instrText>
         </w:r>
         <w:r>
           <w:rPr>
@@ -5803,14 +5654,17 @@
       <w:pPr>
         <w:pStyle w:val="TDC2"/>
         <w:tabs>
-          <w:tab w:val="left" w:pos="720"/>
+          <w:tab w:val="left" w:pos="660"/>
           <w:tab w:val="right" w:leader="dot" w:pos="9350"/>
         </w:tabs>
         <w:rPr>
+          <w:rFonts w:asciiTheme="minorHAnsi" w:eastAsiaTheme="minorEastAsia" w:hAnsiTheme="minorHAnsi"/>
           <w:noProof/>
-        </w:rPr>
-      </w:pPr>
-      <w:hyperlink w:anchor="_Toc241086318" w:history="1">
+          <w:sz w:val="22"/>
+          <w:lang w:val="es-SV" w:eastAsia="es-SV"/>
+        </w:rPr>
+      </w:pPr>
+      <w:hyperlink w:anchor="_Toc243840182" w:history="1">
         <w:r>
           <w:rPr>
             <w:rStyle w:val="Hipervnculo"/>
@@ -5822,13 +5676,17 @@
         </w:r>
         <w:r>
           <w:rPr>
-            <w:noProof/>
+            <w:rFonts w:asciiTheme="minorHAnsi" w:eastAsiaTheme="minorEastAsia" w:hAnsiTheme="minorHAnsi"/>
+            <w:noProof/>
+            <w:sz w:val="22"/>
+            <w:lang w:val="es-SV" w:eastAsia="es-SV"/>
           </w:rPr>
           <w:tab/>
         </w:r>
         <w:r>
           <w:rPr>
             <w:rStyle w:val="Hipervnculo"/>
+            <w:rFonts w:eastAsiaTheme="majorEastAsia"/>
             <w:noProof/>
             <w:lang w:val="es-SV"/>
           </w:rPr>
@@ -5853,7 +5711,7 @@
             <w:noProof/>
             <w:webHidden/>
           </w:rPr>
-          <w:instrText xml:space="preserve"> PAGEREF _Toc241086318 \h </w:instrText>
+          <w:instrText xml:space="preserve"> PAGEREF _Toc243840182 \h </w:instrText>
         </w:r>
         <w:r>
           <w:rPr>
@@ -5891,13 +5749,17 @@
           <w:tab w:val="right" w:leader="dot" w:pos="9350"/>
         </w:tabs>
         <w:rPr>
+          <w:rFonts w:asciiTheme="minorHAnsi" w:eastAsiaTheme="minorEastAsia" w:hAnsiTheme="minorHAnsi"/>
           <w:noProof/>
-        </w:rPr>
-      </w:pPr>
-      <w:hyperlink w:anchor="_Toc241086319" w:history="1">
+          <w:sz w:val="22"/>
+          <w:lang w:val="es-SV" w:eastAsia="es-SV"/>
+        </w:rPr>
+      </w:pPr>
+      <w:hyperlink w:anchor="_Toc243840183" w:history="1">
         <w:r>
           <w:rPr>
             <w:rStyle w:val="Hipervnculo"/>
+            <w:rFonts w:eastAsiaTheme="majorEastAsia"/>
             <w:noProof/>
             <w:lang w:val="es-SV"/>
           </w:rPr>
@@ -5922,7 +5784,7 @@
             <w:noProof/>
             <w:webHidden/>
           </w:rPr>
-          <w:instrText xml:space="preserve"> PAGEREF _Toc241086319 \h </w:instrText>
+          <w:instrText xml:space="preserve"> PAGEREF _Toc243840183 \h </w:instrText>
         </w:r>
         <w:r>
           <w:rPr>
@@ -5960,13 +5822,17 @@
           <w:tab w:val="right" w:leader="dot" w:pos="9350"/>
         </w:tabs>
         <w:rPr>
+          <w:rFonts w:asciiTheme="minorHAnsi" w:eastAsiaTheme="minorEastAsia" w:hAnsiTheme="minorHAnsi"/>
           <w:noProof/>
-        </w:rPr>
-      </w:pPr>
-      <w:hyperlink w:anchor="_Toc241086320" w:history="1">
+          <w:sz w:val="22"/>
+          <w:lang w:val="es-SV" w:eastAsia="es-SV"/>
+        </w:rPr>
+      </w:pPr>
+      <w:hyperlink w:anchor="_Toc243840184" w:history="1">
         <w:r>
           <w:rPr>
             <w:rStyle w:val="Hipervnculo"/>
+            <w:rFonts w:eastAsiaTheme="majorEastAsia"/>
             <w:noProof/>
             <w:lang w:val="es-SV"/>
           </w:rPr>
@@ -5991,7 +5857,7 @@
             <w:noProof/>
             <w:webHidden/>
           </w:rPr>
-          <w:instrText xml:space="preserve"> PAGEREF _Toc241086320 \h </w:instrText>
+          <w:instrText xml:space="preserve"> PAGEREF _Toc243840184 \h </w:instrText>
         </w:r>
         <w:r>
           <w:rPr>
@@ -6029,13 +5895,17 @@
           <w:tab w:val="right" w:leader="dot" w:pos="9350"/>
         </w:tabs>
         <w:rPr>
+          <w:rFonts w:asciiTheme="minorHAnsi" w:eastAsiaTheme="minorEastAsia" w:hAnsiTheme="minorHAnsi"/>
           <w:noProof/>
-        </w:rPr>
-      </w:pPr>
-      <w:hyperlink w:anchor="_Toc241086321" w:history="1">
+          <w:sz w:val="22"/>
+          <w:lang w:val="es-SV" w:eastAsia="es-SV"/>
+        </w:rPr>
+      </w:pPr>
+      <w:hyperlink w:anchor="_Toc243840185" w:history="1">
         <w:r>
           <w:rPr>
             <w:rStyle w:val="Hipervnculo"/>
+            <w:rFonts w:eastAsiaTheme="majorEastAsia"/>
             <w:noProof/>
           </w:rPr>
           <w:t>Referencias</w:t>
@@ -6059,7 +5929,7 @@
             <w:noProof/>
             <w:webHidden/>
           </w:rPr>
-          <w:instrText xml:space="preserve"> PAGEREF _Toc241086321 \h </w:instrText>
+          <w:instrText xml:space="preserve"> PAGEREF _Toc243840185 \h </w:instrText>
         </w:r>
         <w:r>
           <w:rPr>
@@ -6097,13 +5967,17 @@
           <w:tab w:val="right" w:leader="dot" w:pos="9350"/>
         </w:tabs>
         <w:rPr>
+          <w:rFonts w:asciiTheme="minorHAnsi" w:eastAsiaTheme="minorEastAsia" w:hAnsiTheme="minorHAnsi"/>
           <w:noProof/>
-        </w:rPr>
-      </w:pPr>
-      <w:hyperlink w:anchor="_Toc241086322" w:history="1">
+          <w:sz w:val="22"/>
+          <w:lang w:val="es-SV" w:eastAsia="es-SV"/>
+        </w:rPr>
+      </w:pPr>
+      <w:hyperlink w:anchor="_Toc243840186" w:history="1">
         <w:r>
           <w:rPr>
             <w:rStyle w:val="Hipervnculo"/>
+            <w:rFonts w:eastAsiaTheme="majorEastAsia"/>
             <w:noProof/>
             <w:lang w:val="es-SV"/>
           </w:rPr>
@@ -6128,7 +6002,7 @@
             <w:noProof/>
             <w:webHidden/>
           </w:rPr>
-          <w:instrText xml:space="preserve"> PAGEREF _Toc241086322 \h </w:instrText>
+          <w:instrText xml:space="preserve"> PAGEREF _Toc243840186 \h </w:instrText>
         </w:r>
         <w:r>
           <w:rPr>
@@ -6166,13 +6040,17 @@
           <w:tab w:val="right" w:leader="dot" w:pos="9350"/>
         </w:tabs>
         <w:rPr>
+          <w:rFonts w:asciiTheme="minorHAnsi" w:eastAsiaTheme="minorEastAsia" w:hAnsiTheme="minorHAnsi"/>
           <w:noProof/>
-        </w:rPr>
-      </w:pPr>
-      <w:hyperlink w:anchor="_Toc241086323" w:history="1">
+          <w:sz w:val="22"/>
+          <w:lang w:val="es-SV" w:eastAsia="es-SV"/>
+        </w:rPr>
+      </w:pPr>
+      <w:hyperlink w:anchor="_Toc243840187" w:history="1">
         <w:r>
           <w:rPr>
             <w:rStyle w:val="Hipervnculo"/>
+            <w:rFonts w:eastAsiaTheme="majorEastAsia"/>
             <w:noProof/>
             <w:lang w:val="es-SV"/>
           </w:rPr>
@@ -6197,7 +6075,7 @@
             <w:noProof/>
             <w:webHidden/>
           </w:rPr>
-          <w:instrText xml:space="preserve"> PAGEREF _Toc241086323 \h </w:instrText>
+          <w:instrText xml:space="preserve"> PAGEREF _Toc243840187 \h </w:instrText>
         </w:r>
         <w:r>
           <w:rPr>
@@ -6235,13 +6113,17 @@
           <w:tab w:val="right" w:leader="dot" w:pos="9350"/>
         </w:tabs>
         <w:rPr>
+          <w:rFonts w:asciiTheme="minorHAnsi" w:eastAsiaTheme="minorEastAsia" w:hAnsiTheme="minorHAnsi"/>
           <w:noProof/>
-        </w:rPr>
-      </w:pPr>
-      <w:hyperlink w:anchor="_Toc241086324" w:history="1">
+          <w:sz w:val="22"/>
+          <w:lang w:val="es-SV" w:eastAsia="es-SV"/>
+        </w:rPr>
+      </w:pPr>
+      <w:hyperlink w:anchor="_Toc243840188" w:history="1">
         <w:r>
           <w:rPr>
             <w:rStyle w:val="Hipervnculo"/>
+            <w:rFonts w:eastAsiaTheme="majorEastAsia"/>
             <w:noProof/>
             <w:lang w:val="es-SV"/>
           </w:rPr>
@@ -6266,7 +6148,7 @@
             <w:noProof/>
             <w:webHidden/>
           </w:rPr>
-          <w:instrText xml:space="preserve"> PAGEREF _Toc241086324 \h </w:instrText>
+          <w:instrText xml:space="preserve"> PAGEREF _Toc243840188 \h </w:instrText>
         </w:r>
         <w:r>
           <w:rPr>
@@ -6308,7 +6190,7 @@
         <w:lastRenderedPageBreak/>
         <w:fldChar w:fldCharType="end"/>
       </w:r>
-      <w:bookmarkStart w:id="1" w:name="_Toc241086248"/>
+      <w:bookmarkStart w:id="1" w:name="_Toc243840112"/>
       <w:r>
         <w:rPr>
           <w:lang w:val="es-SV"/>
@@ -6328,33 +6210,7 @@
         <w:rPr>
           <w:lang w:val="es-SV"/>
         </w:rPr>
-        <w:t>E</w:t>
-      </w:r>
-      <w:r>
-        <w:rPr>
-          <w:lang w:val="es-SV"/>
-        </w:rPr>
-        <w:t xml:space="preserve">l Manual de Organización y Funciones (MOF) de </w:t>
-      </w:r>
-      <w:proofErr w:type="spellStart"/>
-      <w:r>
-        <w:rPr>
-          <w:lang w:val="es-SV"/>
-        </w:rPr>
-        <w:t>SunGames</w:t>
-      </w:r>
-      <w:proofErr w:type="spellEnd"/>
-      <w:r>
-        <w:rPr>
-          <w:lang w:val="es-SV"/>
-        </w:rPr>
-        <w:t>, S.A. de C.V. es un instrumento técnico-administrativo que contiene, de forma ordenada y sistemática, el pensamiento estratégico de la sociedad (misión, visión y valores), su estructura organizativa y el conjunto de funciones y responsabilidades asignadas a cada unidad organizativa y a cada puesto de trabajo. Su consulta permite identificar con claridad quién hace qué dentro de la organización, cómo se relacionan las unidades entre sí y cuáles son las l</w:t>
-      </w:r>
-      <w:r>
-        <w:rPr>
-          <w:lang w:val="es-SV"/>
-        </w:rPr>
-        <w:t>íneas de autoridad y comunicación, lo cual facilita la gestión institucional, la inducción del personal y la asignación de responsabilidades.</w:t>
+        <w:t>El Manual de Organización y Funciones (MOF) de SunGames, S.A. de C.V. es un instrumento técnico-administrativo que contiene, de forma ordenada y sistemática, el pensamiento estratégico de la sociedad (misión, visión y valores), su estructura organizativa y el conjunto de funciones y responsabilidades asignadas a cada unidad organizativa y a cada puesto de trabajo. Su consulta permite identificar con claridad quién hace qué dentro de la organización, cómo se relacionan las unidades entre sí y cuáles son las líneas de autoridad y comunicación, lo cual facilita la gestión institucional, la inducción del personal y la asignación de responsabilidades.</w:t>
       </w:r>
     </w:p>
     <w:p>
@@ -6425,7 +6281,7 @@
           <w:lang w:val="es-SV"/>
         </w:rPr>
       </w:pPr>
-      <w:bookmarkStart w:id="2" w:name="_Toc241086249"/>
+      <w:bookmarkStart w:id="2" w:name="_Toc243840113"/>
       <w:r>
         <w:rPr>
           <w:lang w:val="es-SV"/>
@@ -6442,7 +6298,7 @@
           <w:lang w:val="es-SV"/>
         </w:rPr>
       </w:pPr>
-      <w:bookmarkStart w:id="3" w:name="_Toc241086250"/>
+      <w:bookmarkStart w:id="3" w:name="_Toc243840114"/>
       <w:r>
         <w:rPr>
           <w:lang w:val="es-SV"/>
@@ -6469,11 +6325,21 @@
       <w:pPr>
         <w:pStyle w:val="Ttulo3"/>
       </w:pPr>
-      <w:bookmarkStart w:id="4" w:name="_Toc241086251"/>
-      <w:r>
-        <w:t>Objetivos Específicos</w:t>
+      <w:bookmarkStart w:id="4" w:name="_Toc243840115"/>
+      <w:proofErr w:type="spellStart"/>
+      <w:r>
+        <w:t>Objetivos</w:t>
+      </w:r>
+      <w:proofErr w:type="spellEnd"/>
+      <w:r>
+        <w:t xml:space="preserve"> </w:t>
+      </w:r>
+      <w:proofErr w:type="spellStart"/>
+      <w:r>
+        <w:t>Específicos</w:t>
       </w:r>
       <w:bookmarkEnd w:id="4"/>
+      <w:proofErr w:type="spellEnd"/>
     </w:p>
     <w:p>
       <w:pPr>
@@ -6582,7 +6448,7 @@
           <w:lang w:val="es-SV"/>
         </w:rPr>
       </w:pPr>
-      <w:bookmarkStart w:id="5" w:name="_Toc241086252"/>
+      <w:bookmarkStart w:id="5" w:name="_Toc243840116"/>
       <w:r>
         <w:rPr>
           <w:lang w:val="es-SV"/>
@@ -6603,21 +6469,7 @@
         <w:rPr>
           <w:lang w:val="es-SV"/>
         </w:rPr>
-        <w:t xml:space="preserve">El presente manual </w:t>
-      </w:r>
-      <w:proofErr w:type="gramStart"/>
-      <w:r>
-        <w:rPr>
-          <w:lang w:val="es-SV"/>
-        </w:rPr>
-        <w:t>es de aplicación</w:t>
-      </w:r>
-      <w:proofErr w:type="gramEnd"/>
-      <w:r>
-        <w:rPr>
-          <w:lang w:val="es-SV"/>
-        </w:rPr>
-        <w:t xml:space="preserve"> a todas las unidades y puestos de la sociedad y constituye referencia obligatoria para directores, gerentes, jefaturas y demás colaboradores. Es igualmente útil para terceros interesados en comprender la organización de la sociedad, tales como auditores externos, entidades reguladoras y contrapartes comerciales.</w:t>
+        <w:t>El presente manual es de aplicación a todas las unidades y puestos de la sociedad y constituye referencia obligatoria para directores, gerentes, jefaturas y demás colaboradores. Es igualmente útil para terceros interesados en comprender la organización de la sociedad, tales como auditores externos, entidades reguladoras y contrapartes comerciales.</w:t>
       </w:r>
     </w:p>
     <w:p>
@@ -6646,7 +6498,7 @@
           <w:lang w:val="es-SV"/>
         </w:rPr>
       </w:pPr>
-      <w:bookmarkStart w:id="6" w:name="_Toc241086253"/>
+      <w:bookmarkStart w:id="6" w:name="_Toc243840117"/>
       <w:r>
         <w:rPr>
           <w:lang w:val="es-SV"/>
@@ -6667,13 +6519,7 @@
         <w:rPr>
           <w:lang w:val="es-SV"/>
         </w:rPr>
-        <w:t>La organización y funciones de la sociedad se sustentan en el marco legal que se detalla en el Manual de Estructura Organizativa (SG-MEO-001) y que se resume en la Tabla 1: la Constitución de la República (Asamblea Legislativa de la República de El Salvador, 1983), el Código de Comercio (Asamblea Legislativa de la República de El Salvador, 1970), el Código de Trabajo (Asamblea Legislativa de la República de El Salvador, 1972), la Ley del Seguro Social (Asamblea Legislativa de la República de El Salvador, 19</w:t>
-      </w:r>
-      <w:r>
-        <w:rPr>
-          <w:lang w:val="es-SV"/>
-        </w:rPr>
-        <w:t>53), la Ley de la Corte de Cuentas de la República (Asamblea Legislativa de la República de El Salvador, 1995), el Código Tributario (Asamblea Legislativa de la República de El Salvador, 2000), el marco NIIF para PYMES (Consejo de Normas Internacionales de Contabilidad, 2015) y las Normas Técnicas de Control Interno (Corte de Cuentas de la República, 2004).</w:t>
+        <w:t>La organización y funciones de la sociedad se sustentan en el marco legal que se detalla en el Manual de Estructura Organizativa (SG-MEO-001) y que se resume en la Tabla 1: la Constitución de la República (Asamblea Legislativa de la República de El Salvador, 1983), el Código de Comercio (Asamblea Legislativa de la República de El Salvador, 1970), el Código de Trabajo (Asamblea Legislativa de la República de El Salvador, 1972), la Ley del Seguro Social (Asamblea Legislativa de la República de El Salvador, 1953), la Ley de la Corte de Cuentas de la República (Asamblea Legislativa de la República de El Salvador, 1995), el Código Tributario (Asamblea Legislativa de la República de El Salvador, 2000), el marco NIIF para PYMES (Consejo de Normas Internacionales de Contabilidad, 2015) y las Normas Técnicas de Control Interno (Corte de Cuentas de la República, 2004).</w:t>
       </w:r>
     </w:p>
     <w:p>
@@ -6759,6 +6605,7 @@
               <w:spacing w:line="240" w:lineRule="auto"/>
               <w:jc w:val="center"/>
             </w:pPr>
+            <w:proofErr w:type="spellStart"/>
             <w:r>
               <w:rPr>
                 <w:b/>
@@ -6766,6 +6613,7 @@
               </w:rPr>
               <w:t>Disposiciones</w:t>
             </w:r>
+            <w:proofErr w:type="spellEnd"/>
           </w:p>
         </w:tc>
         <w:tc>
@@ -6780,13 +6628,31 @@
               <w:spacing w:line="240" w:lineRule="auto"/>
               <w:jc w:val="center"/>
             </w:pPr>
+            <w:proofErr w:type="spellStart"/>
             <w:r>
               <w:rPr>
                 <w:b/>
                 <w:sz w:val="20"/>
               </w:rPr>
-              <w:t>Aplicación a la sociedad</w:t>
+              <w:t>Aplicación</w:t>
             </w:r>
+            <w:proofErr w:type="spellEnd"/>
+            <w:r>
+              <w:rPr>
+                <w:b/>
+                <w:sz w:val="20"/>
+              </w:rPr>
+              <w:t xml:space="preserve"> a la </w:t>
+            </w:r>
+            <w:proofErr w:type="spellStart"/>
+            <w:r>
+              <w:rPr>
+                <w:b/>
+                <w:sz w:val="20"/>
+              </w:rPr>
+              <w:t>sociedad</w:t>
+            </w:r>
+            <w:proofErr w:type="spellEnd"/>
           </w:p>
         </w:tc>
       </w:tr>
@@ -7196,12 +7062,14 @@
             <w:pPr>
               <w:spacing w:line="240" w:lineRule="auto"/>
             </w:pPr>
+            <w:proofErr w:type="spellStart"/>
             <w:r>
               <w:rPr>
                 <w:sz w:val="20"/>
               </w:rPr>
               <w:t>Vigentes</w:t>
             </w:r>
+            <w:proofErr w:type="spellEnd"/>
           </w:p>
         </w:tc>
         <w:tc>
@@ -7390,7 +7258,7 @@
           <w:lang w:val="es-SV"/>
         </w:rPr>
       </w:pPr>
-      <w:bookmarkStart w:id="7" w:name="_Toc241086254"/>
+      <w:bookmarkStart w:id="7" w:name="_Toc243840118"/>
       <w:r>
         <w:rPr>
           <w:lang w:val="es-SV"/>
@@ -7406,7 +7274,7 @@
           <w:lang w:val="es-SV"/>
         </w:rPr>
       </w:pPr>
-      <w:bookmarkStart w:id="8" w:name="_Toc241086255"/>
+      <w:bookmarkStart w:id="8" w:name="_Toc243840119"/>
       <w:r>
         <w:rPr>
           <w:lang w:val="es-SV"/>
@@ -7436,7 +7304,7 @@
           <w:lang w:val="es-SV"/>
         </w:rPr>
       </w:pPr>
-      <w:bookmarkStart w:id="9" w:name="_Toc241086256"/>
+      <w:bookmarkStart w:id="9" w:name="_Toc243840120"/>
       <w:r>
         <w:rPr>
           <w:lang w:val="es-SV"/>
@@ -7463,11 +7331,13 @@
       <w:pPr>
         <w:pStyle w:val="Ttulo2"/>
       </w:pPr>
-      <w:bookmarkStart w:id="10" w:name="_Toc241086257"/>
+      <w:bookmarkStart w:id="10" w:name="_Toc243840121"/>
+      <w:proofErr w:type="spellStart"/>
       <w:r>
         <w:t>Valores</w:t>
       </w:r>
       <w:bookmarkEnd w:id="10"/>
+      <w:proofErr w:type="spellEnd"/>
     </w:p>
     <w:p>
       <w:pPr>
@@ -7476,7 +7346,7 @@
           <w:lang w:val="es-SV"/>
         </w:rPr>
       </w:pPr>
-      <w:bookmarkStart w:id="11" w:name="_Toc241086258"/>
+      <w:bookmarkStart w:id="11" w:name="_Toc243840122"/>
       <w:r>
         <w:rPr>
           <w:rStyle w:val="Ttulo3Car"/>
@@ -7506,7 +7376,7 @@
           <w:lang w:val="es-SV"/>
         </w:rPr>
       </w:pPr>
-      <w:bookmarkStart w:id="12" w:name="_Toc241086259"/>
+      <w:bookmarkStart w:id="12" w:name="_Toc243840123"/>
       <w:r>
         <w:rPr>
           <w:rStyle w:val="Ttulo3Car"/>
@@ -7536,7 +7406,7 @@
           <w:lang w:val="es-SV"/>
         </w:rPr>
       </w:pPr>
-      <w:bookmarkStart w:id="13" w:name="_Toc241086260"/>
+      <w:bookmarkStart w:id="13" w:name="_Toc243840124"/>
       <w:r>
         <w:rPr>
           <w:rStyle w:val="Ttulo3Car"/>
@@ -7566,7 +7436,7 @@
           <w:lang w:val="es-SV"/>
         </w:rPr>
       </w:pPr>
-      <w:bookmarkStart w:id="14" w:name="_Toc241086261"/>
+      <w:bookmarkStart w:id="14" w:name="_Toc243840125"/>
       <w:r>
         <w:rPr>
           <w:rStyle w:val="Ttulo3Car"/>
@@ -7596,7 +7466,7 @@
           <w:lang w:val="es-SV"/>
         </w:rPr>
       </w:pPr>
-      <w:bookmarkStart w:id="15" w:name="_Toc241086262"/>
+      <w:bookmarkStart w:id="15" w:name="_Toc243840126"/>
       <w:r>
         <w:rPr>
           <w:rStyle w:val="Ttulo3Car"/>
@@ -7627,7 +7497,7 @@
           <w:lang w:val="es-SV"/>
         </w:rPr>
       </w:pPr>
-      <w:bookmarkStart w:id="16" w:name="_Toc241086263"/>
+      <w:bookmarkStart w:id="16" w:name="_Toc243840127"/>
       <w:r>
         <w:rPr>
           <w:rStyle w:val="Ttulo3Car"/>
@@ -7654,9 +7524,14 @@
       <w:pPr>
         <w:pStyle w:val="Ttulo2"/>
       </w:pPr>
-      <w:bookmarkStart w:id="17" w:name="_Toc241086264"/>
-      <w:r>
-        <w:t xml:space="preserve">Objetivos </w:t>
+      <w:bookmarkStart w:id="17" w:name="_Toc243840128"/>
+      <w:proofErr w:type="spellStart"/>
+      <w:r>
+        <w:t>Objetivos</w:t>
+      </w:r>
+      <w:proofErr w:type="spellEnd"/>
+      <w:r>
+        <w:t xml:space="preserve"> </w:t>
       </w:r>
       <w:proofErr w:type="spellStart"/>
       <w:r>
@@ -7747,7 +7622,7 @@
           <w:lang w:val="es-SV"/>
         </w:rPr>
       </w:pPr>
-      <w:bookmarkStart w:id="18" w:name="_Toc241086265"/>
+      <w:bookmarkStart w:id="18" w:name="_Toc243840129"/>
       <w:r>
         <w:rPr>
           <w:lang w:val="es-SV"/>
@@ -7764,25 +7639,11 @@
           <w:lang w:val="es-SV"/>
         </w:rPr>
       </w:pPr>
-      <w:proofErr w:type="spellStart"/>
-      <w:r>
-        <w:rPr>
-          <w:lang w:val="es-SV"/>
-        </w:rPr>
-        <w:t>SunGames</w:t>
-      </w:r>
-      <w:proofErr w:type="spellEnd"/>
-      <w:r>
-        <w:rPr>
-          <w:lang w:val="es-SV"/>
-        </w:rPr>
-        <w:t>, S.A. de C.V. (denominación completa: SUNGAMES, SOCIEDAD ANÓNIMA DE CAPITAL VARIABLE) es una sociedad salvadoreña dedicada al desarrollo, producción y comercialización de videojuegos mediante licencias. Para efectos de la simulación académica, la sociedad se constituyó el 11 de septiembre de 2026 con domicilio en el Distrito de San Salvador, Municipio de San Salvador Centro, Departamento de San Salvador, NIT 1234567-8, NRC 765432-1 y matrícula de empresa 2009001001. Los datos de identificación corresponden</w:t>
-      </w:r>
-      <w:r>
-        <w:rPr>
-          <w:lang w:val="es-SV"/>
-        </w:rPr>
-        <w:t xml:space="preserve"> al expediente de constitución simulada y no constituyen datos registrales ni tributarios válidos.</w:t>
+      <w:r>
+        <w:rPr>
+          <w:lang w:val="es-SV"/>
+        </w:rPr>
+        <w:t>SunGames, S.A. de C.V. (denominación completa: SUNGAMES, SOCIEDAD ANÓNIMA DE CAPITAL VARIABLE) es una sociedad salvadoreña dedicada al desarrollo, producción y comercialización de videojuegos mediante licencias. Para efectos de la simulación académica, la sociedad se constituyó el 11 de septiembre de 2026 con domicilio en el Distrito de San Salvador, Municipio de San Salvador Centro, Departamento de San Salvador, NIT 1234567-8, NRC 765432-1 y matrícula de empresa 2009001001. Los datos de identificación corresponden al expediente de constitución simulada y no constituyen datos registrales ni tributarios válidos.</w:t>
       </w:r>
     </w:p>
     <w:p>
@@ -7796,13 +7657,7 @@
         <w:rPr>
           <w:lang w:val="es-SV"/>
         </w:rPr>
-        <w:t>La actividad económica principal corresponde al código 6201001 (elaboración y modificación de software) del catálogo ONEC/BCR, con la secundaria 5820001 (edición de programas informáticos) y la adicional 6209003 (arrendamiento de software) si corresponde al modelo de negocio. Los títulos de videojuegos son productos de software; por ello, antes de adoptar códigos tributarios de alquiler de intangibles (7740001) debe verificarse su procedencia con la Administración Tributaria, ya que los videojuegos contiene</w:t>
-      </w:r>
-      <w:r>
-        <w:rPr>
-          <w:lang w:val="es-SV"/>
-        </w:rPr>
-        <w:t>n software, arte, música y otros elementos protegidos.</w:t>
+        <w:t>La actividad económica principal corresponde al código 6201001 (elaboración y modificación de software) del catálogo ONEC/BCR, con la secundaria 5820001 (edición de programas informáticos) y la adicional 6209003 (arrendamiento de software) si corresponde al modelo de negocio. Los títulos de videojuegos son productos de software; por ello, antes de adoptar códigos tributarios de alquiler de intangibles (7740001) debe verificarse su procedencia con la Administración Tributaria, ya que los videojuegos contienen software, arte, música y otros elementos protegidos.</w:t>
       </w:r>
     </w:p>
     <w:p>
@@ -7887,6 +7742,7 @@
               <w:spacing w:line="240" w:lineRule="auto"/>
               <w:jc w:val="center"/>
             </w:pPr>
+            <w:proofErr w:type="spellStart"/>
             <w:r>
               <w:rPr>
                 <w:b/>
@@ -7894,6 +7750,7 @@
               </w:rPr>
               <w:t>Detalle</w:t>
             </w:r>
+            <w:proofErr w:type="spellEnd"/>
           </w:p>
         </w:tc>
       </w:tr>
@@ -7914,8 +7771,17 @@
                 <w:b/>
                 <w:sz w:val="22"/>
               </w:rPr>
-              <w:t>Capital social inicial</w:t>
+              <w:t xml:space="preserve">Capital social </w:t>
             </w:r>
+            <w:proofErr w:type="spellStart"/>
+            <w:r>
+              <w:rPr>
+                <w:b/>
+                <w:sz w:val="22"/>
+              </w:rPr>
+              <w:t>inicial</w:t>
+            </w:r>
+            <w:proofErr w:type="spellEnd"/>
           </w:p>
         </w:tc>
         <w:tc>
@@ -7951,6 +7817,7 @@
             <w:pPr>
               <w:spacing w:line="240" w:lineRule="auto"/>
             </w:pPr>
+            <w:proofErr w:type="spellStart"/>
             <w:r>
               <w:rPr>
                 <w:b/>
@@ -7958,6 +7825,7 @@
               </w:rPr>
               <w:t>Acciones</w:t>
             </w:r>
+            <w:proofErr w:type="spellEnd"/>
           </w:p>
         </w:tc>
         <w:tc>
@@ -8063,6 +7931,7 @@
             <w:pPr>
               <w:spacing w:line="240" w:lineRule="auto"/>
             </w:pPr>
+            <w:proofErr w:type="spellStart"/>
             <w:r>
               <w:rPr>
                 <w:b/>
@@ -8070,6 +7939,7 @@
               </w:rPr>
               <w:t>Accionistas</w:t>
             </w:r>
+            <w:proofErr w:type="spellEnd"/>
           </w:p>
         </w:tc>
         <w:tc>
@@ -8216,21 +8086,7 @@
         <w:rPr>
           <w:lang w:val="es-SV"/>
         </w:rPr>
-        <w:t>En el ámbito organizativo, la sociedad adopta el modelo de sociedad anónima de capital variable con administración por Junta Directiva, integrada por Diego Edgardo González Sánchez (</w:t>
-      </w:r>
-      <w:proofErr w:type="gramStart"/>
-      <w:r>
-        <w:rPr>
-          <w:lang w:val="es-SV"/>
-        </w:rPr>
-        <w:t>Presidente</w:t>
-      </w:r>
-      <w:proofErr w:type="gramEnd"/>
-      <w:r>
-        <w:rPr>
-          <w:lang w:val="es-SV"/>
-        </w:rPr>
-        <w:t xml:space="preserve"> y Representante Legal), David Alexander Rivas </w:t>
+        <w:t xml:space="preserve">En el ámbito organizativo, la sociedad adopta el modelo de sociedad anónima de capital variable con administración por Junta Directiva, integrada por Diego Edgardo González Sánchez (Presidente y Representante Legal), David Alexander Rivas </w:t>
       </w:r>
       <w:proofErr w:type="spellStart"/>
       <w:r>
@@ -8244,21 +8100,7 @@
         <w:rPr>
           <w:lang w:val="es-SV"/>
         </w:rPr>
-        <w:t xml:space="preserve"> (</w:t>
-      </w:r>
-      <w:proofErr w:type="gramStart"/>
-      <w:r>
-        <w:rPr>
-          <w:lang w:val="es-SV"/>
-        </w:rPr>
-        <w:t>Secretario</w:t>
-      </w:r>
-      <w:proofErr w:type="gramEnd"/>
-      <w:r>
-        <w:rPr>
-          <w:lang w:val="es-SV"/>
-        </w:rPr>
-        <w:t xml:space="preserve">) y Josué Nehemías </w:t>
+        <w:t xml:space="preserve"> (Secretario) y Josué Nehemías </w:t>
       </w:r>
       <w:r>
         <w:rPr>
@@ -8308,7 +8150,7 @@
           <w:lang w:val="es-SV"/>
         </w:rPr>
       </w:pPr>
-      <w:bookmarkStart w:id="19" w:name="_Toc241086266"/>
+      <w:bookmarkStart w:id="19" w:name="_Toc243840130"/>
       <w:r>
         <w:rPr>
           <w:lang w:val="es-SV"/>
@@ -8325,7 +8167,7 @@
           <w:lang w:val="es-SV"/>
         </w:rPr>
       </w:pPr>
-      <w:bookmarkStart w:id="20" w:name="_Toc241086267"/>
+      <w:bookmarkStart w:id="20" w:name="_Toc243840131"/>
       <w:r>
         <w:rPr>
           <w:lang w:val="es-SV"/>
@@ -8375,23 +8217,7 @@
           <w:i/>
           <w:lang w:val="es-SV"/>
         </w:rPr>
-        <w:t xml:space="preserve">Organigrama general de </w:t>
-      </w:r>
-      <w:proofErr w:type="spellStart"/>
-      <w:r>
-        <w:rPr>
-          <w:i/>
-          <w:lang w:val="es-SV"/>
-        </w:rPr>
-        <w:t>SunGames</w:t>
-      </w:r>
-      <w:proofErr w:type="spellEnd"/>
-      <w:r>
-        <w:rPr>
-          <w:i/>
-          <w:lang w:val="es-SV"/>
-        </w:rPr>
-        <w:t>, S. A. de C. V.</w:t>
+        <w:t>Organigrama general de SunGames, S. A. de C. V.</w:t>
       </w:r>
     </w:p>
     <w:p>
@@ -8418,7 +8244,7 @@
                     <pic:cNvPicPr/>
                   </pic:nvPicPr>
                   <pic:blipFill>
-                    <a:blip r:embed="rId10"/>
+                    <a:blip r:embed="rId9"/>
                     <a:stretch>
                       <a:fillRect/>
                     </a:stretch>
@@ -8469,7 +8295,7 @@
           <w:lang w:val="es-SV"/>
         </w:rPr>
       </w:pPr>
-      <w:bookmarkStart w:id="21" w:name="_Toc241086268"/>
+      <w:bookmarkStart w:id="21" w:name="_Toc243840132"/>
       <w:r>
         <w:rPr>
           <w:lang w:val="es-SV"/>
@@ -8499,7 +8325,7 @@
           <w:lang w:val="es-SV"/>
         </w:rPr>
       </w:pPr>
-      <w:bookmarkStart w:id="22" w:name="_Toc241086269"/>
+      <w:bookmarkStart w:id="22" w:name="_Toc243840133"/>
       <w:r>
         <w:rPr>
           <w:lang w:val="es-SV"/>
@@ -8520,21 +8346,7 @@
         <w:rPr>
           <w:lang w:val="es-SV"/>
         </w:rPr>
-        <w:t xml:space="preserve">A </w:t>
-      </w:r>
-      <w:proofErr w:type="gramStart"/>
-      <w:r>
-        <w:rPr>
-          <w:lang w:val="es-SV"/>
-        </w:rPr>
-        <w:t>continuación</w:t>
-      </w:r>
-      <w:proofErr w:type="gramEnd"/>
-      <w:r>
-        <w:rPr>
-          <w:lang w:val="es-SV"/>
-        </w:rPr>
-        <w:t xml:space="preserve"> se describen la misión, las funciones y las relaciones de cada unidad organizativa de la sociedad.</w:t>
+        <w:t>A continuación se describen la misión, las funciones y las relaciones de cada unidad organizativa de la sociedad.</w:t>
       </w:r>
     </w:p>
     <w:p>
@@ -8544,7 +8356,7 @@
           <w:lang w:val="es-SV"/>
         </w:rPr>
       </w:pPr>
-      <w:bookmarkStart w:id="23" w:name="_Toc241086270"/>
+      <w:bookmarkStart w:id="23" w:name="_Toc243840134"/>
       <w:r>
         <w:rPr>
           <w:lang w:val="es-SV"/>
@@ -8560,7 +8372,7 @@
           <w:lang w:val="es-SV"/>
         </w:rPr>
       </w:pPr>
-      <w:bookmarkStart w:id="24" w:name="_Toc241086271"/>
+      <w:bookmarkStart w:id="24" w:name="_Toc243840135"/>
       <w:r>
         <w:rPr>
           <w:rStyle w:val="Ttulo3Car"/>
@@ -8590,7 +8402,7 @@
           <w:lang w:val="es-SV"/>
         </w:rPr>
       </w:pPr>
-      <w:bookmarkStart w:id="25" w:name="_Toc241086272"/>
+      <w:bookmarkStart w:id="25" w:name="_Toc243840136"/>
       <w:r>
         <w:rPr>
           <w:rStyle w:val="Ttulo3Car"/>
@@ -8617,7 +8429,7 @@
       <w:pPr>
         <w:ind w:firstLine="720"/>
       </w:pPr>
-      <w:bookmarkStart w:id="26" w:name="_Toc241086273"/>
+      <w:bookmarkStart w:id="26" w:name="_Toc243840137"/>
       <w:proofErr w:type="spellStart"/>
       <w:r>
         <w:rPr>
@@ -8753,7 +8565,7 @@
           <w:lang w:val="es-SV"/>
         </w:rPr>
       </w:pPr>
-      <w:bookmarkStart w:id="27" w:name="_Toc241086274"/>
+      <w:bookmarkStart w:id="27" w:name="_Toc243840138"/>
       <w:r>
         <w:rPr>
           <w:rStyle w:val="Ttulo3Car"/>
@@ -8783,7 +8595,7 @@
           <w:lang w:val="es-SV"/>
         </w:rPr>
       </w:pPr>
-      <w:bookmarkStart w:id="28" w:name="_Toc241086275"/>
+      <w:bookmarkStart w:id="28" w:name="_Toc243840139"/>
       <w:r>
         <w:rPr>
           <w:rStyle w:val="Ttulo3Car"/>
@@ -8828,7 +8640,7 @@
           <w:lang w:val="es-SV"/>
         </w:rPr>
       </w:pPr>
-      <w:bookmarkStart w:id="29" w:name="_Toc241086276"/>
+      <w:bookmarkStart w:id="29" w:name="_Toc243840140"/>
       <w:r>
         <w:rPr>
           <w:lang w:val="es-SV"/>
@@ -8844,7 +8656,7 @@
           <w:lang w:val="es-SV"/>
         </w:rPr>
       </w:pPr>
-      <w:bookmarkStart w:id="30" w:name="_Toc241086277"/>
+      <w:bookmarkStart w:id="30" w:name="_Toc243840141"/>
       <w:r>
         <w:rPr>
           <w:rStyle w:val="Ttulo3Car"/>
@@ -8874,7 +8686,7 @@
           <w:lang w:val="es-SV"/>
         </w:rPr>
       </w:pPr>
-      <w:bookmarkStart w:id="31" w:name="_Toc241086278"/>
+      <w:bookmarkStart w:id="31" w:name="_Toc243840142"/>
       <w:r>
         <w:rPr>
           <w:rStyle w:val="Ttulo3Car"/>
@@ -8901,7 +8713,7 @@
       <w:pPr>
         <w:ind w:firstLine="720"/>
       </w:pPr>
-      <w:bookmarkStart w:id="32" w:name="_Toc241086279"/>
+      <w:bookmarkStart w:id="32" w:name="_Toc243840143"/>
       <w:proofErr w:type="spellStart"/>
       <w:r>
         <w:rPr>
@@ -9094,7 +8906,7 @@
           <w:lang w:val="es-SV"/>
         </w:rPr>
       </w:pPr>
-      <w:bookmarkStart w:id="33" w:name="_Toc241086280"/>
+      <w:bookmarkStart w:id="33" w:name="_Toc243840144"/>
       <w:r>
         <w:rPr>
           <w:rStyle w:val="Ttulo3Car"/>
@@ -9124,7 +8936,7 @@
           <w:lang w:val="es-SV"/>
         </w:rPr>
       </w:pPr>
-      <w:bookmarkStart w:id="34" w:name="_Toc241086281"/>
+      <w:bookmarkStart w:id="34" w:name="_Toc243840145"/>
       <w:r>
         <w:rPr>
           <w:rStyle w:val="Ttulo3Car"/>
@@ -9168,7 +8980,7 @@
           <w:lang w:val="es-SV"/>
         </w:rPr>
       </w:pPr>
-      <w:bookmarkStart w:id="35" w:name="_Toc241086282"/>
+      <w:bookmarkStart w:id="35" w:name="_Toc243840146"/>
       <w:r>
         <w:rPr>
           <w:lang w:val="es-SV"/>
@@ -9184,7 +8996,7 @@
           <w:lang w:val="es-SV"/>
         </w:rPr>
       </w:pPr>
-      <w:bookmarkStart w:id="36" w:name="_Toc241086283"/>
+      <w:bookmarkStart w:id="36" w:name="_Toc243840147"/>
       <w:r>
         <w:rPr>
           <w:rStyle w:val="Ttulo3Car"/>
@@ -9214,7 +9026,7 @@
           <w:lang w:val="es-SV"/>
         </w:rPr>
       </w:pPr>
-      <w:bookmarkStart w:id="37" w:name="_Toc241086284"/>
+      <w:bookmarkStart w:id="37" w:name="_Toc243840148"/>
       <w:r>
         <w:rPr>
           <w:rStyle w:val="Ttulo3Car"/>
@@ -9241,7 +9053,7 @@
       <w:pPr>
         <w:ind w:firstLine="720"/>
       </w:pPr>
-      <w:bookmarkStart w:id="38" w:name="_Toc241086285"/>
+      <w:bookmarkStart w:id="38" w:name="_Toc243840149"/>
       <w:proofErr w:type="spellStart"/>
       <w:r>
         <w:rPr>
@@ -9364,7 +9176,7 @@
           <w:lang w:val="es-SV"/>
         </w:rPr>
       </w:pPr>
-      <w:bookmarkStart w:id="39" w:name="_Toc241086286"/>
+      <w:bookmarkStart w:id="39" w:name="_Toc243840150"/>
       <w:r>
         <w:rPr>
           <w:rStyle w:val="Ttulo3Car"/>
@@ -9394,7 +9206,7 @@
           <w:lang w:val="es-SV"/>
         </w:rPr>
       </w:pPr>
-      <w:bookmarkStart w:id="40" w:name="_Toc241086287"/>
+      <w:bookmarkStart w:id="40" w:name="_Toc243840151"/>
       <w:r>
         <w:rPr>
           <w:rStyle w:val="Ttulo3Car"/>
@@ -9438,7 +9250,7 @@
           <w:lang w:val="es-SV"/>
         </w:rPr>
       </w:pPr>
-      <w:bookmarkStart w:id="41" w:name="_Toc241086288"/>
+      <w:bookmarkStart w:id="41" w:name="_Toc243840152"/>
       <w:r>
         <w:rPr>
           <w:lang w:val="es-SV"/>
@@ -9454,7 +9266,7 @@
           <w:lang w:val="es-SV"/>
         </w:rPr>
       </w:pPr>
-      <w:bookmarkStart w:id="42" w:name="_Toc241086289"/>
+      <w:bookmarkStart w:id="42" w:name="_Toc243840153"/>
       <w:r>
         <w:rPr>
           <w:rStyle w:val="Ttulo3Car"/>
@@ -9484,7 +9296,7 @@
           <w:lang w:val="es-SV"/>
         </w:rPr>
       </w:pPr>
-      <w:bookmarkStart w:id="43" w:name="_Toc241086290"/>
+      <w:bookmarkStart w:id="43" w:name="_Toc243840154"/>
       <w:r>
         <w:rPr>
           <w:rStyle w:val="Ttulo3Car"/>
@@ -9511,7 +9323,7 @@
       <w:pPr>
         <w:ind w:firstLine="720"/>
       </w:pPr>
-      <w:bookmarkStart w:id="44" w:name="_Toc241086291"/>
+      <w:bookmarkStart w:id="44" w:name="_Toc243840155"/>
       <w:proofErr w:type="spellStart"/>
       <w:r>
         <w:rPr>
@@ -9634,7 +9446,7 @@
           <w:lang w:val="es-SV"/>
         </w:rPr>
       </w:pPr>
-      <w:bookmarkStart w:id="45" w:name="_Toc241086292"/>
+      <w:bookmarkStart w:id="45" w:name="_Toc243840156"/>
       <w:r>
         <w:rPr>
           <w:rStyle w:val="Ttulo3Car"/>
@@ -9664,7 +9476,7 @@
           <w:lang w:val="es-SV"/>
         </w:rPr>
       </w:pPr>
-      <w:bookmarkStart w:id="46" w:name="_Toc241086293"/>
+      <w:bookmarkStart w:id="46" w:name="_Toc243840157"/>
       <w:r>
         <w:rPr>
           <w:rStyle w:val="Ttulo3Car"/>
@@ -9708,7 +9520,7 @@
           <w:lang w:val="es-SV"/>
         </w:rPr>
       </w:pPr>
-      <w:bookmarkStart w:id="47" w:name="_Toc241086294"/>
+      <w:bookmarkStart w:id="47" w:name="_Toc243840158"/>
       <w:r>
         <w:rPr>
           <w:lang w:val="es-SV"/>
@@ -9724,7 +9536,7 @@
           <w:lang w:val="es-SV"/>
         </w:rPr>
       </w:pPr>
-      <w:bookmarkStart w:id="48" w:name="_Toc241086295"/>
+      <w:bookmarkStart w:id="48" w:name="_Toc243840159"/>
       <w:r>
         <w:rPr>
           <w:rStyle w:val="Ttulo3Car"/>
@@ -9754,7 +9566,7 @@
           <w:lang w:val="es-SV"/>
         </w:rPr>
       </w:pPr>
-      <w:bookmarkStart w:id="49" w:name="_Toc241086296"/>
+      <w:bookmarkStart w:id="49" w:name="_Toc243840160"/>
       <w:r>
         <w:rPr>
           <w:rStyle w:val="Ttulo3Car"/>
@@ -9781,7 +9593,7 @@
       <w:pPr>
         <w:ind w:firstLine="720"/>
       </w:pPr>
-      <w:bookmarkStart w:id="50" w:name="_Toc241086297"/>
+      <w:bookmarkStart w:id="50" w:name="_Toc243840161"/>
       <w:proofErr w:type="spellStart"/>
       <w:r>
         <w:rPr>
@@ -9904,7 +9716,7 @@
           <w:lang w:val="es-SV"/>
         </w:rPr>
       </w:pPr>
-      <w:bookmarkStart w:id="51" w:name="_Toc241086298"/>
+      <w:bookmarkStart w:id="51" w:name="_Toc243840162"/>
       <w:r>
         <w:rPr>
           <w:rStyle w:val="Ttulo3Car"/>
@@ -9934,7 +9746,7 @@
           <w:lang w:val="es-SV"/>
         </w:rPr>
       </w:pPr>
-      <w:bookmarkStart w:id="52" w:name="_Toc241086299"/>
+      <w:bookmarkStart w:id="52" w:name="_Toc243840163"/>
       <w:r>
         <w:rPr>
           <w:rStyle w:val="Ttulo3Car"/>
@@ -9978,7 +9790,7 @@
           <w:lang w:val="es-SV"/>
         </w:rPr>
       </w:pPr>
-      <w:bookmarkStart w:id="53" w:name="_Toc241086300"/>
+      <w:bookmarkStart w:id="53" w:name="_Toc243840164"/>
       <w:r>
         <w:rPr>
           <w:lang w:val="es-SV"/>
@@ -9994,7 +9806,7 @@
           <w:lang w:val="es-SV"/>
         </w:rPr>
       </w:pPr>
-      <w:bookmarkStart w:id="54" w:name="_Toc241086301"/>
+      <w:bookmarkStart w:id="54" w:name="_Toc243840165"/>
       <w:r>
         <w:rPr>
           <w:rStyle w:val="Ttulo3Car"/>
@@ -10024,7 +9836,7 @@
           <w:lang w:val="es-SV"/>
         </w:rPr>
       </w:pPr>
-      <w:bookmarkStart w:id="55" w:name="_Toc241086302"/>
+      <w:bookmarkStart w:id="55" w:name="_Toc243840166"/>
       <w:r>
         <w:rPr>
           <w:rStyle w:val="Ttulo3Car"/>
@@ -10051,7 +9863,7 @@
       <w:pPr>
         <w:ind w:firstLine="720"/>
       </w:pPr>
-      <w:bookmarkStart w:id="56" w:name="_Toc241086303"/>
+      <w:bookmarkStart w:id="56" w:name="_Toc243840167"/>
       <w:proofErr w:type="spellStart"/>
       <w:r>
         <w:rPr>
@@ -10159,7 +9971,7 @@
           <w:lang w:val="es-SV"/>
         </w:rPr>
       </w:pPr>
-      <w:bookmarkStart w:id="57" w:name="_Toc241086304"/>
+      <w:bookmarkStart w:id="57" w:name="_Toc243840168"/>
       <w:r>
         <w:rPr>
           <w:rStyle w:val="Ttulo3Car"/>
@@ -10189,7 +10001,7 @@
           <w:lang w:val="es-SV"/>
         </w:rPr>
       </w:pPr>
-      <w:bookmarkStart w:id="58" w:name="_Toc241086305"/>
+      <w:bookmarkStart w:id="58" w:name="_Toc243840169"/>
       <w:r>
         <w:rPr>
           <w:rStyle w:val="Ttulo3Car"/>
@@ -10213,7 +10025,6 @@
         <w:t xml:space="preserve">Proveedores de logística, mensajería, almacenaje y </w:t>
       </w:r>
       <w:proofErr w:type="spellStart"/>
-      <w:proofErr w:type="gramStart"/>
       <w:r>
         <w:rPr>
           <w:lang w:val="es-SV"/>
@@ -10225,14 +10036,7 @@
         <w:rPr>
           <w:lang w:val="es-SV"/>
         </w:rPr>
-        <w:t xml:space="preserve"> center</w:t>
-      </w:r>
-      <w:proofErr w:type="gramEnd"/>
-      <w:r>
-        <w:rPr>
-          <w:lang w:val="es-SV"/>
-        </w:rPr>
-        <w:t xml:space="preserve"> tercerizado (si aplica).</w:t>
+        <w:t xml:space="preserve"> center tercerizado (si aplica).</w:t>
       </w:r>
     </w:p>
     <w:p>
@@ -10256,7 +10060,7 @@
           <w:lang w:val="es-SV"/>
         </w:rPr>
       </w:pPr>
-      <w:bookmarkStart w:id="59" w:name="_Toc241086306"/>
+      <w:bookmarkStart w:id="59" w:name="_Toc243840170"/>
       <w:r>
         <w:rPr>
           <w:lang w:val="es-SV"/>
@@ -10272,7 +10076,7 @@
           <w:lang w:val="es-SV"/>
         </w:rPr>
       </w:pPr>
-      <w:bookmarkStart w:id="60" w:name="_Toc241086307"/>
+      <w:bookmarkStart w:id="60" w:name="_Toc243840171"/>
       <w:r>
         <w:rPr>
           <w:rStyle w:val="Ttulo3Car"/>
@@ -10302,7 +10106,7 @@
           <w:lang w:val="es-SV"/>
         </w:rPr>
       </w:pPr>
-      <w:bookmarkStart w:id="61" w:name="_Toc241086308"/>
+      <w:bookmarkStart w:id="61" w:name="_Toc243840172"/>
       <w:r>
         <w:rPr>
           <w:rStyle w:val="Ttulo3Car"/>
@@ -10329,7 +10133,7 @@
       <w:pPr>
         <w:ind w:firstLine="720"/>
       </w:pPr>
-      <w:bookmarkStart w:id="62" w:name="_Toc241086309"/>
+      <w:bookmarkStart w:id="62" w:name="_Toc243840173"/>
       <w:proofErr w:type="spellStart"/>
       <w:r>
         <w:rPr>
@@ -10423,7 +10227,7 @@
           <w:lang w:val="es-SV"/>
         </w:rPr>
       </w:pPr>
-      <w:bookmarkStart w:id="63" w:name="_Toc241086310"/>
+      <w:bookmarkStart w:id="63" w:name="_Toc243840174"/>
       <w:r>
         <w:rPr>
           <w:rStyle w:val="Ttulo3Car"/>
@@ -10453,7 +10257,7 @@
           <w:lang w:val="es-SV"/>
         </w:rPr>
       </w:pPr>
-      <w:bookmarkStart w:id="64" w:name="_Toc241086311"/>
+      <w:bookmarkStart w:id="64" w:name="_Toc243840175"/>
       <w:r>
         <w:rPr>
           <w:rStyle w:val="Ttulo3Car"/>
@@ -10512,7 +10316,7 @@
           <w:lang w:val="es-SV"/>
         </w:rPr>
       </w:pPr>
-      <w:bookmarkStart w:id="65" w:name="_Toc241086312"/>
+      <w:bookmarkStart w:id="65" w:name="_Toc243840176"/>
       <w:r>
         <w:rPr>
           <w:lang w:val="es-SV"/>
@@ -10529,7 +10333,7 @@
           <w:lang w:val="es-SV"/>
         </w:rPr>
       </w:pPr>
-      <w:bookmarkStart w:id="66" w:name="_Toc241086313"/>
+      <w:bookmarkStart w:id="66" w:name="_Toc243840177"/>
       <w:r>
         <w:rPr>
           <w:rStyle w:val="Ttulo2Car"/>
@@ -10559,7 +10363,7 @@
           <w:lang w:val="es-SV"/>
         </w:rPr>
       </w:pPr>
-      <w:bookmarkStart w:id="67" w:name="_Toc241086314"/>
+      <w:bookmarkStart w:id="67" w:name="_Toc243840178"/>
       <w:r>
         <w:rPr>
           <w:rStyle w:val="Ttulo2Car"/>
@@ -10589,7 +10393,7 @@
           <w:lang w:val="es-SV"/>
         </w:rPr>
       </w:pPr>
-      <w:bookmarkStart w:id="68" w:name="_Toc241086315"/>
+      <w:bookmarkStart w:id="68" w:name="_Toc243840179"/>
       <w:r>
         <w:rPr>
           <w:rStyle w:val="Ttulo2Car"/>
@@ -10616,7 +10420,7 @@
       <w:pPr>
         <w:pStyle w:val="Listaconvietas"/>
       </w:pPr>
-      <w:bookmarkStart w:id="69" w:name="_Toc241086316"/>
+      <w:bookmarkStart w:id="69" w:name="_Toc243840180"/>
       <w:r>
         <w:rPr>
           <w:rStyle w:val="Ttulo2Car"/>
@@ -10639,7 +10443,15 @@
         <w:t xml:space="preserve">toda operación contable debe estar respaldada por documentación de soporte (arts. </w:t>
       </w:r>
       <w:r>
-        <w:t>435 del Código de Comercio y 139 del Código Tributario).</w:t>
+        <w:t xml:space="preserve">435 del Código de Comercio y 139 del Código </w:t>
+      </w:r>
+      <w:proofErr w:type="spellStart"/>
+      <w:r>
+        <w:t>Tributario</w:t>
+      </w:r>
+      <w:proofErr w:type="spellEnd"/>
+      <w:r>
+        <w:t>).</w:t>
       </w:r>
     </w:p>
     <w:p>
@@ -10649,7 +10461,7 @@
           <w:lang w:val="es-SV"/>
         </w:rPr>
       </w:pPr>
-      <w:bookmarkStart w:id="70" w:name="_Toc241086317"/>
+      <w:bookmarkStart w:id="70" w:name="_Toc243840181"/>
       <w:r>
         <w:rPr>
           <w:rStyle w:val="Ttulo2Car"/>
@@ -10679,7 +10491,7 @@
           <w:lang w:val="es-SV"/>
         </w:rPr>
       </w:pPr>
-      <w:bookmarkStart w:id="71" w:name="_Toc241086318"/>
+      <w:bookmarkStart w:id="71" w:name="_Toc243840182"/>
       <w:r>
         <w:rPr>
           <w:rStyle w:val="Ttulo2Car"/>
@@ -10728,7 +10540,7 @@
           <w:lang w:val="es-SV"/>
         </w:rPr>
       </w:pPr>
-      <w:bookmarkStart w:id="72" w:name="_Toc241086319"/>
+      <w:bookmarkStart w:id="72" w:name="_Toc243840183"/>
       <w:r>
         <w:rPr>
           <w:lang w:val="es-SV"/>
@@ -10759,7 +10571,7 @@
           <w:lang w:val="es-SV"/>
         </w:rPr>
       </w:pPr>
-      <w:bookmarkStart w:id="73" w:name="_Toc241086320"/>
+      <w:bookmarkStart w:id="73" w:name="_Toc243840184"/>
       <w:r>
         <w:rPr>
           <w:lang w:val="es-SV"/>
@@ -10779,21 +10591,7 @@
         <w:rPr>
           <w:lang w:val="es-SV"/>
         </w:rPr>
-        <w:t xml:space="preserve">Los abajo firmantes declaran que conocen y aceptan el contenido del presente manual, el cual </w:t>
-      </w:r>
-      <w:proofErr w:type="gramStart"/>
-      <w:r>
-        <w:rPr>
-          <w:lang w:val="es-SV"/>
-        </w:rPr>
-        <w:t>entrará en vigencia</w:t>
-      </w:r>
-      <w:proofErr w:type="gramEnd"/>
-      <w:r>
-        <w:rPr>
-          <w:lang w:val="es-SV"/>
-        </w:rPr>
-        <w:t xml:space="preserve"> a partir de su aprobación y será de obligatorio cumplimiento para todos los órganos y unidades de la sociedad.</w:t>
+        <w:t>Los abajo firmantes declaran que conocen y aceptan el contenido del presente manual, el cual entrará en vigencia a partir de su aprobación y será de obligatorio cumplimiento para todos los órganos y unidades de la sociedad.</w:t>
       </w:r>
     </w:p>
     <w:tbl>
@@ -10858,12 +10656,21 @@
               <w:spacing w:line="240" w:lineRule="auto"/>
               <w:jc w:val="center"/>
             </w:pPr>
+            <w:proofErr w:type="spellStart"/>
             <w:r>
               <w:rPr>
                 <w:b/>
                 <w:sz w:val="22"/>
               </w:rPr>
-              <w:t>Revisado por</w:t>
+              <w:t>Revisado</w:t>
+            </w:r>
+            <w:proofErr w:type="spellEnd"/>
+            <w:r>
+              <w:rPr>
+                <w:b/>
+                <w:sz w:val="22"/>
+              </w:rPr>
+              <w:t xml:space="preserve"> por</w:t>
             </w:r>
           </w:p>
         </w:tc>
@@ -10879,12 +10686,37 @@
               <w:spacing w:line="240" w:lineRule="auto"/>
               <w:jc w:val="center"/>
             </w:pPr>
+            <w:proofErr w:type="spellStart"/>
             <w:r>
               <w:rPr>
                 <w:b/>
                 <w:sz w:val="22"/>
               </w:rPr>
-              <w:t>Aprobado por (Junta Directiva)</w:t>
+              <w:t>Aprobado</w:t>
+            </w:r>
+            <w:proofErr w:type="spellEnd"/>
+            <w:r>
+              <w:rPr>
+                <w:b/>
+                <w:sz w:val="22"/>
+              </w:rPr>
+              <w:t xml:space="preserve"> por (Junta </w:t>
+            </w:r>
+            <w:proofErr w:type="spellStart"/>
+            <w:r>
+              <w:rPr>
+                <w:b/>
+                <w:sz w:val="22"/>
+              </w:rPr>
+              <w:t>Directiva</w:t>
+            </w:r>
+            <w:proofErr w:type="spellEnd"/>
+            <w:r>
+              <w:rPr>
+                <w:b/>
+                <w:sz w:val="22"/>
+              </w:rPr>
+              <w:t>)</w:t>
             </w:r>
           </w:p>
         </w:tc>
@@ -10936,11 +10768,19 @@
             <w:pPr>
               <w:spacing w:line="240" w:lineRule="auto"/>
             </w:pPr>
+            <w:proofErr w:type="spellStart"/>
             <w:r>
               <w:rPr>
                 <w:sz w:val="22"/>
               </w:rPr>
-              <w:t>Nombre: [____________]</w:t>
+              <w:t>Nombre</w:t>
+            </w:r>
+            <w:proofErr w:type="spellEnd"/>
+            <w:r>
+              <w:rPr>
+                <w:sz w:val="22"/>
+              </w:rPr>
+              <w:t>: [____________]</w:t>
             </w:r>
           </w:p>
         </w:tc>
@@ -10952,11 +10792,19 @@
             <w:pPr>
               <w:spacing w:line="240" w:lineRule="auto"/>
             </w:pPr>
+            <w:proofErr w:type="spellStart"/>
             <w:r>
               <w:rPr>
                 <w:sz w:val="22"/>
               </w:rPr>
-              <w:t>Nombre: [____________]</w:t>
+              <w:t>Nombre</w:t>
+            </w:r>
+            <w:proofErr w:type="spellEnd"/>
+            <w:r>
+              <w:rPr>
+                <w:sz w:val="22"/>
+              </w:rPr>
+              <w:t>: [____________]</w:t>
             </w:r>
           </w:p>
         </w:tc>
@@ -10968,11 +10816,19 @@
             <w:pPr>
               <w:spacing w:line="240" w:lineRule="auto"/>
             </w:pPr>
+            <w:proofErr w:type="spellStart"/>
             <w:r>
               <w:rPr>
                 <w:sz w:val="22"/>
               </w:rPr>
-              <w:t>Nombre: [____________]</w:t>
+              <w:t>Nombre</w:t>
+            </w:r>
+            <w:proofErr w:type="spellEnd"/>
+            <w:r>
+              <w:rPr>
+                <w:sz w:val="22"/>
+              </w:rPr>
+              <w:t>: [____________]</w:t>
             </w:r>
           </w:p>
         </w:tc>
@@ -11042,11 +10898,19 @@
             <w:pPr>
               <w:spacing w:line="240" w:lineRule="auto"/>
             </w:pPr>
+            <w:proofErr w:type="spellStart"/>
             <w:r>
               <w:rPr>
                 <w:sz w:val="22"/>
               </w:rPr>
-              <w:t>Firma: ____________</w:t>
+              <w:t>Firma</w:t>
+            </w:r>
+            <w:proofErr w:type="spellEnd"/>
+            <w:r>
+              <w:rPr>
+                <w:sz w:val="22"/>
+              </w:rPr>
+              <w:t>: ____________</w:t>
             </w:r>
           </w:p>
         </w:tc>
@@ -11058,11 +10922,19 @@
             <w:pPr>
               <w:spacing w:line="240" w:lineRule="auto"/>
             </w:pPr>
+            <w:proofErr w:type="spellStart"/>
             <w:r>
               <w:rPr>
                 <w:sz w:val="22"/>
               </w:rPr>
-              <w:t>Firma: ____________</w:t>
+              <w:t>Firma</w:t>
+            </w:r>
+            <w:proofErr w:type="spellEnd"/>
+            <w:r>
+              <w:rPr>
+                <w:sz w:val="22"/>
+              </w:rPr>
+              <w:t>: ____________</w:t>
             </w:r>
           </w:p>
         </w:tc>
@@ -11074,11 +10946,19 @@
             <w:pPr>
               <w:spacing w:line="240" w:lineRule="auto"/>
             </w:pPr>
+            <w:proofErr w:type="spellStart"/>
             <w:r>
               <w:rPr>
                 <w:sz w:val="22"/>
               </w:rPr>
-              <w:t>Firma: ____________</w:t>
+              <w:t>Firma</w:t>
+            </w:r>
+            <w:proofErr w:type="spellEnd"/>
+            <w:r>
+              <w:rPr>
+                <w:sz w:val="22"/>
+              </w:rPr>
+              <w:t>: ____________</w:t>
             </w:r>
           </w:p>
         </w:tc>
@@ -11095,11 +10975,19 @@
             <w:pPr>
               <w:spacing w:line="240" w:lineRule="auto"/>
             </w:pPr>
+            <w:proofErr w:type="spellStart"/>
             <w:r>
               <w:rPr>
                 <w:sz w:val="22"/>
               </w:rPr>
-              <w:t>Fecha: [____/____/____]</w:t>
+              <w:t>Fecha</w:t>
+            </w:r>
+            <w:proofErr w:type="spellEnd"/>
+            <w:r>
+              <w:rPr>
+                <w:sz w:val="22"/>
+              </w:rPr>
+              <w:t>: [____/____/____]</w:t>
             </w:r>
           </w:p>
         </w:tc>
@@ -11111,11 +10999,19 @@
             <w:pPr>
               <w:spacing w:line="240" w:lineRule="auto"/>
             </w:pPr>
+            <w:proofErr w:type="spellStart"/>
             <w:r>
               <w:rPr>
                 <w:sz w:val="22"/>
               </w:rPr>
-              <w:t>Fecha: [____/____/____]</w:t>
+              <w:t>Fecha</w:t>
+            </w:r>
+            <w:proofErr w:type="spellEnd"/>
+            <w:r>
+              <w:rPr>
+                <w:sz w:val="22"/>
+              </w:rPr>
+              <w:t>: [____/____/____]</w:t>
             </w:r>
           </w:p>
         </w:tc>
@@ -11127,11 +11023,19 @@
             <w:pPr>
               <w:spacing w:line="240" w:lineRule="auto"/>
             </w:pPr>
+            <w:proofErr w:type="spellStart"/>
             <w:r>
               <w:rPr>
                 <w:sz w:val="22"/>
               </w:rPr>
-              <w:t>Fecha: [____/____/____]</w:t>
+              <w:t>Fecha</w:t>
+            </w:r>
+            <w:proofErr w:type="spellEnd"/>
+            <w:r>
+              <w:rPr>
+                <w:sz w:val="22"/>
+              </w:rPr>
+              <w:t>: [____/____/____]</w:t>
             </w:r>
           </w:p>
         </w:tc>
@@ -11161,7 +11065,7 @@
       <w:pPr>
         <w:pStyle w:val="Ttulo1"/>
       </w:pPr>
-      <w:bookmarkStart w:id="74" w:name="_Toc241086321"/>
+      <w:bookmarkStart w:id="74" w:name="_Toc243840185"/>
       <w:r>
         <w:lastRenderedPageBreak/>
         <w:t>Referencias</w:t>
@@ -11374,13 +11278,7 @@
         <w:rPr>
           <w:lang w:val="es-SV"/>
         </w:rPr>
-        <w:t xml:space="preserve"> (</w:t>
-      </w:r>
-      <w:r>
-        <w:rPr>
-          <w:lang w:val="es-SV"/>
-        </w:rPr>
-        <w:t xml:space="preserve">Decreto Legislativo </w:t>
+        <w:t xml:space="preserve"> (Decreto Legislativo </w:t>
       </w:r>
       <w:proofErr w:type="spellStart"/>
       <w:r>
@@ -11490,13 +11388,7 @@
         <w:rPr>
           <w:lang w:val="es-SV"/>
         </w:rPr>
-        <w:t xml:space="preserve"> (</w:t>
-      </w:r>
-      <w:r>
-        <w:rPr>
-          <w:lang w:val="es-SV"/>
-        </w:rPr>
-        <w:t xml:space="preserve">Decreto Legislativo </w:t>
+        <w:t xml:space="preserve"> (Decreto Legislativo </w:t>
       </w:r>
       <w:proofErr w:type="spellStart"/>
       <w:r>
@@ -11607,13 +11499,7 @@
         <w:rPr>
           <w:lang w:val="es-SV"/>
         </w:rPr>
-        <w:t xml:space="preserve"> (</w:t>
-      </w:r>
-      <w:r>
-        <w:rPr>
-          <w:lang w:val="es-SV"/>
-        </w:rPr>
-        <w:t xml:space="preserve">Decreto </w:t>
+        <w:t xml:space="preserve"> (Decreto </w:t>
       </w:r>
       <w:proofErr w:type="spellStart"/>
       <w:r>
@@ -11790,7 +11676,7 @@
           <w:lang w:val="es-SV"/>
         </w:rPr>
       </w:pPr>
-      <w:bookmarkStart w:id="75" w:name="_Toc241086322"/>
+      <w:bookmarkStart w:id="75" w:name="_Toc243840186"/>
       <w:r>
         <w:rPr>
           <w:lang w:val="es-SV"/>
@@ -11900,12 +11786,21 @@
               <w:spacing w:line="240" w:lineRule="auto"/>
               <w:jc w:val="center"/>
             </w:pPr>
+            <w:proofErr w:type="spellStart"/>
             <w:r>
               <w:rPr>
                 <w:b/>
                 <w:sz w:val="18"/>
               </w:rPr>
-              <w:t>Puesto / Unidad</w:t>
+              <w:t>Puesto</w:t>
+            </w:r>
+            <w:proofErr w:type="spellEnd"/>
+            <w:r>
+              <w:rPr>
+                <w:b/>
+                <w:sz w:val="18"/>
+              </w:rPr>
+              <w:t xml:space="preserve"> / Unidad</w:t>
             </w:r>
           </w:p>
         </w:tc>
@@ -11921,12 +11816,21 @@
               <w:spacing w:line="240" w:lineRule="auto"/>
               <w:jc w:val="center"/>
             </w:pPr>
+            <w:proofErr w:type="spellStart"/>
             <w:r>
               <w:rPr>
                 <w:b/>
                 <w:sz w:val="18"/>
               </w:rPr>
-              <w:t>Reporta a</w:t>
+              <w:t>Reporta</w:t>
+            </w:r>
+            <w:proofErr w:type="spellEnd"/>
+            <w:r>
+              <w:rPr>
+                <w:b/>
+                <w:sz w:val="18"/>
+              </w:rPr>
+              <w:t xml:space="preserve"> a</w:t>
             </w:r>
           </w:p>
         </w:tc>
@@ -11942,13 +11846,31 @@
               <w:spacing w:line="240" w:lineRule="auto"/>
               <w:jc w:val="center"/>
             </w:pPr>
+            <w:proofErr w:type="spellStart"/>
             <w:r>
               <w:rPr>
                 <w:b/>
                 <w:sz w:val="18"/>
               </w:rPr>
-              <w:t>Misión del puesto</w:t>
+              <w:t>Misión</w:t>
             </w:r>
+            <w:proofErr w:type="spellEnd"/>
+            <w:r>
+              <w:rPr>
+                <w:b/>
+                <w:sz w:val="18"/>
+              </w:rPr>
+              <w:t xml:space="preserve"> del </w:t>
+            </w:r>
+            <w:proofErr w:type="spellStart"/>
+            <w:r>
+              <w:rPr>
+                <w:b/>
+                <w:sz w:val="18"/>
+              </w:rPr>
+              <w:t>puesto</w:t>
+            </w:r>
+            <w:proofErr w:type="spellEnd"/>
           </w:p>
         </w:tc>
         <w:tc>
@@ -11963,13 +11885,31 @@
               <w:spacing w:line="240" w:lineRule="auto"/>
               <w:jc w:val="center"/>
             </w:pPr>
+            <w:proofErr w:type="spellStart"/>
             <w:r>
               <w:rPr>
                 <w:b/>
                 <w:sz w:val="18"/>
               </w:rPr>
-              <w:t>Funciones principales</w:t>
+              <w:t>Funciones</w:t>
             </w:r>
+            <w:proofErr w:type="spellEnd"/>
+            <w:r>
+              <w:rPr>
+                <w:b/>
+                <w:sz w:val="18"/>
+              </w:rPr>
+              <w:t xml:space="preserve"> </w:t>
+            </w:r>
+            <w:proofErr w:type="spellStart"/>
+            <w:r>
+              <w:rPr>
+                <w:b/>
+                <w:sz w:val="18"/>
+              </w:rPr>
+              <w:t>principales</w:t>
+            </w:r>
+            <w:proofErr w:type="spellEnd"/>
           </w:p>
         </w:tc>
         <w:tc>
@@ -11984,13 +11924,31 @@
               <w:spacing w:line="240" w:lineRule="auto"/>
               <w:jc w:val="center"/>
             </w:pPr>
+            <w:proofErr w:type="spellStart"/>
             <w:r>
               <w:rPr>
                 <w:b/>
                 <w:sz w:val="18"/>
               </w:rPr>
-              <w:t>Formación / experiencia</w:t>
+              <w:t>Formación</w:t>
             </w:r>
+            <w:proofErr w:type="spellEnd"/>
+            <w:r>
+              <w:rPr>
+                <w:b/>
+                <w:sz w:val="18"/>
+              </w:rPr>
+              <w:t xml:space="preserve"> / </w:t>
+            </w:r>
+            <w:proofErr w:type="spellStart"/>
+            <w:r>
+              <w:rPr>
+                <w:b/>
+                <w:sz w:val="18"/>
+              </w:rPr>
+              <w:t>experiencia</w:t>
+            </w:r>
+            <w:proofErr w:type="spellEnd"/>
           </w:p>
         </w:tc>
         <w:tc>
@@ -12005,6 +11963,7 @@
               <w:spacing w:line="240" w:lineRule="auto"/>
               <w:jc w:val="center"/>
             </w:pPr>
+            <w:proofErr w:type="spellStart"/>
             <w:r>
               <w:rPr>
                 <w:b/>
@@ -12012,6 +11971,7 @@
               </w:rPr>
               <w:t>Competencias</w:t>
             </w:r>
+            <w:proofErr w:type="spellEnd"/>
           </w:p>
         </w:tc>
       </w:tr>
@@ -12043,11 +12003,33 @@
             <w:pPr>
               <w:spacing w:line="240" w:lineRule="auto"/>
             </w:pPr>
+            <w:proofErr w:type="spellStart"/>
             <w:r>
               <w:rPr>
                 <w:sz w:val="18"/>
               </w:rPr>
-              <w:t>Gerente General (Gerencia General)</w:t>
+              <w:t>Gerente</w:t>
+            </w:r>
+            <w:proofErr w:type="spellEnd"/>
+            <w:r>
+              <w:rPr>
+                <w:sz w:val="18"/>
+              </w:rPr>
+              <w:t xml:space="preserve"> General (</w:t>
+            </w:r>
+            <w:proofErr w:type="spellStart"/>
+            <w:r>
+              <w:rPr>
+                <w:sz w:val="18"/>
+              </w:rPr>
+              <w:t>Gerencia</w:t>
+            </w:r>
+            <w:proofErr w:type="spellEnd"/>
+            <w:r>
+              <w:rPr>
+                <w:sz w:val="18"/>
+              </w:rPr>
+              <w:t xml:space="preserve"> General)</w:t>
             </w:r>
           </w:p>
         </w:tc>
@@ -12063,8 +12045,16 @@
               <w:rPr>
                 <w:sz w:val="18"/>
               </w:rPr>
-              <w:t>Junta Directiva</w:t>
+              <w:t xml:space="preserve">Junta </w:t>
             </w:r>
+            <w:proofErr w:type="spellStart"/>
+            <w:r>
+              <w:rPr>
+                <w:sz w:val="18"/>
+              </w:rPr>
+              <w:t>Directiva</w:t>
+            </w:r>
+            <w:proofErr w:type="spellEnd"/>
           </w:p>
         </w:tc>
         <w:tc>
@@ -12180,7 +12170,35 @@
               <w:rPr>
                 <w:sz w:val="18"/>
               </w:rPr>
-              <w:t>Contador General (Finanzas y Contabilidad)</w:t>
+              <w:t>Contador General (</w:t>
+            </w:r>
+            <w:proofErr w:type="spellStart"/>
+            <w:r>
+              <w:rPr>
+                <w:sz w:val="18"/>
+              </w:rPr>
+              <w:t>Finanzas</w:t>
+            </w:r>
+            <w:proofErr w:type="spellEnd"/>
+            <w:r>
+              <w:rPr>
+                <w:sz w:val="18"/>
+              </w:rPr>
+              <w:t xml:space="preserve"> y </w:t>
+            </w:r>
+            <w:proofErr w:type="spellStart"/>
+            <w:r>
+              <w:rPr>
+                <w:sz w:val="18"/>
+              </w:rPr>
+              <w:t>Contabilidad</w:t>
+            </w:r>
+            <w:proofErr w:type="spellEnd"/>
+            <w:r>
+              <w:rPr>
+                <w:sz w:val="18"/>
+              </w:rPr>
+              <w:t>)</w:t>
             </w:r>
           </w:p>
         </w:tc>
@@ -12192,11 +12210,19 @@
             <w:pPr>
               <w:spacing w:line="240" w:lineRule="auto"/>
             </w:pPr>
+            <w:proofErr w:type="spellStart"/>
             <w:r>
               <w:rPr>
                 <w:sz w:val="18"/>
               </w:rPr>
-              <w:t>Gerente General</w:t>
+              <w:t>Gerente</w:t>
+            </w:r>
+            <w:proofErr w:type="spellEnd"/>
+            <w:r>
+              <w:rPr>
+                <w:sz w:val="18"/>
+              </w:rPr>
+              <w:t xml:space="preserve"> General</w:t>
             </w:r>
           </w:p>
         </w:tc>
@@ -12329,14 +12355,12 @@
             <w:pPr>
               <w:spacing w:line="240" w:lineRule="auto"/>
             </w:pPr>
-            <w:proofErr w:type="spellStart"/>
             <w:r>
               <w:rPr>
                 <w:sz w:val="18"/>
               </w:rPr>
               <w:t>Contador General</w:t>
             </w:r>
-            <w:proofErr w:type="spellEnd"/>
           </w:p>
         </w:tc>
         <w:tc>
@@ -12415,7 +12439,15 @@
                 <w:sz w:val="18"/>
                 <w:lang w:val="es-SV"/>
               </w:rPr>
-              <w:t>Orden, precisión, honestidad, manejo de sistemas contables.</w:t>
+              <w:t>Orden, precisión, honestidad, manejo de sistemas contabl</w:t>
+            </w:r>
+            <w:r>
+              <w:rPr>
+                <w:sz w:val="18"/>
+                <w:lang w:val="es-SV"/>
+              </w:rPr>
+              <w:lastRenderedPageBreak/>
+              <w:t>es.</w:t>
             </w:r>
           </w:p>
         </w:tc>
@@ -12436,6 +12468,7 @@
               <w:rPr>
                 <w:sz w:val="18"/>
               </w:rPr>
+              <w:lastRenderedPageBreak/>
               <w:t>P-004</w:t>
             </w:r>
           </w:p>
@@ -12448,11 +12481,47 @@
             <w:pPr>
               <w:spacing w:line="240" w:lineRule="auto"/>
             </w:pPr>
+            <w:proofErr w:type="spellStart"/>
             <w:r>
               <w:rPr>
                 <w:sz w:val="18"/>
               </w:rPr>
-              <w:t>Líder de Desarrollo de Videojuegos (Tecnología y Desarrollo)</w:t>
+              <w:t>Líder</w:t>
+            </w:r>
+            <w:proofErr w:type="spellEnd"/>
+            <w:r>
+              <w:rPr>
+                <w:sz w:val="18"/>
+              </w:rPr>
+              <w:t xml:space="preserve"> de Desarrollo de </w:t>
+            </w:r>
+            <w:proofErr w:type="spellStart"/>
+            <w:r>
+              <w:rPr>
+                <w:sz w:val="18"/>
+              </w:rPr>
+              <w:t>Videojuegos</w:t>
+            </w:r>
+            <w:proofErr w:type="spellEnd"/>
+            <w:r>
+              <w:rPr>
+                <w:sz w:val="18"/>
+              </w:rPr>
+              <w:t xml:space="preserve"> (</w:t>
+            </w:r>
+            <w:proofErr w:type="spellStart"/>
+            <w:r>
+              <w:rPr>
+                <w:sz w:val="18"/>
+              </w:rPr>
+              <w:t>Tecnología</w:t>
+            </w:r>
+            <w:proofErr w:type="spellEnd"/>
+            <w:r>
+              <w:rPr>
+                <w:sz w:val="18"/>
+              </w:rPr>
+              <w:t xml:space="preserve"> y Desarrollo)</w:t>
             </w:r>
           </w:p>
         </w:tc>
@@ -12464,11 +12533,19 @@
             <w:pPr>
               <w:spacing w:line="240" w:lineRule="auto"/>
             </w:pPr>
+            <w:proofErr w:type="spellStart"/>
             <w:r>
               <w:rPr>
                 <w:sz w:val="18"/>
               </w:rPr>
-              <w:t>Gerente General</w:t>
+              <w:t>Gerente</w:t>
+            </w:r>
+            <w:proofErr w:type="spellEnd"/>
+            <w:r>
+              <w:rPr>
+                <w:sz w:val="18"/>
+              </w:rPr>
+              <w:t xml:space="preserve"> General</w:t>
             </w:r>
           </w:p>
         </w:tc>
@@ -12508,7 +12585,23 @@
                 <w:sz w:val="18"/>
                 <w:lang w:val="es-SV"/>
               </w:rPr>
-              <w:t>Definir el plan de proyectos (roadmap); coordinar al equipo; controlar avance y calidad; proveer los costos a contabilidad.</w:t>
+              <w:t>Definir el plan de proyectos (</w:t>
+            </w:r>
+            <w:proofErr w:type="spellStart"/>
+            <w:r>
+              <w:rPr>
+                <w:sz w:val="18"/>
+                <w:lang w:val="es-SV"/>
+              </w:rPr>
+              <w:t>roadmap</w:t>
+            </w:r>
+            <w:proofErr w:type="spellEnd"/>
+            <w:r>
+              <w:rPr>
+                <w:sz w:val="18"/>
+                <w:lang w:val="es-SV"/>
+              </w:rPr>
+              <w:t>); coordinar al equipo; controlar avance y calidad; proveer los costos a contabilidad.</w:t>
             </w:r>
           </w:p>
         </w:tc>
@@ -12606,7 +12699,21 @@
               <w:rPr>
                 <w:sz w:val="18"/>
               </w:rPr>
-              <w:t>Líder de Desarrollo de Videojuegos</w:t>
+              <w:t>Líder</w:t>
+            </w:r>
+            <w:proofErr w:type="spellEnd"/>
+            <w:r>
+              <w:rPr>
+                <w:sz w:val="18"/>
+              </w:rPr>
+              <w:t xml:space="preserve"> de Desarrollo de </w:t>
+            </w:r>
+            <w:proofErr w:type="spellStart"/>
+            <w:r>
+              <w:rPr>
+                <w:sz w:val="18"/>
+              </w:rPr>
+              <w:t>Videojuegos</w:t>
             </w:r>
             <w:proofErr w:type="spellEnd"/>
           </w:p>
@@ -12720,11 +12827,47 @@
             <w:pPr>
               <w:spacing w:line="240" w:lineRule="auto"/>
             </w:pPr>
+            <w:proofErr w:type="spellStart"/>
             <w:r>
               <w:rPr>
                 <w:sz w:val="18"/>
               </w:rPr>
-              <w:t>Ejecutivo Comercial y Marketing (Comercial y Marketing)</w:t>
+              <w:t>Ejecutivo</w:t>
+            </w:r>
+            <w:proofErr w:type="spellEnd"/>
+            <w:r>
+              <w:rPr>
+                <w:sz w:val="18"/>
+              </w:rPr>
+              <w:t xml:space="preserve"> </w:t>
+            </w:r>
+            <w:proofErr w:type="spellStart"/>
+            <w:r>
+              <w:rPr>
+                <w:sz w:val="18"/>
+              </w:rPr>
+              <w:t>Comercial</w:t>
+            </w:r>
+            <w:proofErr w:type="spellEnd"/>
+            <w:r>
+              <w:rPr>
+                <w:sz w:val="18"/>
+              </w:rPr>
+              <w:t xml:space="preserve"> y Marketing (</w:t>
+            </w:r>
+            <w:proofErr w:type="spellStart"/>
+            <w:r>
+              <w:rPr>
+                <w:sz w:val="18"/>
+              </w:rPr>
+              <w:t>Comercial</w:t>
+            </w:r>
+            <w:proofErr w:type="spellEnd"/>
+            <w:r>
+              <w:rPr>
+                <w:sz w:val="18"/>
+              </w:rPr>
+              <w:t xml:space="preserve"> y Marketing)</w:t>
             </w:r>
           </w:p>
         </w:tc>
@@ -12736,11 +12879,19 @@
             <w:pPr>
               <w:spacing w:line="240" w:lineRule="auto"/>
             </w:pPr>
+            <w:proofErr w:type="spellStart"/>
             <w:r>
               <w:rPr>
                 <w:sz w:val="18"/>
               </w:rPr>
-              <w:t>Gerente General</w:t>
+              <w:t>Gerente</w:t>
+            </w:r>
+            <w:proofErr w:type="spellEnd"/>
+            <w:r>
+              <w:rPr>
+                <w:sz w:val="18"/>
+              </w:rPr>
+              <w:t xml:space="preserve"> General</w:t>
             </w:r>
           </w:p>
         </w:tc>
@@ -12853,11 +13004,61 @@
             <w:pPr>
               <w:spacing w:line="240" w:lineRule="auto"/>
             </w:pPr>
+            <w:proofErr w:type="spellStart"/>
             <w:r>
               <w:rPr>
                 <w:sz w:val="18"/>
               </w:rPr>
-              <w:t>Encargado de Talento Humano y Planillas (Talento Humano)</w:t>
+              <w:t>Encargado</w:t>
+            </w:r>
+            <w:proofErr w:type="spellEnd"/>
+            <w:r>
+              <w:rPr>
+                <w:sz w:val="18"/>
+              </w:rPr>
+              <w:t xml:space="preserve"> de </w:t>
+            </w:r>
+            <w:proofErr w:type="spellStart"/>
+            <w:r>
+              <w:rPr>
+                <w:sz w:val="18"/>
+              </w:rPr>
+              <w:t>Talento</w:t>
+            </w:r>
+            <w:proofErr w:type="spellEnd"/>
+            <w:r>
+              <w:rPr>
+                <w:sz w:val="18"/>
+              </w:rPr>
+              <w:t xml:space="preserve"> Humano y </w:t>
+            </w:r>
+            <w:proofErr w:type="spellStart"/>
+            <w:r>
+              <w:rPr>
+                <w:sz w:val="18"/>
+              </w:rPr>
+              <w:t>Planillas</w:t>
+            </w:r>
+            <w:proofErr w:type="spellEnd"/>
+            <w:r>
+              <w:rPr>
+                <w:sz w:val="18"/>
+              </w:rPr>
+              <w:t xml:space="preserve"> (</w:t>
+            </w:r>
+            <w:proofErr w:type="spellStart"/>
+            <w:r>
+              <w:rPr>
+                <w:sz w:val="18"/>
+              </w:rPr>
+              <w:t>Talento</w:t>
+            </w:r>
+            <w:proofErr w:type="spellEnd"/>
+            <w:r>
+              <w:rPr>
+                <w:sz w:val="18"/>
+              </w:rPr>
+              <w:t xml:space="preserve"> Humano)</w:t>
             </w:r>
           </w:p>
         </w:tc>
@@ -12869,11 +13070,19 @@
             <w:pPr>
               <w:spacing w:line="240" w:lineRule="auto"/>
             </w:pPr>
+            <w:proofErr w:type="spellStart"/>
             <w:r>
               <w:rPr>
                 <w:sz w:val="18"/>
               </w:rPr>
-              <w:t>Gerente General</w:t>
+              <w:t>Gerente</w:t>
+            </w:r>
+            <w:proofErr w:type="spellEnd"/>
+            <w:r>
+              <w:rPr>
+                <w:sz w:val="18"/>
+              </w:rPr>
+              <w:t xml:space="preserve"> General</w:t>
             </w:r>
           </w:p>
         </w:tc>
@@ -12986,11 +13195,117 @@
             <w:pPr>
               <w:spacing w:line="240" w:lineRule="auto"/>
             </w:pPr>
+            <w:proofErr w:type="spellStart"/>
             <w:r>
               <w:rPr>
                 <w:sz w:val="18"/>
               </w:rPr>
-              <w:t>Encargado de Operaciones, Logística y Servicio al Cliente (Operaciones y Servicio al Cliente)</w:t>
+              <w:t>Encargado</w:t>
+            </w:r>
+            <w:proofErr w:type="spellEnd"/>
+            <w:r>
+              <w:rPr>
+                <w:sz w:val="18"/>
+              </w:rPr>
+              <w:t xml:space="preserve"> de </w:t>
+            </w:r>
+            <w:proofErr w:type="spellStart"/>
+            <w:r>
+              <w:rPr>
+                <w:sz w:val="18"/>
+              </w:rPr>
+              <w:t>Operaciones</w:t>
+            </w:r>
+            <w:proofErr w:type="spellEnd"/>
+            <w:r>
+              <w:rPr>
+                <w:sz w:val="18"/>
+              </w:rPr>
+              <w:t xml:space="preserve">, </w:t>
+            </w:r>
+            <w:proofErr w:type="spellStart"/>
+            <w:r>
+              <w:rPr>
+                <w:sz w:val="18"/>
+              </w:rPr>
+              <w:t>Logística</w:t>
+            </w:r>
+            <w:proofErr w:type="spellEnd"/>
+            <w:r>
+              <w:rPr>
+                <w:sz w:val="18"/>
+              </w:rPr>
+              <w:t xml:space="preserve"> y </w:t>
+            </w:r>
+            <w:proofErr w:type="spellStart"/>
+            <w:r>
+              <w:rPr>
+                <w:sz w:val="18"/>
+              </w:rPr>
+              <w:t>Servicio</w:t>
+            </w:r>
+            <w:proofErr w:type="spellEnd"/>
+            <w:r>
+              <w:rPr>
+                <w:sz w:val="18"/>
+              </w:rPr>
+              <w:t xml:space="preserve"> al </w:t>
+            </w:r>
+            <w:proofErr w:type="spellStart"/>
+            <w:r>
+              <w:rPr>
+                <w:sz w:val="18"/>
+              </w:rPr>
+              <w:t>Cliente</w:t>
+            </w:r>
+            <w:proofErr w:type="spellEnd"/>
+            <w:r>
+              <w:rPr>
+                <w:sz w:val="18"/>
+              </w:rPr>
+              <w:t xml:space="preserve"> (</w:t>
+            </w:r>
+            <w:proofErr w:type="spellStart"/>
+            <w:r>
+              <w:rPr>
+                <w:sz w:val="18"/>
+              </w:rPr>
+              <w:t>Operaciones</w:t>
+            </w:r>
+            <w:proofErr w:type="spellEnd"/>
+            <w:r>
+              <w:rPr>
+                <w:sz w:val="18"/>
+              </w:rPr>
+              <w:t xml:space="preserve"> y </w:t>
+            </w:r>
+            <w:proofErr w:type="spellStart"/>
+            <w:r>
+              <w:rPr>
+                <w:sz w:val="18"/>
+              </w:rPr>
+              <w:t>Servicio</w:t>
+            </w:r>
+            <w:proofErr w:type="spellEnd"/>
+            <w:r>
+              <w:rPr>
+                <w:sz w:val="18"/>
+              </w:rPr>
+              <w:t xml:space="preserve"> al </w:t>
+            </w:r>
+            <w:proofErr w:type="spellStart"/>
+            <w:r>
+              <w:rPr>
+                <w:sz w:val="18"/>
+              </w:rPr>
+              <w:t>Cliente</w:t>
+            </w:r>
+            <w:proofErr w:type="spellEnd"/>
+            <w:r>
+              <w:rPr>
+                <w:sz w:val="18"/>
+              </w:rPr>
+              <w:t>)</w:t>
             </w:r>
           </w:p>
         </w:tc>
@@ -13002,11 +13317,19 @@
             <w:pPr>
               <w:spacing w:line="240" w:lineRule="auto"/>
             </w:pPr>
+            <w:proofErr w:type="spellStart"/>
             <w:r>
               <w:rPr>
                 <w:sz w:val="18"/>
               </w:rPr>
-              <w:t>Gerente General</w:t>
+              <w:t>Gerente</w:t>
+            </w:r>
+            <w:proofErr w:type="spellEnd"/>
+            <w:r>
+              <w:rPr>
+                <w:sz w:val="18"/>
+              </w:rPr>
+              <w:t xml:space="preserve"> General</w:t>
             </w:r>
           </w:p>
         </w:tc>
@@ -13129,7 +13452,7 @@
           <w:lang w:val="es-SV"/>
         </w:rPr>
       </w:pPr>
-      <w:bookmarkStart w:id="76" w:name="_Toc241086323"/>
+      <w:bookmarkStart w:id="76" w:name="_Toc243840187"/>
       <w:r>
         <w:rPr>
           <w:lang w:val="es-SV"/>
@@ -13214,6 +13537,7 @@
               <w:spacing w:line="240" w:lineRule="auto"/>
               <w:jc w:val="center"/>
             </w:pPr>
+            <w:proofErr w:type="spellStart"/>
             <w:r>
               <w:rPr>
                 <w:b/>
@@ -13221,6 +13545,7 @@
               </w:rPr>
               <w:t>Registro</w:t>
             </w:r>
+            <w:proofErr w:type="spellEnd"/>
           </w:p>
         </w:tc>
         <w:tc>
@@ -13261,8 +13586,17 @@
                 <w:b/>
                 <w:sz w:val="20"/>
               </w:rPr>
-              <w:t>Base legal / uso</w:t>
+              <w:t xml:space="preserve">Base legal / </w:t>
             </w:r>
+            <w:proofErr w:type="spellStart"/>
+            <w:r>
+              <w:rPr>
+                <w:b/>
+                <w:sz w:val="20"/>
+              </w:rPr>
+              <w:t>uso</w:t>
+            </w:r>
+            <w:proofErr w:type="spellEnd"/>
           </w:p>
         </w:tc>
       </w:tr>
@@ -13485,11 +13819,19 @@
             <w:pPr>
               <w:spacing w:line="240" w:lineRule="auto"/>
             </w:pPr>
+            <w:proofErr w:type="spellStart"/>
             <w:r>
               <w:rPr>
                 <w:sz w:val="20"/>
               </w:rPr>
-              <w:t>Diario y Mayor</w:t>
+              <w:t>Diario</w:t>
+            </w:r>
+            <w:proofErr w:type="spellEnd"/>
+            <w:r>
+              <w:rPr>
+                <w:sz w:val="20"/>
+              </w:rPr>
+              <w:t xml:space="preserve"> y Mayor</w:t>
             </w:r>
           </w:p>
         </w:tc>
@@ -13505,8 +13847,30 @@
               <w:rPr>
                 <w:sz w:val="20"/>
               </w:rPr>
-              <w:t>Libro contable obligatorio</w:t>
+              <w:t xml:space="preserve">Libro </w:t>
             </w:r>
+            <w:proofErr w:type="spellStart"/>
+            <w:r>
+              <w:rPr>
+                <w:sz w:val="20"/>
+              </w:rPr>
+              <w:t>contable</w:t>
+            </w:r>
+            <w:proofErr w:type="spellEnd"/>
+            <w:r>
+              <w:rPr>
+                <w:sz w:val="20"/>
+              </w:rPr>
+              <w:t xml:space="preserve"> </w:t>
+            </w:r>
+            <w:proofErr w:type="spellStart"/>
+            <w:r>
+              <w:rPr>
+                <w:sz w:val="20"/>
+              </w:rPr>
+              <w:t>obligatorio</w:t>
+            </w:r>
+            <w:proofErr w:type="spellEnd"/>
           </w:p>
         </w:tc>
         <w:tc>
@@ -13574,12 +13938,28 @@
             <w:pPr>
               <w:spacing w:line="240" w:lineRule="auto"/>
             </w:pPr>
+            <w:proofErr w:type="spellStart"/>
             <w:r>
               <w:rPr>
                 <w:sz w:val="20"/>
               </w:rPr>
-              <w:t>Registro contable</w:t>
+              <w:t>Registro</w:t>
             </w:r>
+            <w:proofErr w:type="spellEnd"/>
+            <w:r>
+              <w:rPr>
+                <w:sz w:val="20"/>
+              </w:rPr>
+              <w:t xml:space="preserve"> </w:t>
+            </w:r>
+            <w:proofErr w:type="spellStart"/>
+            <w:r>
+              <w:rPr>
+                <w:sz w:val="20"/>
+              </w:rPr>
+              <w:t>contable</w:t>
+            </w:r>
+            <w:proofErr w:type="spellEnd"/>
           </w:p>
         </w:tc>
         <w:tc>
@@ -13635,11 +14015,19 @@
             <w:pPr>
               <w:spacing w:line="240" w:lineRule="auto"/>
             </w:pPr>
+            <w:proofErr w:type="spellStart"/>
             <w:r>
               <w:rPr>
                 <w:sz w:val="20"/>
               </w:rPr>
-              <w:t xml:space="preserve">Registro </w:t>
+              <w:t>Registro</w:t>
+            </w:r>
+            <w:proofErr w:type="spellEnd"/>
+            <w:r>
+              <w:rPr>
+                <w:sz w:val="20"/>
+              </w:rPr>
+              <w:t xml:space="preserve"> </w:t>
             </w:r>
             <w:proofErr w:type="spellStart"/>
             <w:r>
@@ -13663,7 +14051,21 @@
               <w:rPr>
                 <w:sz w:val="20"/>
               </w:rPr>
-              <w:t>Arts. 139-142 del Código Tributario.</w:t>
+              <w:t xml:space="preserve">Arts. 139-142 del Código </w:t>
+            </w:r>
+            <w:proofErr w:type="spellStart"/>
+            <w:r>
+              <w:rPr>
+                <w:sz w:val="20"/>
+              </w:rPr>
+              <w:t>Tributario</w:t>
+            </w:r>
+            <w:proofErr w:type="spellEnd"/>
+            <w:r>
+              <w:rPr>
+                <w:sz w:val="20"/>
+              </w:rPr>
+              <w:t>.</w:t>
             </w:r>
           </w:p>
         </w:tc>
@@ -13679,12 +14081,20 @@
         <w:keepNext/>
         <w:jc w:val="center"/>
       </w:pPr>
+      <w:proofErr w:type="spellStart"/>
       <w:r>
         <w:rPr>
           <w:b/>
         </w:rPr>
         <w:lastRenderedPageBreak/>
-        <w:t>Apéndice C</w:t>
+        <w:t>Apéndice</w:t>
+      </w:r>
+      <w:proofErr w:type="spellEnd"/>
+      <w:r>
+        <w:rPr>
+          <w:b/>
+        </w:rPr>
+        <w:t xml:space="preserve"> C</w:t>
       </w:r>
     </w:p>
     <w:p>
@@ -13694,7 +14104,7 @@
           <w:lang w:val="es-SV"/>
         </w:rPr>
       </w:pPr>
-      <w:bookmarkStart w:id="77" w:name="_Toc241086324"/>
+      <w:bookmarkStart w:id="77" w:name="_Toc243840188"/>
       <w:r>
         <w:rPr>
           <w:lang w:val="es-SV"/>
@@ -14104,7 +14514,7 @@
     </w:tbl>
     <w:p/>
     <w:sectPr>
-      <w:headerReference w:type="default" r:id="rId11"/>
+      <w:headerReference w:type="default" r:id="rId10"/>
       <w:pgSz w:w="12240" w:h="15840"/>
       <w:pgMar w:top="1440" w:right="1440" w:bottom="1440" w:left="1440" w:header="720" w:footer="720" w:gutter="0"/>
       <w:cols w:space="720"/>
@@ -14115,7 +14525,7 @@
 </file>
 
 <file path=word/endnotes.xml><?xml version="1.0" encoding="utf-8"?>
-<w:endnotes xmlns:wpc="http://schemas.microsoft.com/office/word/2010/wordprocessingCanvas" xmlns:cx="http://schemas.microsoft.com/office/drawing/2014/chartex" xmlns:cx1="http://schemas.microsoft.com/office/drawing/2015/9/8/chartex" xmlns:cx2="http://schemas.microsoft.com/office/drawing/2015/10/21/chartex" xmlns:cx3="http://schemas.microsoft.com/office/drawing/2016/5/9/chartex" xmlns:cx4="http://schemas.microsoft.com/office/drawing/2016/5/10/chartex" xmlns:cx5="http://schemas.microsoft.com/office/drawing/2016/5/11/chartex" xmlns:cx6="http://schemas.microsoft.com/office/drawing/2016/5/12/chartex" xmlns:cx7="http://schemas.microsoft.com/office/drawing/2016/5/13/chartex" xmlns:cx8="http://schemas.microsoft.com/office/drawing/2016/5/14/chartex" xmlns:mc="http://schemas.openxmlformats.org/markup-compatibility/2006" xmlns:aink="http://schemas.microsoft.com/office/drawing/2016/ink" xmlns:am3d="http://schemas.microsoft.com/office/drawing/2017/model3d" xmlns:o="urn:schemas-microsoft-com:office:office" xmlns:oel="http://schemas.microsoft.com/office/2019/extlst" xmlns:r="http://schemas.openxmlformats.org/officeDocument/2006/relationships" xmlns:m="http://schemas.openxmlformats.org/officeDocument/2006/math" xmlns:v="urn:schemas-microsoft-com:vml" xmlns:wp14="http://schemas.microsoft.com/office/word/2010/wordprocessingDrawing" xmlns:wp="http://schemas.openxmlformats.org/drawingml/2006/wordprocessingDrawing" xmlns:w10="urn:schemas-microsoft-com:office:word" xmlns:w="http://schemas.openxmlformats.org/wordprocessingml/2006/main" xmlns:w14="http://schemas.microsoft.com/office/word/2010/wordml" xmlns:w15="http://schemas.microsoft.com/office/word/2012/wordml" xmlns:w16cex="http://schemas.microsoft.com/office/word/2018/wordml/cex" xmlns:w16cid="http://schemas.microsoft.com/office/word/2016/wordml/cid" xmlns:w16="http://schemas.microsoft.com/office/word/2018/wordml" xmlns:w16du="http://schemas.microsoft.com/office/word/2023/wordml/word16du" xmlns:w16sdtdh="http://schemas.microsoft.com/office/word/2020/wordml/sdtdatahash" xmlns:w16sdtfl="http://schemas.microsoft.com/office/word/2024/wordml/sdtformatlock" xmlns:w16se="http://schemas.microsoft.com/office/word/2015/wordml/symex" xmlns:wpg="http://schemas.microsoft.com/office/word/2010/wordprocessingGroup" xmlns:wpi="http://schemas.microsoft.com/office/word/2010/wordprocessingInk" xmlns:wne="http://schemas.microsoft.com/office/word/2006/wordml" xmlns:wps="http://schemas.microsoft.com/office/word/2010/wordprocessingShape" mc:Ignorable="w14 w15 w16se w16cid w16 w16cex w16sdtdh w16sdtfl w16du wp14">
+<w:endnotes xmlns:wpc="http://schemas.microsoft.com/office/word/2010/wordprocessingCanvas" xmlns:cx="http://schemas.microsoft.com/office/drawing/2014/chartex" xmlns:cx1="http://schemas.microsoft.com/office/drawing/2015/9/8/chartex" xmlns:cx2="http://schemas.microsoft.com/office/drawing/2015/10/21/chartex" xmlns:cx3="http://schemas.microsoft.com/office/drawing/2016/5/9/chartex" xmlns:cx4="http://schemas.microsoft.com/office/drawing/2016/5/10/chartex" xmlns:cx5="http://schemas.microsoft.com/office/drawing/2016/5/11/chartex" xmlns:cx6="http://schemas.microsoft.com/office/drawing/2016/5/12/chartex" xmlns:cx7="http://schemas.microsoft.com/office/drawing/2016/5/13/chartex" xmlns:cx8="http://schemas.microsoft.com/office/drawing/2016/5/14/chartex" xmlns:mc="http://schemas.openxmlformats.org/markup-compatibility/2006" xmlns:aink="http://schemas.microsoft.com/office/drawing/2016/ink" xmlns:am3d="http://schemas.microsoft.com/office/drawing/2017/model3d" xmlns:o="urn:schemas-microsoft-com:office:office" xmlns:r="http://schemas.openxmlformats.org/officeDocument/2006/relationships" xmlns:m="http://schemas.openxmlformats.org/officeDocument/2006/math" xmlns:v="urn:schemas-microsoft-com:vml" xmlns:wp14="http://schemas.microsoft.com/office/word/2010/wordprocessingDrawing" xmlns:wp="http://schemas.openxmlformats.org/drawingml/2006/wordprocessingDrawing" xmlns:w10="urn:schemas-microsoft-com:office:word" xmlns:w="http://schemas.openxmlformats.org/wordprocessingml/2006/main" xmlns:w14="http://schemas.microsoft.com/office/word/2010/wordml" xmlns:w15="http://schemas.microsoft.com/office/word/2012/wordml" xmlns:w16cex="http://schemas.microsoft.com/office/word/2018/wordml/cex" xmlns:w16cid="http://schemas.microsoft.com/office/word/2016/wordml/cid" xmlns:w16="http://schemas.microsoft.com/office/word/2018/wordml" xmlns:w16sdtdh="http://schemas.microsoft.com/office/word/2020/wordml/sdtdatahash" xmlns:w16se="http://schemas.microsoft.com/office/word/2015/wordml/symex" xmlns:wpg="http://schemas.microsoft.com/office/word/2010/wordprocessingGroup" xmlns:wpi="http://schemas.microsoft.com/office/word/2010/wordprocessingInk" xmlns:wne="http://schemas.microsoft.com/office/word/2006/wordml" xmlns:wps="http://schemas.microsoft.com/office/word/2010/wordprocessingShape" mc:Ignorable="w14 w15 w16se w16cid w16 w16cex w16sdtdh wp14">
   <w:endnote w:type="separator" w:id="-1">
     <w:p>
       <w:pPr>
@@ -14140,7 +14550,7 @@
 </file>
 
 <file path=word/footnotes.xml><?xml version="1.0" encoding="utf-8"?>
-<w:footnotes xmlns:wpc="http://schemas.microsoft.com/office/word/2010/wordprocessingCanvas" xmlns:cx="http://schemas.microsoft.com/office/drawing/2014/chartex" xmlns:cx1="http://schemas.microsoft.com/office/drawing/2015/9/8/chartex" xmlns:cx2="http://schemas.microsoft.com/office/drawing/2015/10/21/chartex" xmlns:cx3="http://schemas.microsoft.com/office/drawing/2016/5/9/chartex" xmlns:cx4="http://schemas.microsoft.com/office/drawing/2016/5/10/chartex" xmlns:cx5="http://schemas.microsoft.com/office/drawing/2016/5/11/chartex" xmlns:cx6="http://schemas.microsoft.com/office/drawing/2016/5/12/chartex" xmlns:cx7="http://schemas.microsoft.com/office/drawing/2016/5/13/chartex" xmlns:cx8="http://schemas.microsoft.com/office/drawing/2016/5/14/chartex" xmlns:mc="http://schemas.openxmlformats.org/markup-compatibility/2006" xmlns:aink="http://schemas.microsoft.com/office/drawing/2016/ink" xmlns:am3d="http://schemas.microsoft.com/office/drawing/2017/model3d" xmlns:o="urn:schemas-microsoft-com:office:office" xmlns:oel="http://schemas.microsoft.com/office/2019/extlst" xmlns:r="http://schemas.openxmlformats.org/officeDocument/2006/relationships" xmlns:m="http://schemas.openxmlformats.org/officeDocument/2006/math" xmlns:v="urn:schemas-microsoft-com:vml" xmlns:wp14="http://schemas.microsoft.com/office/word/2010/wordprocessingDrawing" xmlns:wp="http://schemas.openxmlformats.org/drawingml/2006/wordprocessingDrawing" xmlns:w10="urn:schemas-microsoft-com:office:word" xmlns:w="http://schemas.openxmlformats.org/wordprocessingml/2006/main" xmlns:w14="http://schemas.microsoft.com/office/word/2010/wordml" xmlns:w15="http://schemas.microsoft.com/office/word/2012/wordml" xmlns:w16cex="http://schemas.microsoft.com/office/word/2018/wordml/cex" xmlns:w16cid="http://schemas.microsoft.com/office/word/2016/wordml/cid" xmlns:w16="http://schemas.microsoft.com/office/word/2018/wordml" xmlns:w16du="http://schemas.microsoft.com/office/word/2023/wordml/word16du" xmlns:w16sdtdh="http://schemas.microsoft.com/office/word/2020/wordml/sdtdatahash" xmlns:w16sdtfl="http://schemas.microsoft.com/office/word/2024/wordml/sdtformatlock" xmlns:w16se="http://schemas.microsoft.com/office/word/2015/wordml/symex" xmlns:wpg="http://schemas.microsoft.com/office/word/2010/wordprocessingGroup" xmlns:wpi="http://schemas.microsoft.com/office/word/2010/wordprocessingInk" xmlns:wne="http://schemas.microsoft.com/office/word/2006/wordml" xmlns:wps="http://schemas.microsoft.com/office/word/2010/wordprocessingShape" mc:Ignorable="w14 w15 w16se w16cid w16 w16cex w16sdtdh w16sdtfl w16du wp14">
+<w:footnotes xmlns:wpc="http://schemas.microsoft.com/office/word/2010/wordprocessingCanvas" xmlns:cx="http://schemas.microsoft.com/office/drawing/2014/chartex" xmlns:cx1="http://schemas.microsoft.com/office/drawing/2015/9/8/chartex" xmlns:cx2="http://schemas.microsoft.com/office/drawing/2015/10/21/chartex" xmlns:cx3="http://schemas.microsoft.com/office/drawing/2016/5/9/chartex" xmlns:cx4="http://schemas.microsoft.com/office/drawing/2016/5/10/chartex" xmlns:cx5="http://schemas.microsoft.com/office/drawing/2016/5/11/chartex" xmlns:cx6="http://schemas.microsoft.com/office/drawing/2016/5/12/chartex" xmlns:cx7="http://schemas.microsoft.com/office/drawing/2016/5/13/chartex" xmlns:cx8="http://schemas.microsoft.com/office/drawing/2016/5/14/chartex" xmlns:mc="http://schemas.openxmlformats.org/markup-compatibility/2006" xmlns:aink="http://schemas.microsoft.com/office/drawing/2016/ink" xmlns:am3d="http://schemas.microsoft.com/office/drawing/2017/model3d" xmlns:o="urn:schemas-microsoft-com:office:office" xmlns:r="http://schemas.openxmlformats.org/officeDocument/2006/relationships" xmlns:m="http://schemas.openxmlformats.org/officeDocument/2006/math" xmlns:v="urn:schemas-microsoft-com:vml" xmlns:wp14="http://schemas.microsoft.com/office/word/2010/wordprocessingDrawing" xmlns:wp="http://schemas.openxmlformats.org/drawingml/2006/wordprocessingDrawing" xmlns:w10="urn:schemas-microsoft-com:office:word" xmlns:w="http://schemas.openxmlformats.org/wordprocessingml/2006/main" xmlns:w14="http://schemas.microsoft.com/office/word/2010/wordml" xmlns:w15="http://schemas.microsoft.com/office/word/2012/wordml" xmlns:w16cex="http://schemas.microsoft.com/office/word/2018/wordml/cex" xmlns:w16cid="http://schemas.microsoft.com/office/word/2016/wordml/cid" xmlns:w16="http://schemas.microsoft.com/office/word/2018/wordml" xmlns:w16sdtdh="http://schemas.microsoft.com/office/word/2020/wordml/sdtdatahash" xmlns:w16se="http://schemas.microsoft.com/office/word/2015/wordml/symex" xmlns:wpg="http://schemas.microsoft.com/office/word/2010/wordprocessingGroup" xmlns:wpi="http://schemas.microsoft.com/office/word/2010/wordprocessingInk" xmlns:wne="http://schemas.microsoft.com/office/word/2006/wordml" xmlns:wps="http://schemas.microsoft.com/office/word/2010/wordprocessingShape" mc:Ignorable="w14 w15 w16se w16cid w16 w16cex w16sdtdh wp14">
   <w:footnote w:type="separator" w:id="-1">
     <w:p>
       <w:pPr>
@@ -14165,36 +14575,18 @@
 </file>
 
 <file path=word/header1.xml><?xml version="1.0" encoding="utf-8"?>
-<w:hdr xmlns:wpc="http://schemas.microsoft.com/office/word/2010/wordprocessingCanvas" xmlns:cx="http://schemas.microsoft.com/office/drawing/2014/chartex" xmlns:cx1="http://schemas.microsoft.com/office/drawing/2015/9/8/chartex" xmlns:cx2="http://schemas.microsoft.com/office/drawing/2015/10/21/chartex" xmlns:cx3="http://schemas.microsoft.com/office/drawing/2016/5/9/chartex" xmlns:cx4="http://schemas.microsoft.com/office/drawing/2016/5/10/chartex" xmlns:cx5="http://schemas.microsoft.com/office/drawing/2016/5/11/chartex" xmlns:cx6="http://schemas.microsoft.com/office/drawing/2016/5/12/chartex" xmlns:cx7="http://schemas.microsoft.com/office/drawing/2016/5/13/chartex" xmlns:cx8="http://schemas.microsoft.com/office/drawing/2016/5/14/chartex" xmlns:mc="http://schemas.openxmlformats.org/markup-compatibility/2006" xmlns:aink="http://schemas.microsoft.com/office/drawing/2016/ink" xmlns:am3d="http://schemas.microsoft.com/office/drawing/2017/model3d" xmlns:o="urn:schemas-microsoft-com:office:office" xmlns:oel="http://schemas.microsoft.com/office/2019/extlst" xmlns:r="http://schemas.openxmlformats.org/officeDocument/2006/relationships" xmlns:m="http://schemas.openxmlformats.org/officeDocument/2006/math" xmlns:v="urn:schemas-microsoft-com:vml" xmlns:wp14="http://schemas.microsoft.com/office/word/2010/wordprocessingDrawing" xmlns:wp="http://schemas.openxmlformats.org/drawingml/2006/wordprocessingDrawing" xmlns:w10="urn:schemas-microsoft-com:office:word" xmlns:w="http://schemas.openxmlformats.org/wordprocessingml/2006/main" xmlns:w14="http://schemas.microsoft.com/office/word/2010/wordml" xmlns:w15="http://schemas.microsoft.com/office/word/2012/wordml" xmlns:w16cex="http://schemas.microsoft.com/office/word/2018/wordml/cex" xmlns:w16cid="http://schemas.microsoft.com/office/word/2016/wordml/cid" xmlns:w16="http://schemas.microsoft.com/office/word/2018/wordml" xmlns:w16du="http://schemas.microsoft.com/office/word/2023/wordml/word16du" xmlns:w16sdtdh="http://schemas.microsoft.com/office/word/2020/wordml/sdtdatahash" xmlns:w16sdtfl="http://schemas.microsoft.com/office/word/2024/wordml/sdtformatlock" xmlns:w16se="http://schemas.microsoft.com/office/word/2015/wordml/symex" xmlns:wpg="http://schemas.microsoft.com/office/word/2010/wordprocessingGroup" xmlns:wpi="http://schemas.microsoft.com/office/word/2010/wordprocessingInk" xmlns:wne="http://schemas.microsoft.com/office/word/2006/wordml" xmlns:wps="http://schemas.microsoft.com/office/word/2010/wordprocessingShape" mc:Ignorable="w14 w15 w16se w16cid w16 w16cex w16sdtdh w16sdtfl w16du wp14">
+<w:hdr xmlns:wpc="http://schemas.microsoft.com/office/word/2010/wordprocessingCanvas" xmlns:cx="http://schemas.microsoft.com/office/drawing/2014/chartex" xmlns:cx1="http://schemas.microsoft.com/office/drawing/2015/9/8/chartex" xmlns:cx2="http://schemas.microsoft.com/office/drawing/2015/10/21/chartex" xmlns:cx3="http://schemas.microsoft.com/office/drawing/2016/5/9/chartex" xmlns:cx4="http://schemas.microsoft.com/office/drawing/2016/5/10/chartex" xmlns:cx5="http://schemas.microsoft.com/office/drawing/2016/5/11/chartex" xmlns:cx6="http://schemas.microsoft.com/office/drawing/2016/5/12/chartex" xmlns:cx7="http://schemas.microsoft.com/office/drawing/2016/5/13/chartex" xmlns:cx8="http://schemas.microsoft.com/office/drawing/2016/5/14/chartex" xmlns:mc="http://schemas.openxmlformats.org/markup-compatibility/2006" xmlns:aink="http://schemas.microsoft.com/office/drawing/2016/ink" xmlns:am3d="http://schemas.microsoft.com/office/drawing/2017/model3d" xmlns:o="urn:schemas-microsoft-com:office:office" xmlns:r="http://schemas.openxmlformats.org/officeDocument/2006/relationships" xmlns:m="http://schemas.openxmlformats.org/officeDocument/2006/math" xmlns:v="urn:schemas-microsoft-com:vml" xmlns:wp14="http://schemas.microsoft.com/office/word/2010/wordprocessingDrawing" xmlns:wp="http://schemas.openxmlformats.org/drawingml/2006/wordprocessingDrawing" xmlns:w10="urn:schemas-microsoft-com:office:word" xmlns:w="http://schemas.openxmlformats.org/wordprocessingml/2006/main" xmlns:w14="http://schemas.microsoft.com/office/word/2010/wordml" xmlns:w15="http://schemas.microsoft.com/office/word/2012/wordml" xmlns:w16cex="http://schemas.microsoft.com/office/word/2018/wordml/cex" xmlns:w16cid="http://schemas.microsoft.com/office/word/2016/wordml/cid" xmlns:w16="http://schemas.microsoft.com/office/word/2018/wordml" xmlns:w16sdtdh="http://schemas.microsoft.com/office/word/2020/wordml/sdtdatahash" xmlns:w16se="http://schemas.microsoft.com/office/word/2015/wordml/symex" xmlns:wpg="http://schemas.microsoft.com/office/word/2010/wordprocessingGroup" xmlns:wpi="http://schemas.microsoft.com/office/word/2010/wordprocessingInk" xmlns:wne="http://schemas.microsoft.com/office/word/2006/wordml" xmlns:wps="http://schemas.microsoft.com/office/word/2010/wordprocessingShape" mc:Ignorable="w14 w15 w16se w16cid w16 w16cex w16sdtdh wp14">
   <w:p>
     <w:pPr>
       <w:pStyle w:val="Encabezado"/>
       <w:jc w:val="right"/>
     </w:pPr>
-    <w:r>
-      <w:fldChar w:fldCharType="begin"/>
-    </w:r>
-    <w:r>
-      <w:instrText xml:space="preserve"> PAGE </w:instrText>
-    </w:r>
-    <w:r>
-      <w:fldChar w:fldCharType="separate"/>
-    </w:r>
-    <w:r>
-      <w:rPr>
-        <w:noProof/>
-      </w:rPr>
-      <w:t>1</w:t>
-    </w:r>
-    <w:r>
-      <w:fldChar w:fldCharType="end"/>
-    </w:r>
   </w:p>
 </w:hdr>
 </file>
 
 <file path=word/numbering.xml><?xml version="1.0" encoding="utf-8"?>
-<w:numbering xmlns:wpc="http://schemas.microsoft.com/office/word/2010/wordprocessingCanvas" xmlns:cx="http://schemas.microsoft.com/office/drawing/2014/chartex" xmlns:cx1="http://schemas.microsoft.com/office/drawing/2015/9/8/chartex" xmlns:cx2="http://schemas.microsoft.com/office/drawing/2015/10/21/chartex" xmlns:cx3="http://schemas.microsoft.com/office/drawing/2016/5/9/chartex" xmlns:cx4="http://schemas.microsoft.com/office/drawing/2016/5/10/chartex" xmlns:cx5="http://schemas.microsoft.com/office/drawing/2016/5/11/chartex" xmlns:cx6="http://schemas.microsoft.com/office/drawing/2016/5/12/chartex" xmlns:cx7="http://schemas.microsoft.com/office/drawing/2016/5/13/chartex" xmlns:cx8="http://schemas.microsoft.com/office/drawing/2016/5/14/chartex" xmlns:mc="http://schemas.openxmlformats.org/markup-compatibility/2006" xmlns:aink="http://schemas.microsoft.com/office/drawing/2016/ink" xmlns:am3d="http://schemas.microsoft.com/office/drawing/2017/model3d" xmlns:o="urn:schemas-microsoft-com:office:office" xmlns:oel="http://schemas.microsoft.com/office/2019/extlst" xmlns:r="http://schemas.openxmlformats.org/officeDocument/2006/relationships" xmlns:m="http://schemas.openxmlformats.org/officeDocument/2006/math" xmlns:v="urn:schemas-microsoft-com:vml" xmlns:wp14="http://schemas.microsoft.com/office/word/2010/wordprocessingDrawing" xmlns:wp="http://schemas.openxmlformats.org/drawingml/2006/wordprocessingDrawing" xmlns:w10="urn:schemas-microsoft-com:office:word" xmlns:w="http://schemas.openxmlformats.org/wordprocessingml/2006/main" xmlns:w14="http://schemas.microsoft.com/office/word/2010/wordml" xmlns:w15="http://schemas.microsoft.com/office/word/2012/wordml" xmlns:w16cex="http://schemas.microsoft.com/office/word/2018/wordml/cex" xmlns:w16cid="http://schemas.microsoft.com/office/word/2016/wordml/cid" xmlns:w16="http://schemas.microsoft.com/office/word/2018/wordml" xmlns:w16du="http://schemas.microsoft.com/office/word/2023/wordml/word16du" xmlns:w16sdtdh="http://schemas.microsoft.com/office/word/2020/wordml/sdtdatahash" xmlns:w16sdtfl="http://schemas.microsoft.com/office/word/2024/wordml/sdtformatlock" xmlns:w16se="http://schemas.microsoft.com/office/word/2015/wordml/symex" xmlns:wpg="http://schemas.microsoft.com/office/word/2010/wordprocessingGroup" xmlns:wpi="http://schemas.microsoft.com/office/word/2010/wordprocessingInk" xmlns:wne="http://schemas.microsoft.com/office/word/2006/wordml" xmlns:wps="http://schemas.microsoft.com/office/word/2010/wordprocessingShape" mc:Ignorable="w14 w15 w16se w16cid w16 w16cex w16sdtdh w16sdtfl w16du wp14">
+<w:numbering xmlns:wpc="http://schemas.microsoft.com/office/word/2010/wordprocessingCanvas" xmlns:cx="http://schemas.microsoft.com/office/drawing/2014/chartex" xmlns:cx1="http://schemas.microsoft.com/office/drawing/2015/9/8/chartex" xmlns:cx2="http://schemas.microsoft.com/office/drawing/2015/10/21/chartex" xmlns:cx3="http://schemas.microsoft.com/office/drawing/2016/5/9/chartex" xmlns:cx4="http://schemas.microsoft.com/office/drawing/2016/5/10/chartex" xmlns:cx5="http://schemas.microsoft.com/office/drawing/2016/5/11/chartex" xmlns:cx6="http://schemas.microsoft.com/office/drawing/2016/5/12/chartex" xmlns:cx7="http://schemas.microsoft.com/office/drawing/2016/5/13/chartex" xmlns:cx8="http://schemas.microsoft.com/office/drawing/2016/5/14/chartex" xmlns:mc="http://schemas.openxmlformats.org/markup-compatibility/2006" xmlns:aink="http://schemas.microsoft.com/office/drawing/2016/ink" xmlns:am3d="http://schemas.microsoft.com/office/drawing/2017/model3d" xmlns:o="urn:schemas-microsoft-com:office:office" xmlns:r="http://schemas.openxmlformats.org/officeDocument/2006/relationships" xmlns:m="http://schemas.openxmlformats.org/officeDocument/2006/math" xmlns:v="urn:schemas-microsoft-com:vml" xmlns:wp14="http://schemas.microsoft.com/office/word/2010/wordprocessingDrawing" xmlns:wp="http://schemas.openxmlformats.org/drawingml/2006/wordprocessingDrawing" xmlns:w10="urn:schemas-microsoft-com:office:word" xmlns:w="http://schemas.openxmlformats.org/wordprocessingml/2006/main" xmlns:w14="http://schemas.microsoft.com/office/word/2010/wordml" xmlns:w15="http://schemas.microsoft.com/office/word/2012/wordml" xmlns:w16cex="http://schemas.microsoft.com/office/word/2018/wordml/cex" xmlns:w16cid="http://schemas.microsoft.com/office/word/2016/wordml/cid" xmlns:w16="http://schemas.microsoft.com/office/word/2018/wordml" xmlns:w16sdtdh="http://schemas.microsoft.com/office/word/2020/wordml/sdtdatahash" xmlns:w16se="http://schemas.microsoft.com/office/word/2015/wordml/symex" xmlns:wpg="http://schemas.microsoft.com/office/word/2010/wordprocessingGroup" xmlns:wpi="http://schemas.microsoft.com/office/word/2010/wordprocessingInk" xmlns:wne="http://schemas.microsoft.com/office/word/2006/wordml" xmlns:wps="http://schemas.microsoft.com/office/word/2010/wordprocessingShape" mc:Ignorable="w14 w15 w16se w16cid w16 w16cex w16sdtdh wp14">
   <w:abstractNum w:abstractNumId="0" w15:restartNumberingAfterBreak="0">
     <w:nsid w:val="FFFFFF7C"/>
     <w:multiLevelType w:val="singleLevel"/>
@@ -14366,38 +14758,38 @@
       </w:rPr>
     </w:lvl>
   </w:abstractNum>
-  <w:num w:numId="1" w16cid:durableId="76635109">
+  <w:num w:numId="1">
     <w:abstractNumId w:val="8"/>
   </w:num>
-  <w:num w:numId="2" w16cid:durableId="2004815352">
+  <w:num w:numId="2">
     <w:abstractNumId w:val="6"/>
   </w:num>
-  <w:num w:numId="3" w16cid:durableId="951936917">
+  <w:num w:numId="3">
     <w:abstractNumId w:val="5"/>
   </w:num>
-  <w:num w:numId="4" w16cid:durableId="1725565909">
+  <w:num w:numId="4">
     <w:abstractNumId w:val="4"/>
   </w:num>
-  <w:num w:numId="5" w16cid:durableId="1464688930">
+  <w:num w:numId="5">
     <w:abstractNumId w:val="7"/>
   </w:num>
-  <w:num w:numId="6" w16cid:durableId="689572091">
+  <w:num w:numId="6">
     <w:abstractNumId w:val="3"/>
   </w:num>
-  <w:num w:numId="7" w16cid:durableId="1300375862">
+  <w:num w:numId="7">
     <w:abstractNumId w:val="2"/>
   </w:num>
-  <w:num w:numId="8" w16cid:durableId="1398046216">
+  <w:num w:numId="8">
     <w:abstractNumId w:val="1"/>
   </w:num>
-  <w:num w:numId="9" w16cid:durableId="1294097021">
+  <w:num w:numId="9">
     <w:abstractNumId w:val="0"/>
   </w:num>
 </w:numbering>
 </file>
 
 <file path=word/styles.xml><?xml version="1.0" encoding="utf-8"?>
-<w:styles xmlns:mc="http://schemas.openxmlformats.org/markup-compatibility/2006" xmlns:r="http://schemas.openxmlformats.org/officeDocument/2006/relationships" xmlns:w="http://schemas.openxmlformats.org/wordprocessingml/2006/main" xmlns:w14="http://schemas.microsoft.com/office/word/2010/wordml" xmlns:w15="http://schemas.microsoft.com/office/word/2012/wordml" xmlns:w16cex="http://schemas.microsoft.com/office/word/2018/wordml/cex" xmlns:w16cid="http://schemas.microsoft.com/office/word/2016/wordml/cid" xmlns:w16="http://schemas.microsoft.com/office/word/2018/wordml" xmlns:w16du="http://schemas.microsoft.com/office/word/2023/wordml/word16du" xmlns:w16sdtdh="http://schemas.microsoft.com/office/word/2020/wordml/sdtdatahash" xmlns:w16sdtfl="http://schemas.microsoft.com/office/word/2024/wordml/sdtformatlock" xmlns:w16se="http://schemas.microsoft.com/office/word/2015/wordml/symex" mc:Ignorable="w14 w15 w16se w16cid w16 w16cex w16sdtdh w16sdtfl w16du">
+<w:styles xmlns:mc="http://schemas.openxmlformats.org/markup-compatibility/2006" xmlns:r="http://schemas.openxmlformats.org/officeDocument/2006/relationships" xmlns:w="http://schemas.openxmlformats.org/wordprocessingml/2006/main" xmlns:w14="http://schemas.microsoft.com/office/word/2010/wordml" xmlns:w15="http://schemas.microsoft.com/office/word/2012/wordml" xmlns:w16cex="http://schemas.microsoft.com/office/word/2018/wordml/cex" xmlns:w16cid="http://schemas.microsoft.com/office/word/2016/wordml/cid" xmlns:w16="http://schemas.microsoft.com/office/word/2018/wordml" xmlns:w16sdtdh="http://schemas.microsoft.com/office/word/2020/wordml/sdtdatahash" xmlns:w16se="http://schemas.microsoft.com/office/word/2015/wordml/symex" mc:Ignorable="w14 w15 w16se w16cid w16 w16cex w16sdtdh">
   <w:docDefaults>
     <w:rPrDefault>
       <w:rPr>
@@ -15003,6 +15395,7 @@
   <w:style w:type="character" w:default="1" w:styleId="Fuentedeprrafopredeter">
     <w:name w:val="Default Paragraph Font"/>
     <w:uiPriority w:val="1"/>
+    <w:semiHidden/>
     <w:unhideWhenUsed/>
   </w:style>
   <w:style w:type="table" w:default="1" w:styleId="Tablanormal">
@@ -15585,7 +15978,7 @@
       <w:szCs w:val="18"/>
     </w:rPr>
   </w:style>
-  <w:style w:type="character" w:styleId="Fuerte">
+  <w:style w:type="character" w:styleId="Textoennegrita">
     <w:name w:val="Strong"/>
     <w:basedOn w:val="Fuentedeprrafopredeter"/>
     <w:uiPriority w:val="22"/>
